--- a/交付成果/第4轮朗读优化版/朗读优化4周版/读书会02_慈心禅修习_4周资料包（朗读优化版）/Word版/第3周_慈心的扩展与四无量心_学员版.docx
+++ b/交付成果/第4轮朗读优化版/朗读优化4周版/读书会02_慈心禅修习_4周资料包（朗读优化版）/Word版/第3周_慈心的扩展与四无量心_学员版.docx
@@ -4,28 +4,35 @@
   <w:body>
     <w:p>
       <w:pPr>
-        <w:spacing w:before="160" w:after="80"/>
-      </w:pPr>
-      <w:r>
-        <w:rPr>
-          <w:rFonts w:ascii="Microsoft YaHei" w:hAnsi="Microsoft YaHei" w:eastAsia="Microsoft YaHei"/>
-          <w:b/>
-          <w:color w:val="1E5631"/>
-          <w:sz w:val="34"/>
-        </w:rPr>
-        <w:t>第3周：慈心的扩展与四无量心（学员版）</w:t>
+        <w:jc w:val="right"/>
+      </w:pPr>
+      <w:r>
+        <w:rPr>
+          <w:color w:val="888888"/>
+          <w:sz w:val="16"/>
+        </w:rPr>
+        <w:t>📅 最近更新：2026-09-22 17:16　|　学员版（第三版修订 · 4周版）</w:t>
       </w:r>
     </w:p>
     <w:p>
       <w:pPr>
-        <w:spacing w:before="160" w:after="80"/>
-      </w:pPr>
-      <w:r>
-        <w:rPr>
-          <w:rFonts w:ascii="Microsoft YaHei" w:hAnsi="Microsoft YaHei" w:eastAsia="Microsoft YaHei"/>
+        <w:jc w:val="center"/>
+      </w:pPr>
+      <w:r>
+        <w:rPr>
           <w:b/>
-          <w:color w:val="1E5631"/>
-          <w:sz w:val="28"/>
+          <w:color w:val="1E4620"/>
+          <w:sz w:val="36"/>
+        </w:rPr>
+        <w:t>第3周：慈心的扩展与四无量心</w:t>
+      </w:r>
+    </w:p>
+    <w:p>
+      <w:r>
+        <w:rPr>
+          <w:b/>
+          <w:color w:val="1E4620"/>
+          <w:sz w:val="26"/>
         </w:rPr>
         <w:t>📋 本周信息卡</w:t>
       </w:r>
@@ -34,7 +41,6 @@
       <w:tblPr>
         <w:tblStyle w:val="TableGrid"/>
         <w:tblW w:type="auto" w:w="0"/>
-        <w:jc w:val="center"/>
         <w:tblLook w:firstColumn="1" w:firstRow="1" w:lastColumn="0" w:lastRow="0" w:noHBand="0" w:noVBand="1" w:val="04A0"/>
       </w:tblPr>
       <w:tblGrid>
@@ -45,17 +51,20 @@
         <w:tc>
           <w:tcPr>
             <w:tcW w:type="dxa" w:w="4819"/>
-            <w:shd w:val="clear" w:color="auto" w:fill="1E5631"/>
+            <w:shd w:val="clear" w:fill="1E4620"/>
           </w:tcPr>
           <w:p>
-            <w:pPr>
-              <w:spacing w:after="20"/>
-            </w:pPr>
             <w:r>
               <w:rPr>
-                <w:b/>
                 <w:color w:val="FFFFFF"/>
-                <w:sz w:val="19"/>
+                <w:sz w:val="18"/>
+              </w:rPr>
+            </w:r>
+            <w:r>
+              <w:rPr>
+                <w:b w:val="0"/>
+                <w:color w:val="FFFFFF"/>
+                <w:sz w:val="18"/>
               </w:rPr>
               <w:t>项目</w:t>
             </w:r>
@@ -64,17 +73,20 @@
         <w:tc>
           <w:tcPr>
             <w:tcW w:type="dxa" w:w="4819"/>
-            <w:shd w:val="clear" w:color="auto" w:fill="1E5631"/>
+            <w:shd w:val="clear" w:fill="1E4620"/>
           </w:tcPr>
           <w:p>
-            <w:pPr>
-              <w:spacing w:after="20"/>
-            </w:pPr>
             <w:r>
               <w:rPr>
-                <w:b/>
                 <w:color w:val="FFFFFF"/>
-                <w:sz w:val="19"/>
+                <w:sz w:val="18"/>
+              </w:rPr>
+            </w:r>
+            <w:r>
+              <w:rPr>
+                <w:b w:val="0"/>
+                <w:color w:val="FFFFFF"/>
+                <w:sz w:val="18"/>
               </w:rPr>
               <w:t>内容</w:t>
             </w:r>
@@ -87,12 +99,15 @@
             <w:tcW w:type="dxa" w:w="4819"/>
           </w:tcPr>
           <w:p>
-            <w:pPr>
-              <w:spacing w:after="20"/>
-            </w:pPr>
             <w:r>
               <w:rPr>
-                <w:sz w:val="19"/>
+                <w:sz w:val="18"/>
+              </w:rPr>
+            </w:r>
+            <w:r>
+              <w:rPr>
+                <w:b w:val="0"/>
+                <w:sz w:val="18"/>
               </w:rPr>
               <w:t>时长</w:t>
             </w:r>
@@ -103,12 +118,15 @@
             <w:tcW w:type="dxa" w:w="4819"/>
           </w:tcPr>
           <w:p>
-            <w:pPr>
-              <w:spacing w:after="20"/>
-            </w:pPr>
             <w:r>
               <w:rPr>
-                <w:sz w:val="19"/>
+                <w:sz w:val="18"/>
+              </w:rPr>
+            </w:r>
+            <w:r>
+              <w:rPr>
+                <w:b w:val="0"/>
+                <w:sz w:val="18"/>
               </w:rPr>
               <w:t>120分钟（4周版 · 9环节）</w:t>
             </w:r>
@@ -119,15 +137,18 @@
         <w:tc>
           <w:tcPr>
             <w:tcW w:type="dxa" w:w="4819"/>
-            <w:shd w:val="clear" w:color="auto" w:fill="F2F2F2"/>
+            <w:shd w:val="clear" w:fill="F2F5FA"/>
           </w:tcPr>
           <w:p>
-            <w:pPr>
-              <w:spacing w:after="20"/>
-            </w:pPr>
             <w:r>
               <w:rPr>
-                <w:sz w:val="19"/>
+                <w:sz w:val="18"/>
+              </w:rPr>
+            </w:r>
+            <w:r>
+              <w:rPr>
+                <w:b w:val="0"/>
+                <w:sz w:val="18"/>
               </w:rPr>
               <w:t>核心问题</w:t>
             </w:r>
@@ -136,15 +157,18 @@
         <w:tc>
           <w:tcPr>
             <w:tcW w:type="dxa" w:w="4819"/>
-            <w:shd w:val="clear" w:color="auto" w:fill="F2F2F2"/>
+            <w:shd w:val="clear" w:fill="F2F5FA"/>
           </w:tcPr>
           <w:p>
-            <w:pPr>
-              <w:spacing w:after="20"/>
-            </w:pPr>
             <w:r>
               <w:rPr>
-                <w:sz w:val="19"/>
+                <w:sz w:val="18"/>
+              </w:rPr>
+            </w:r>
+            <w:r>
+              <w:rPr>
+                <w:b w:val="0"/>
+                <w:sz w:val="18"/>
               </w:rPr>
               <w:t>"破除界限"是什么意思？528种遍满慈怎么算？为什么慈心最高只能证到第三禅？；慈悲喜舍各是什么？它们之间有什么区别？</w:t>
             </w:r>
@@ -157,12 +181,15 @@
             <w:tcW w:type="dxa" w:w="4819"/>
           </w:tcPr>
           <w:p>
-            <w:pPr>
-              <w:spacing w:after="20"/>
-            </w:pPr>
             <w:r>
               <w:rPr>
-                <w:sz w:val="19"/>
+                <w:sz w:val="18"/>
+              </w:rPr>
+            </w:r>
+            <w:r>
+              <w:rPr>
+                <w:b w:val="0"/>
+                <w:sz w:val="18"/>
               </w:rPr>
               <w:t>共读原文</w:t>
             </w:r>
@@ -173,12 +200,15 @@
             <w:tcW w:type="dxa" w:w="4819"/>
           </w:tcPr>
           <w:p>
-            <w:pPr>
-              <w:spacing w:after="20"/>
-            </w:pPr>
             <w:r>
               <w:rPr>
-                <w:sz w:val="19"/>
+                <w:sz w:val="18"/>
+              </w:rPr>
+            </w:r>
+            <w:r>
+              <w:rPr>
+                <w:b w:val="0"/>
+                <w:sz w:val="18"/>
               </w:rPr>
               <w:t>共读原文1：① 第189讲·五盖(三)（PDF课件：遍满慈与528方向）② 如来禅修学体系81（PDF课件：十方散播文）③ 破除界限、528遍满与慈心禅那（《智慧之光》）　｜　共读原文2：① 第90讲·命根2&amp;慈1（PDF课件：四梵住总说）② 第91讲·悲（PDF课件：悲心所）③ 第60课·嫉1&amp;随喜1（PDF课件：喜）④ 如来禅修学体系73（PDF课件：舍）⑤ 如来禅修学体系81（PDF课件：对治总览）</w:t>
             </w:r>
@@ -189,15 +219,18 @@
         <w:tc>
           <w:tcPr>
             <w:tcW w:type="dxa" w:w="4819"/>
-            <w:shd w:val="clear" w:color="auto" w:fill="F2F2F2"/>
+            <w:shd w:val="clear" w:fill="F2F5FA"/>
           </w:tcPr>
           <w:p>
-            <w:pPr>
-              <w:spacing w:after="20"/>
-            </w:pPr>
             <w:r>
               <w:rPr>
-                <w:sz w:val="19"/>
+                <w:sz w:val="18"/>
+              </w:rPr>
+            </w:r>
+            <w:r>
+              <w:rPr>
+                <w:b w:val="0"/>
+                <w:sz w:val="18"/>
               </w:rPr>
               <w:t>本周作业</w:t>
             </w:r>
@@ -206,26 +239,24 @@
         <w:tc>
           <w:tcPr>
             <w:tcW w:type="dxa" w:w="4819"/>
-            <w:shd w:val="clear" w:color="auto" w:fill="F2F2F2"/>
+            <w:shd w:val="clear" w:fill="F2F5FA"/>
           </w:tcPr>
           <w:p>
-            <w:pPr>
-              <w:spacing w:after="20"/>
-            </w:pPr>
+            <w:r>
+              <w:rPr>
+                <w:sz w:val="18"/>
+              </w:rPr>
+            </w:r>
           </w:p>
         </w:tc>
       </w:tr>
     </w:tbl>
     <w:p>
-      <w:pPr>
-        <w:spacing w:before="160" w:after="80"/>
-      </w:pPr>
-      <w:r>
-        <w:rPr>
-          <w:rFonts w:ascii="Microsoft YaHei" w:hAnsi="Microsoft YaHei" w:eastAsia="Microsoft YaHei"/>
+      <w:r>
+        <w:rPr>
           <w:b/>
-          <w:color w:val="1E5631"/>
-          <w:sz w:val="28"/>
+          <w:color w:val="1E4620"/>
+          <w:sz w:val="26"/>
         </w:rPr>
         <w:t>🧘 静心开场（10 min）</w:t>
       </w:r>
@@ -234,3503 +265,3652 @@
       <w:r>
         <w:rPr>
           <w:b/>
-          <w:sz w:val="21"/>
         </w:rPr>
         <w:t>请跟随引导静心</w:t>
       </w:r>
       <w:r>
         <w:rPr>
-          <w:sz w:val="21"/>
+          <w:b w:val="0"/>
         </w:rPr>
         <w:t>：</w:t>
       </w:r>
     </w:p>
     <w:p>
       <w:pPr>
-        <w:spacing w:before="40" w:after="80"/>
-        <w:ind w:left="283"/>
-        <w:shd w:val="clear" w:color="auto" w:fill="EDF6EF"/>
+        <w:ind w:left="170"/>
         <w:pBdr>
-          <w:left w:val="single" w:sz="20" w:space="6" w:color="1E5631"/>
+          <w:left w:val="single" w:sz="18" w:space="4" w:color="1E4620"/>
         </w:pBdr>
-      </w:pPr>
-      <w:r>
-        <w:rPr>
-          <w:sz w:val="20"/>
-        </w:rPr>
-        <w:t>先静坐一分钟。（停顿） 前四周，我们从自己开始，到亲爱的人，到中性人，再到难相处的人。今天我们试试更大的扩展：把慈爱送给那些我们根本不认识的人——公司里没说过话的同事、街上擦肩而过的陌生人、甚至整个世界。</w:t>
+        <w:shd w:val="clear" w:fill="F2F5FA"/>
+      </w:pPr>
+      <w:r>
+        <w:rPr>
+          <w:b w:val="0"/>
+        </w:rPr>
+        <w:t>先静坐一分钟。（停顿）</w:t>
       </w:r>
     </w:p>
     <w:p>
       <w:pPr>
-        <w:spacing w:before="40" w:after="80"/>
-        <w:ind w:left="283"/>
-        <w:shd w:val="clear" w:color="auto" w:fill="EDF6EF"/>
+        <w:ind w:left="170"/>
         <w:pBdr>
-          <w:left w:val="single" w:sz="20" w:space="6" w:color="1E5631"/>
+          <w:left w:val="single" w:sz="18" w:space="4" w:color="1E4620"/>
         </w:pBdr>
-      </w:pPr>
-      <w:r>
-        <w:rPr>
-          <w:sz w:val="20"/>
-        </w:rPr>
-        <w:t xml:space="preserve">💬 </w:t>
-      </w:r>
-      <w:r>
-        <w:rPr>
-          <w:b/>
-          <w:sz w:val="20"/>
-        </w:rPr>
-        <w:t>破冰｜3–5分钟</w:t>
-      </w:r>
-      <w:r>
-        <w:rPr>
-          <w:sz w:val="20"/>
-        </w:rPr>
-        <w:t>：这周，你有没有对完全陌生的人，生出过一点点善意？（比如让路、道谢）</w:t>
+        <w:shd w:val="clear" w:fill="F2F5FA"/>
+      </w:pPr>
+      <w:r>
+        <w:rPr>
+          <w:b w:val="0"/>
+        </w:rPr>
+        <w:t>前四周，我们从自己开始，到亲爱的人，到中性人，再到难相处的人。今天我们试试更大的扩展：把慈爱送给那些我们根本不认识的人——公司里没说过话的同事、街上擦肩而过的陌生人、甚至整个世界。</w:t>
       </w:r>
     </w:p>
     <w:p>
       <w:pPr>
-        <w:spacing w:before="40" w:after="80"/>
-        <w:ind w:left="283"/>
-        <w:shd w:val="clear" w:color="auto" w:fill="EDF6EF"/>
+        <w:ind w:left="170"/>
         <w:pBdr>
-          <w:left w:val="single" w:sz="20" w:space="6" w:color="1E5631"/>
+          <w:left w:val="single" w:sz="18" w:space="4" w:color="1E4620"/>
         </w:pBdr>
-      </w:pPr>
-      <w:r>
-        <w:rPr>
-          <w:sz w:val="20"/>
-        </w:rPr>
-        <w:t xml:space="preserve">🛡️ </w:t>
+        <w:shd w:val="clear" w:fill="F2F5FA"/>
+      </w:pPr>
+      <w:r>
+        <w:rPr>
+          <w:b w:val="0"/>
+        </w:rPr>
+        <w:t xml:space="preserve">💬 </w:t>
       </w:r>
       <w:r>
         <w:rPr>
           <w:b/>
-          <w:sz w:val="20"/>
-        </w:rPr>
-        <w:t>心理安全三约定</w:t>
-      </w:r>
-      <w:r>
-        <w:rPr>
-          <w:sz w:val="20"/>
-        </w:rPr>
-        <w:t xml:space="preserve">（每次开场在心里过一遍）：① </w:t>
-      </w:r>
-      <w:r>
-        <w:rPr>
-          <w:b/>
-          <w:sz w:val="20"/>
-        </w:rPr>
-        <w:t>保密</w:t>
-      </w:r>
-      <w:r>
-        <w:rPr>
-          <w:sz w:val="20"/>
-        </w:rPr>
-        <w:t xml:space="preserve">——这里说的话不出这间屋子；② </w:t>
-      </w:r>
-      <w:r>
-        <w:rPr>
-          <w:b/>
-          <w:sz w:val="20"/>
-        </w:rPr>
-        <w:t>不评判</w:t>
-      </w:r>
-      <w:r>
-        <w:rPr>
-          <w:sz w:val="20"/>
-        </w:rPr>
-        <w:t xml:space="preserve">——不评价任何人的分享，也不急着评价自己；③ </w:t>
-      </w:r>
-      <w:r>
-        <w:rPr>
-          <w:b/>
-          <w:sz w:val="20"/>
-        </w:rPr>
-        <w:t>可随时暂停</w:t>
-      </w:r>
-      <w:r>
-        <w:rPr>
-          <w:sz w:val="20"/>
-        </w:rPr>
-        <w:t>——任何时候觉得不舒服，都可以停下来休息、喝水或离开，不需要解释。</w:t>
+        </w:rPr>
+        <w:t>破冰｜3–5分钟</w:t>
+      </w:r>
+      <w:r>
+        <w:rPr>
+          <w:b w:val="0"/>
+        </w:rPr>
+        <w:t>：这周，你有没有对完全陌生的人，生出过一点点善意？（比如让路、道谢）</w:t>
       </w:r>
     </w:p>
     <w:p>
       <w:pPr>
-        <w:spacing w:before="160" w:after="80"/>
-      </w:pPr>
-      <w:r>
-        <w:rPr>
-          <w:rFonts w:ascii="Microsoft YaHei" w:hAnsi="Microsoft YaHei" w:eastAsia="Microsoft YaHei"/>
+        <w:ind w:left="170"/>
+        <w:pBdr>
+          <w:left w:val="single" w:sz="18" w:space="4" w:color="1E4620"/>
+        </w:pBdr>
+        <w:shd w:val="clear" w:fill="F2F5FA"/>
+      </w:pPr>
+      <w:r>
+        <w:rPr>
+          <w:b w:val="0"/>
+        </w:rPr>
+        <w:t xml:space="preserve">🛡️ </w:t>
+      </w:r>
+      <w:r>
+        <w:rPr>
           <w:b/>
-          <w:color w:val="1E5631"/>
-          <w:sz w:val="28"/>
-        </w:rPr>
-        <w:t>📖 共读原文1（20 min）</w:t>
+        </w:rPr>
+        <w:t>心理安全三约定</w:t>
+      </w:r>
+      <w:r>
+        <w:rPr>
+          <w:b w:val="0"/>
+        </w:rPr>
+        <w:t xml:space="preserve">（每次开场在心里过一遍）：① </w:t>
+      </w:r>
+      <w:r>
+        <w:rPr>
+          <w:b/>
+        </w:rPr>
+        <w:t>保密</w:t>
+      </w:r>
+      <w:r>
+        <w:rPr>
+          <w:b w:val="0"/>
+        </w:rPr>
+        <w:t xml:space="preserve">——这里说的话不出这间屋子；② </w:t>
+      </w:r>
+      <w:r>
+        <w:rPr>
+          <w:b/>
+        </w:rPr>
+        <w:t>不评判</w:t>
+      </w:r>
+      <w:r>
+        <w:rPr>
+          <w:b w:val="0"/>
+        </w:rPr>
+        <w:t xml:space="preserve">——不评价任何人的分享，也不急着评价自己；③ </w:t>
+      </w:r>
+      <w:r>
+        <w:rPr>
+          <w:b/>
+        </w:rPr>
+        <w:t>可随时暂停</w:t>
+      </w:r>
+      <w:r>
+        <w:rPr>
+          <w:b w:val="0"/>
+        </w:rPr>
+        <w:t>——任何时候觉得不舒服，都可以停下来休息、喝水或离开，不需要解释。</w:t>
       </w:r>
     </w:p>
     <w:p>
-      <w:pPr>
-        <w:spacing w:before="40" w:after="80"/>
-        <w:ind w:left="283"/>
-        <w:shd w:val="clear" w:color="auto" w:fill="EDF6EF"/>
-        <w:pBdr>
-          <w:left w:val="single" w:sz="20" w:space="6" w:color="1E5631"/>
-        </w:pBdr>
-      </w:pPr>
-      <w:r>
-        <w:rPr>
-          <w:sz w:val="20"/>
-        </w:rPr>
-        <w:t xml:space="preserve">🎤 </w:t>
-      </w:r>
       <w:r>
         <w:rPr>
           <w:b/>
-          <w:sz w:val="20"/>
-        </w:rPr>
-        <w:t>本周朗读段</w:t>
-      </w:r>
-      <w:r>
-        <w:rPr>
-          <w:sz w:val="20"/>
-        </w:rPr>
-        <w:t>（★核心段落｜约 916 字｜中等稍慢约 5 分钟；本讲共读原文正文合计约 1275 字）：先朗读全部★核心段落；◈扩展段落及补充原文作默读／选读／延伸。</w:t>
+          <w:color w:val="1E4620"/>
+          <w:sz w:val="26"/>
+        </w:rPr>
+        <w:t>📖 共读原文1（20 min）</w:t>
       </w:r>
     </w:p>
     <w:p>
       <w:pPr>
-        <w:spacing w:before="120" w:after="80"/>
-      </w:pPr>
-      <w:r>
-        <w:rPr>
-          <w:rFonts w:ascii="Microsoft YaHei" w:hAnsi="Microsoft YaHei" w:eastAsia="Microsoft YaHei"/>
+        <w:ind w:left="170"/>
+        <w:pBdr>
+          <w:left w:val="single" w:sz="18" w:space="4" w:color="1E4620"/>
+        </w:pBdr>
+        <w:shd w:val="clear" w:fill="F2F5FA"/>
+      </w:pPr>
+      <w:r>
+        <w:rPr>
+          <w:b w:val="0"/>
+        </w:rPr>
+        <w:t xml:space="preserve">🎤 </w:t>
+      </w:r>
+      <w:r>
+        <w:rPr>
           <w:b/>
-          <w:color w:val="1E5631"/>
-          <w:sz w:val="25"/>
-        </w:rPr>
-        <w:t>原文材料①：遍满慈的正确修习方式</w:t>
+        </w:rPr>
+        <w:t>本周朗读段</w:t>
+      </w:r>
+      <w:r>
+        <w:rPr>
+          <w:b w:val="0"/>
+        </w:rPr>
+        <w:t>（★核心段落｜约 916 字｜中等稍慢约 5 分钟；本讲共读原文正文合计约 1275 字）：先朗读全部★核心段落；◈扩展段落及补充原文作默读／选读／延伸。</w:t>
       </w:r>
     </w:p>
     <w:p>
-      <w:pPr>
-        <w:ind w:left="340"/>
-      </w:pPr>
-      <w:r>
-        <w:rPr>
-          <w:color w:val="1E5631"/>
-          <w:sz w:val="21"/>
-        </w:rPr>
-        <w:t xml:space="preserve">• </w:t>
-      </w:r>
-      <w:r>
-        <w:rPr>
-          <w:sz w:val="21"/>
-        </w:rPr>
-        <w:t xml:space="preserve">📌 </w:t>
-      </w:r>
       <w:r>
         <w:rPr>
           <w:b/>
-          <w:sz w:val="21"/>
-        </w:rPr>
-        <w:t>完整原文见《原文全集》第二部分（第189讲）·（二）如何让慈心遍满</w:t>
+          <w:color w:val="1E4620"/>
+          <w:sz w:val="23"/>
+        </w:rPr>
+        <w:t>原文材料①：遍满慈的正确修习方式</w:t>
       </w:r>
     </w:p>
     <w:p>
+      <w:pPr>
+        <w:pStyle w:val="ListBullet"/>
+      </w:pPr>
+      <w:r>
+        <w:rPr>
+          <w:b w:val="0"/>
+        </w:rPr>
+        <w:t xml:space="preserve">📌 </w:t>
+      </w:r>
       <w:r>
         <w:rPr>
           <w:b/>
-          <w:sz w:val="21"/>
-        </w:rPr>
-        <w:t>原文摘录（共读用）——完整原文（复制自《原文全集》第二部分，未作删改）</w:t>
-      </w:r>
-      <w:r>
-        <w:rPr>
-          <w:sz w:val="21"/>
-        </w:rPr>
-        <w:t>：</w:t>
+        </w:rPr>
+        <w:t>完整原文见《原文全集》第二部分（第189讲）·（二）如何让慈心遍满</w:t>
       </w:r>
     </w:p>
     <w:p>
       <w:r>
         <w:rPr>
           <w:b/>
-          <w:sz w:val="21"/>
-        </w:rPr>
-        <w:t>★核心段落（必读）</w:t>
-      </w:r>
-      <w:r>
-        <w:rPr>
-          <w:sz w:val="21"/>
-        </w:rPr>
-        <w:t>【本周朗读段】</w:t>
+        </w:rPr>
+        <w:t>原文摘录（共读用）——完整原文（复制自《原文全集》第二部分，未作删改）</w:t>
+      </w:r>
+      <w:r>
+        <w:rPr>
+          <w:b w:val="0"/>
+        </w:rPr>
+        <w:t>：</w:t>
       </w:r>
     </w:p>
     <w:p>
-      <w:pPr>
-        <w:spacing w:before="40" w:after="80"/>
-        <w:ind w:left="283"/>
-        <w:shd w:val="clear" w:color="auto" w:fill="EDF6EF"/>
-        <w:pBdr>
-          <w:left w:val="single" w:sz="20" w:space="6" w:color="1E5631"/>
-        </w:pBdr>
-      </w:pPr>
       <w:r>
         <w:rPr>
           <w:b/>
-          <w:sz w:val="20"/>
-        </w:rPr>
-        <w:t>（二）如何让慈心遍满</w:t>
+        </w:rPr>
+        <w:t>★核心段落（必读）</w:t>
+      </w:r>
+      <w:r>
+        <w:rPr>
+          <w:b w:val="0"/>
+        </w:rPr>
+        <w:t>【本周朗读段】</w:t>
       </w:r>
     </w:p>
     <w:p>
       <w:pPr>
-        <w:spacing w:before="40" w:after="80"/>
-        <w:ind w:left="283"/>
-        <w:shd w:val="clear" w:color="auto" w:fill="EDF6EF"/>
+        <w:ind w:left="170"/>
         <w:pBdr>
-          <w:left w:val="single" w:sz="20" w:space="6" w:color="1E5631"/>
+          <w:left w:val="single" w:sz="18" w:space="4" w:color="1E4620"/>
         </w:pBdr>
-      </w:pPr>
-      <w:r>
-        <w:rPr>
-          <w:sz w:val="20"/>
-        </w:rPr>
-        <w:t>我们也学习了如何修习慈心遍满，共有五百二十八种遍满慈的修习方式。经常有人说："这人很慈悲"、"我们应该慈悲"、"这个人的慈悲心很强。"但往往会发现有很多人对一类人慈悲，对另一类人无法慈悲；对一类众生慈悲，对另一类众生无法慈悲。比如动物保护者提倡保护老虎，但老虎需要掠食，他们一看到老虎没有吃的就很心痛，而对于被老虎吃的那个动物，却没有想过是否应该被吃，这是慈悲还是不慈悲呢？真正的遍满慈是对一切众生的慈悲。</w:t>
+        <w:shd w:val="clear" w:fill="F2F5FA"/>
+      </w:pPr>
+      <w:r>
+        <w:rPr>
+          <w:b/>
+        </w:rPr>
+        <w:t>（二）如何让慈心遍满</w:t>
       </w:r>
     </w:p>
     <w:p>
-      <w:r>
-        <w:rPr>
-          <w:b/>
-          <w:sz w:val="21"/>
-        </w:rPr>
-        <w:t>★核心段落（必读）</w:t>
-      </w:r>
-      <w:r>
-        <w:rPr>
-          <w:sz w:val="21"/>
-        </w:rPr>
-        <w:t>【本周朗读段】</w:t>
+      <w:pPr>
+        <w:ind w:left="170"/>
+        <w:pBdr>
+          <w:left w:val="single" w:sz="18" w:space="4" w:color="1E4620"/>
+        </w:pBdr>
+        <w:shd w:val="clear" w:fill="F2F5FA"/>
+      </w:pPr>
+      <w:r>
+        <w:rPr>
+          <w:b w:val="0"/>
+        </w:rPr>
+        <w:t>我们也学习了如何修习慈心遍满，共有五百二十八种遍满慈的修习方式。经常有人说："这人很慈悲"、"我们应该慈悲"、"这个人的慈悲心很强。"但往往会发现有很多人对一类人慈悲，对另一类人无法慈悲；对一类众生慈悲，对另一类众生无法慈悲。比如动物保护者提倡保护老虎，但老虎需要掠食，他们一看到老虎没有吃的就很心痛，而对于被老虎吃的那个动物，却没有想过是否应该被吃，这是慈悲还是不慈悲呢？真正的遍满慈是对一切众生的慈悲。</w:t>
       </w:r>
     </w:p>
     <w:p>
-      <w:pPr>
-        <w:spacing w:before="40" w:after="80"/>
-        <w:ind w:left="283"/>
-        <w:shd w:val="clear" w:color="auto" w:fill="EDF6EF"/>
-        <w:pBdr>
-          <w:left w:val="single" w:sz="20" w:space="6" w:color="1E5631"/>
-        </w:pBdr>
-      </w:pPr>
-      <w:r>
-        <w:rPr>
-          <w:sz w:val="20"/>
-        </w:rPr>
-        <w:t>对众生慈悲的修习应从对自己开始，首先能够对自己散播慈爱，然后对自己尊敬的亲人散播慈爱，对普通的朋友、无感的人散播慈爱，对自己不喜欢的、讨厌的乃至于仇敌也能够散播慈爱，再扩展出来到五百二十八个方向的众生，都能够对他们散播慈爱，这才算是慈心修习的圆满。</w:t>
+      <w:r>
+        <w:rPr>
+          <w:b/>
+        </w:rPr>
+        <w:t>★核心段落（必读）</w:t>
+      </w:r>
+      <w:r>
+        <w:rPr>
+          <w:b w:val="0"/>
+        </w:rPr>
+        <w:t>【本周朗读段】</w:t>
       </w:r>
     </w:p>
     <w:p>
-      <w:r>
-        <w:rPr>
-          <w:b/>
-          <w:sz w:val="21"/>
-        </w:rPr>
-        <w:t>◈扩展段落（可选）</w:t>
-      </w:r>
-      <w:r>
-        <w:rPr>
-          <w:sz w:val="21"/>
-        </w:rPr>
-        <w:t>【默读／选读／延伸】</w:t>
+      <w:pPr>
+        <w:ind w:left="170"/>
+        <w:pBdr>
+          <w:left w:val="single" w:sz="18" w:space="4" w:color="1E4620"/>
+        </w:pBdr>
+        <w:shd w:val="clear" w:fill="F2F5FA"/>
+      </w:pPr>
+      <w:r>
+        <w:rPr>
+          <w:b w:val="0"/>
+        </w:rPr>
+        <w:t>对众生慈悲的修习应从对自己开始，首先能够对自己散播慈爱，然后对自己尊敬的亲人散播慈爱，对普通的朋友、无感的人散播慈爱，对自己不喜欢的、讨厌的乃至于仇敌也能够散播慈爱，再扩展出来到五百二十八个方向的众生，都能够对他们散播慈爱，这才算是慈心修习的圆满。</w:t>
       </w:r>
     </w:p>
     <w:p>
-      <w:pPr>
-        <w:spacing w:before="40" w:after="80"/>
-        <w:ind w:left="283"/>
-        <w:shd w:val="clear" w:color="auto" w:fill="EDF6EF"/>
-        <w:pBdr>
-          <w:left w:val="single" w:sz="20" w:space="6" w:color="1E5631"/>
-        </w:pBdr>
-      </w:pPr>
-      <w:r>
-        <w:rPr>
-          <w:sz w:val="20"/>
-        </w:rPr>
-        <w:t>佛教界中，常听人说："你有没有修慈悲心啊？"真正的慈悲心应如此修才算圆满，即使很多修课程修到遍满慈程度的人也会发现：在修慈时感觉比较好，但下坐以后该对谁生气还照样生气，这就是慈心不能持续。</w:t>
+      <w:r>
+        <w:rPr>
+          <w:b/>
+        </w:rPr>
+        <w:t>◈扩展段落（可选）</w:t>
+      </w:r>
+      <w:r>
+        <w:rPr>
+          <w:b w:val="0"/>
+        </w:rPr>
+        <w:t>【默读／选读／延伸】</w:t>
       </w:r>
     </w:p>
     <w:p>
-      <w:r>
-        <w:rPr>
-          <w:b/>
-          <w:sz w:val="21"/>
-        </w:rPr>
-        <w:t>★核心段落（必读）</w:t>
-      </w:r>
-      <w:r>
-        <w:rPr>
-          <w:sz w:val="21"/>
-        </w:rPr>
-        <w:t>【本周朗读段】</w:t>
+      <w:pPr>
+        <w:ind w:left="170"/>
+        <w:pBdr>
+          <w:left w:val="single" w:sz="18" w:space="4" w:color="1E4620"/>
+        </w:pBdr>
+        <w:shd w:val="clear" w:fill="F2F5FA"/>
+      </w:pPr>
+      <w:r>
+        <w:rPr>
+          <w:b w:val="0"/>
+        </w:rPr>
+        <w:t>佛教界中，常听人说："你有没有修慈悲心啊？"真正的慈悲心应如此修才算圆满，即使很多修课程修到遍满慈程度的人也会发现：在修慈时感觉比较好，但下坐以后该对谁生气还照样生气，这就是慈心不能持续。</w:t>
       </w:r>
     </w:p>
     <w:p>
-      <w:pPr>
-        <w:spacing w:before="40" w:after="80"/>
-        <w:ind w:left="283"/>
-        <w:shd w:val="clear" w:color="auto" w:fill="EDF6EF"/>
-        <w:pBdr>
-          <w:left w:val="single" w:sz="20" w:space="6" w:color="1E5631"/>
-        </w:pBdr>
-      </w:pPr>
-      <w:r>
-        <w:rPr>
-          <w:sz w:val="20"/>
-        </w:rPr>
-        <w:t>如何让慈心遍满，且在一切时处都能够生起慈心呢？应于一切时处练习。作为修慈心的人要受持慈心九戒，以慈具之心遍满一切众生类而住，即一整天的行住坐卧都在慈心里面，慈心才能够持续地被生起。</w:t>
+      <w:r>
+        <w:rPr>
+          <w:b/>
+        </w:rPr>
+        <w:t>★核心段落（必读）</w:t>
+      </w:r>
+      <w:r>
+        <w:rPr>
+          <w:b w:val="0"/>
+        </w:rPr>
+        <w:t>【本周朗读段】</w:t>
       </w:r>
     </w:p>
     <w:p>
       <w:pPr>
-        <w:spacing w:before="120" w:after="80"/>
-      </w:pPr>
-      <w:r>
-        <w:rPr>
-          <w:rFonts w:ascii="Microsoft YaHei" w:hAnsi="Microsoft YaHei" w:eastAsia="Microsoft YaHei"/>
-          <w:b/>
-          <w:color w:val="1E5631"/>
-          <w:sz w:val="25"/>
-        </w:rPr>
-        <w:t>原文材料②：向十方众生散播慈爱（念诵文）</w:t>
+        <w:ind w:left="170"/>
+        <w:pBdr>
+          <w:left w:val="single" w:sz="18" w:space="4" w:color="1E4620"/>
+        </w:pBdr>
+        <w:shd w:val="clear" w:fill="F2F5FA"/>
+      </w:pPr>
+      <w:r>
+        <w:rPr>
+          <w:b w:val="0"/>
+        </w:rPr>
+        <w:t>如何让慈心遍满，且在一切时处都能够生起慈心呢？应于一切时处练习。作为修慈心的人要受持慈心九戒，以慈具之心遍满一切众生类而住，即一整天的行住坐卧都在慈心里面，慈心才能够持续地被生起。</w:t>
       </w:r>
     </w:p>
     <w:p>
-      <w:pPr>
-        <w:ind w:left="340"/>
-      </w:pPr>
-      <w:r>
-        <w:rPr>
-          <w:color w:val="1E5631"/>
-          <w:sz w:val="21"/>
-        </w:rPr>
-        <w:t xml:space="preserve">• </w:t>
-      </w:r>
-      <w:r>
-        <w:rPr>
-          <w:sz w:val="21"/>
-        </w:rPr>
-        <w:t xml:space="preserve">📌 </w:t>
-      </w:r>
       <w:r>
         <w:rPr>
           <w:b/>
-          <w:sz w:val="21"/>
-        </w:rPr>
-        <w:t>完整原文见《原文全集》第九部分（天湖寺早晚课诵本）·（三）散播慈爱与发愿（Mettābhāvanā ca Patthanā ca）——十方散播部分</w:t>
-      </w:r>
-      <w:r>
-        <w:rPr>
-          <w:sz w:val="21"/>
-        </w:rPr>
-        <w:t>（十方散播文全文，巴利+中文）</w:t>
+          <w:color w:val="1E4620"/>
+          <w:sz w:val="23"/>
+        </w:rPr>
+        <w:t>原文材料②：向十方众生散播慈爱（念诵文）</w:t>
       </w:r>
     </w:p>
     <w:p>
+      <w:pPr>
+        <w:pStyle w:val="ListBullet"/>
+      </w:pPr>
+      <w:r>
+        <w:rPr>
+          <w:b w:val="0"/>
+        </w:rPr>
+        <w:t xml:space="preserve">📌 </w:t>
+      </w:r>
       <w:r>
         <w:rPr>
           <w:b/>
-          <w:sz w:val="21"/>
-        </w:rPr>
-        <w:t>原文摘录（共读用）——十方散播文（完整原文，复制自《原文全集》第九部分，未作删改）</w:t>
-      </w:r>
-      <w:r>
-        <w:rPr>
-          <w:sz w:val="21"/>
-        </w:rPr>
-        <w:t>：</w:t>
+        </w:rPr>
+        <w:t>完整原文见《原文全集》第九部分（天湖寺早晚课诵本）·（三）散播慈爱与发愿（Mettābhāvanā ca Patthanā ca）——十方散播部分</w:t>
+      </w:r>
+      <w:r>
+        <w:rPr>
+          <w:b w:val="0"/>
+        </w:rPr>
+        <w:t>（十方散播文全文，巴利+中文）</w:t>
       </w:r>
     </w:p>
     <w:p>
       <w:r>
         <w:rPr>
           <w:b/>
-          <w:sz w:val="21"/>
-        </w:rPr>
-        <w:t>★核心段落（必读）</w:t>
-      </w:r>
-      <w:r>
-        <w:rPr>
-          <w:sz w:val="21"/>
-        </w:rPr>
-        <w:t>【本周朗读段】</w:t>
+        </w:rPr>
+        <w:t>原文摘录（共读用）——十方散播文（完整原文，复制自《原文全集》第九部分，未作删改）</w:t>
+      </w:r>
+      <w:r>
+        <w:rPr>
+          <w:b w:val="0"/>
+        </w:rPr>
+        <w:t>：</w:t>
       </w:r>
     </w:p>
     <w:p>
-      <w:pPr>
-        <w:spacing w:before="40" w:after="80"/>
-        <w:ind w:left="283"/>
-        <w:shd w:val="clear" w:color="auto" w:fill="EDF6EF"/>
-        <w:pBdr>
-          <w:left w:val="single" w:sz="20" w:space="6" w:color="1E5631"/>
-        </w:pBdr>
-      </w:pPr>
       <w:r>
         <w:rPr>
           <w:b/>
-          <w:sz w:val="20"/>
-        </w:rPr>
-        <w:t>（三）散播慈爱与发愿（Mettābhāvanā ca Patthanā ca，每晚在结束一天的修行生活前念诵）——十方散播部分</w:t>
+        </w:rPr>
+        <w:t>★核心段落（必读）</w:t>
+      </w:r>
+      <w:r>
+        <w:rPr>
+          <w:b w:val="0"/>
+        </w:rPr>
+        <w:t>【本周朗读段】</w:t>
       </w:r>
     </w:p>
     <w:p>
       <w:pPr>
-        <w:spacing w:before="40" w:after="80"/>
-        <w:ind w:left="283"/>
-        <w:shd w:val="clear" w:color="auto" w:fill="EDF6EF"/>
+        <w:ind w:left="170"/>
         <w:pBdr>
-          <w:left w:val="single" w:sz="20" w:space="6" w:color="1E5631"/>
+          <w:left w:val="single" w:sz="18" w:space="4" w:color="1E4620"/>
         </w:pBdr>
-      </w:pPr>
-      <w:r>
-        <w:rPr>
-          <w:sz w:val="20"/>
-        </w:rPr>
-        <w:t>Sabbe sattā, sabbe pāṇā, sabbe bhūtā, sabbe puggalā, 愿一切有情、一切众生、一切生类、一切个体、 sabbe attabhāvapariyāpannā, sabbā itthiyo, sabbe purisā, 一切拥有自体者；一切女性、一切男性、 sabbe ariyā, sabbe anariyā, sabbe devā, sabbe manussā, sabbe vinipātikā. 一切圣者、一切非圣者、一切诸天、一切人类、一切堕苦处者。 Averā hontu, abyāpajjā hontu, anīghā hontu, sukhī attānaṃ pariharantu. 无怨敌，无瞋害，无恼乱，保持自己的快乐！ Dukkhā muccantu, yathāladdhasampattito māvigacchantu, kammassakā. 脱离诸苦，不失去所得的成就。［他们］是业的所有者！</w:t>
+        <w:shd w:val="clear" w:fill="F2F5FA"/>
+      </w:pPr>
+      <w:r>
+        <w:rPr>
+          <w:b/>
+        </w:rPr>
+        <w:t>（三）散播慈爱与发愿（Mettābhāvanā ca Patthanā ca，每晚在结束一天的修行生活前念诵）——十方散播部分</w:t>
       </w:r>
     </w:p>
     <w:p>
-      <w:r>
-        <w:rPr>
-          <w:b/>
-          <w:sz w:val="21"/>
-        </w:rPr>
-        <w:t>★核心段落（必读）</w:t>
-      </w:r>
-      <w:r>
-        <w:rPr>
-          <w:sz w:val="21"/>
-        </w:rPr>
-        <w:t>【本周朗读段】</w:t>
+      <w:pPr>
+        <w:ind w:left="170"/>
+        <w:pBdr>
+          <w:left w:val="single" w:sz="18" w:space="4" w:color="1E4620"/>
+        </w:pBdr>
+        <w:shd w:val="clear" w:fill="F2F5FA"/>
+      </w:pPr>
+      <w:r>
+        <w:rPr>
+          <w:b w:val="0"/>
+        </w:rPr>
+        <w:t>Sabbe sattā, sabbe pāṇā, sabbe bhūtā, sabbe puggalā,</w:t>
       </w:r>
     </w:p>
     <w:p>
       <w:pPr>
-        <w:spacing w:before="40" w:after="80"/>
-        <w:ind w:left="283"/>
-        <w:shd w:val="clear" w:color="auto" w:fill="EDF6EF"/>
+        <w:ind w:left="170"/>
         <w:pBdr>
-          <w:left w:val="single" w:sz="20" w:space="6" w:color="1E5631"/>
+          <w:left w:val="single" w:sz="18" w:space="4" w:color="1E4620"/>
         </w:pBdr>
-      </w:pPr>
-      <w:r>
-        <w:rPr>
-          <w:sz w:val="20"/>
-        </w:rPr>
-        <w:t>Puratthimāya disāya, pacchimāya disāya, uttarāya disāya, dakkhiṇāya disāya, 愿东方、西方、北方、南方， puratthimāya anudisāya, pacchimāya anudisāya, uttarāya anudisāya, dakkhiṇāya anudisāya, 东南方、西北方、东北方、西南方， heṭṭhimāya disāya, uparimāya disāya. Sabbe sattā, sabbe pāṇā, 下方、上方的一切有情、一切众生、 sabbe bhūtā, sabbe puggalā, sabbe attabhāvapariyāpannā, 一切生类、一切个体、一切拥有自体者； sabbā itthiyo, sabbe purisā, sabbe ariyā, sabbe anariyā, 一切女性、一切男性、一切圣者、一切非圣者、 sabbe devā, sabbe manussā, sabbe vinipātikā. 一切诸天、一切人类、一切堕苦处者。 Averā hontu, abyāpajjā hontu, anīghā hontu, sukhī attānaṃ pariharantu, 无怨敌，无瞋害，无恼乱，保持自己的快乐， Dukkhā muccantu, yathāladdhasampattito māvigacchantu, kammassakā. 脱离诸苦，不失去所得的成就。［他们］是业的所有者！</w:t>
+        <w:shd w:val="clear" w:fill="F2F5FA"/>
+      </w:pPr>
+      <w:r>
+        <w:rPr>
+          <w:b w:val="0"/>
+        </w:rPr>
+        <w:t>愿一切有情、一切众生、一切生类、一切个体、</w:t>
       </w:r>
     </w:p>
     <w:p>
-      <w:r>
-        <w:rPr>
-          <w:b/>
-          <w:sz w:val="21"/>
-        </w:rPr>
-        <w:t>◈扩展段落（可选）</w:t>
-      </w:r>
-      <w:r>
-        <w:rPr>
-          <w:sz w:val="21"/>
-        </w:rPr>
-        <w:t>【默读／选读／延伸】</w:t>
+      <w:pPr>
+        <w:ind w:left="170"/>
+        <w:pBdr>
+          <w:left w:val="single" w:sz="18" w:space="4" w:color="1E4620"/>
+        </w:pBdr>
+        <w:shd w:val="clear" w:fill="F2F5FA"/>
+      </w:pPr>
+      <w:r>
+        <w:rPr>
+          <w:b w:val="0"/>
+        </w:rPr>
+        <w:t>sabbe attabhāvapariyāpannā, sabbā itthiyo, sabbe purisā,</w:t>
       </w:r>
     </w:p>
     <w:p>
       <w:pPr>
-        <w:spacing w:before="40" w:after="80"/>
-        <w:ind w:left="283"/>
-        <w:shd w:val="clear" w:color="auto" w:fill="EDF6EF"/>
+        <w:ind w:left="170"/>
         <w:pBdr>
-          <w:left w:val="single" w:sz="20" w:space="6" w:color="1E5631"/>
+          <w:left w:val="single" w:sz="18" w:space="4" w:color="1E4620"/>
         </w:pBdr>
-      </w:pPr>
-      <w:r>
-        <w:rPr>
-          <w:sz w:val="20"/>
-        </w:rPr>
-        <w:t>Uddhaṃ yāva bhavaggā ca, adho yāva avīcito; 上至有顶天，下至无间狱， Samantā cakkavāḷesu, ye sattā pathavīcarā; 于普轮围界，地上走有情， Abyāpajjā niverā ca, niddukkhā ca' anuppaddavā. 愿无瞋、无怨，无苦及无难！ Uddhaṃ yāva bhavaggā ca, adho yāva avīcito; 上至有顶天，下至无间狱， Samantā cakkavāḷesu, ye sattā udake carā; 于普轮围界，水中游有情， Abyāpajjā niverā ca, niddukkhā ca' anuppaddavā. 愿无瞋、无怨，无苦及无难！ Uddhaṃ yāva bhavaggā ca, adho yāva avīcito; 上至有顶天，下至无间狱， Samantā cakkavāḷesu, ye sattā ākāsecarā; 于普轮围界，空中飞有情， Abyāpajjā niverā ca, niddukkhā ca' anuppaddavā. 愿无瞋、无怨，无苦及无难！</w:t>
+        <w:shd w:val="clear" w:fill="F2F5FA"/>
+      </w:pPr>
+      <w:r>
+        <w:rPr>
+          <w:b w:val="0"/>
+        </w:rPr>
+        <w:t>一切拥有自体者；一切女性、一切男性、</w:t>
       </w:r>
     </w:p>
     <w:p>
       <w:pPr>
-        <w:spacing w:before="120" w:after="80"/>
-      </w:pPr>
-      <w:r>
-        <w:rPr>
-          <w:rFonts w:ascii="Microsoft YaHei" w:hAnsi="Microsoft YaHei" w:eastAsia="Microsoft YaHei"/>
-          <w:b/>
-          <w:color w:val="1E5631"/>
-          <w:sz w:val="25"/>
-        </w:rPr>
-        <w:t>原文材料③：破除界限、528遍满与慈心禅那</w:t>
+        <w:ind w:left="170"/>
+        <w:pBdr>
+          <w:left w:val="single" w:sz="18" w:space="4" w:color="1E4620"/>
+        </w:pBdr>
+        <w:shd w:val="clear" w:fill="F2F5FA"/>
+      </w:pPr>
+      <w:r>
+        <w:rPr>
+          <w:b w:val="0"/>
+        </w:rPr>
+        <w:t>sabbe ariyā, sabbe anariyā, sabbe devā, sabbe manussā, sabbe vinipātikā.</w:t>
       </w:r>
     </w:p>
     <w:p>
-      <w:r>
-        <w:rPr>
-          <w:b/>
-          <w:sz w:val="21"/>
-        </w:rPr>
-        <w:t>★核心段落（必读）</w:t>
-      </w:r>
-      <w:r>
-        <w:rPr>
-          <w:sz w:val="21"/>
-        </w:rPr>
-        <w:t>【本周朗读段】</w:t>
+      <w:pPr>
+        <w:ind w:left="170"/>
+        <w:pBdr>
+          <w:left w:val="single" w:sz="18" w:space="4" w:color="1E4620"/>
+        </w:pBdr>
+        <w:shd w:val="clear" w:fill="F2F5FA"/>
+      </w:pPr>
+      <w:r>
+        <w:rPr>
+          <w:b w:val="0"/>
+        </w:rPr>
+        <w:t>一切圣者、一切非圣者、一切诸天、一切人类、一切堕苦处者。</w:t>
       </w:r>
     </w:p>
     <w:p>
       <w:pPr>
-        <w:spacing w:before="40" w:after="80"/>
-        <w:ind w:left="283"/>
-        <w:shd w:val="clear" w:color="auto" w:fill="EDF6EF"/>
+        <w:ind w:left="170"/>
         <w:pBdr>
-          <w:left w:val="single" w:sz="20" w:space="6" w:color="1E5631"/>
+          <w:left w:val="single" w:sz="18" w:space="4" w:color="1E4620"/>
         </w:pBdr>
-      </w:pPr>
-      <w:r>
-        <w:rPr>
-          <w:sz w:val="20"/>
-        </w:rPr>
-        <w:t>只有在破除界限之后，你才可转修五种"无制限遍满慈"（anodhiso-pharaṇa mettā）及七种"有制限遍满慈"（odhiso-pharaṇa mettā）。在还未破除界限时，若你以"愿一切有情……"的方式来散播慈爱是不能证得慈心禅那的。</w:t>
+        <w:shd w:val="clear" w:fill="F2F5FA"/>
+      </w:pPr>
+      <w:r>
+        <w:rPr>
+          <w:b w:val="0"/>
+        </w:rPr>
+        <w:t>Averā hontu, abyāpajjā hontu, anīghā hontu, sukhī attānaṃ pariharantu.</w:t>
       </w:r>
     </w:p>
     <w:p>
-      <w:r>
-        <w:rPr>
-          <w:sz w:val="21"/>
-        </w:rPr>
-        <w:t>五种无制限遍满慈的对象是：一切有情（sabbe sattā）、一切有息者（sabbe pāṇā）、一切生物（sabbe bhūtā）、一切个人（sabbe puggalā）及一切有生命者（sabbe attabhāvapariyāpanna）。</w:t>
+      <w:pPr>
+        <w:ind w:left="170"/>
+        <w:pBdr>
+          <w:left w:val="single" w:sz="18" w:space="4" w:color="1E4620"/>
+        </w:pBdr>
+        <w:shd w:val="clear" w:fill="F2F5FA"/>
+      </w:pPr>
+      <w:r>
+        <w:rPr>
+          <w:b w:val="0"/>
+        </w:rPr>
+        <w:t>无怨敌，无瞋害，无恼乱，保持自己的快乐！</w:t>
       </w:r>
     </w:p>
     <w:p>
-      <w:r>
-        <w:rPr>
-          <w:sz w:val="21"/>
-        </w:rPr>
-        <w:t>七种有制限遍满慈的对象则是：一切女人（sabbā itthiyo）、一切男人（sabbe purisā）、一切圣者（sabbe ariyā）、一切非圣者（sabbe anariyā）、一切天神（sabbe devā）、一切人（sabbe manussā）、一切恶道众生（sabbe vinipātikā）。在此，"制限"（odhiso）是指限定哪一类众生。</w:t>
+      <w:pPr>
+        <w:ind w:left="170"/>
+        <w:pBdr>
+          <w:left w:val="single" w:sz="18" w:space="4" w:color="1E4620"/>
+        </w:pBdr>
+        <w:shd w:val="clear" w:fill="F2F5FA"/>
+      </w:pPr>
+      <w:r>
+        <w:rPr>
+          <w:b w:val="0"/>
+        </w:rPr>
+        <w:t>Dukkhā muccantu, yathāladdhasampattito māvigacchantu, kammassakā.</w:t>
       </w:r>
     </w:p>
     <w:p>
-      <w:r>
-        <w:rPr>
-          <w:sz w:val="21"/>
-        </w:rPr>
-        <w:t>首先以"愿一切有情没有仇敌，没有内心的痛苦，没有身体上的痛苦，愉快地自珍自重"这四种方式培育慈爱。……由于你已成功破除界限，此时是很容易证得慈心禅那的。以"没有仇敌"的方式修到第三禅后，再逐一以"没有内心的痛苦"、"没有身体上的痛苦"及"愉快地自珍自重"三种方式修到第三禅。你必须逐一地用四种方式散播慈爱给：一切有情、一切有息者、一切生物、一切个人及一切有生命者。如此培育的慈爱名为"无制限慈"……成功修完这五组之后，再进一步修习七种有制限遍满慈……逐一地以上述四种方式散播慈爱给他们，直到都证得第三禅。</w:t>
+      <w:pPr>
+        <w:ind w:left="170"/>
+        <w:pBdr>
+          <w:left w:val="single" w:sz="18" w:space="4" w:color="1E4620"/>
+        </w:pBdr>
+        <w:shd w:val="clear" w:fill="F2F5FA"/>
+      </w:pPr>
+      <w:r>
+        <w:rPr>
+          <w:b w:val="0"/>
+        </w:rPr>
+        <w:t>脱离诸苦，不失去所得的成就。［他们］是业的所有者！</w:t>
       </w:r>
     </w:p>
     <w:p>
       <w:r>
         <w:rPr>
-          <w:sz w:val="21"/>
-        </w:rPr>
-        <w:t>对于五种无制限遍满慈与七种有制限遍满慈，每一种都有四个散播慈爱的方式。因此，对这寺院范围里的众生，一共有四十八个散播慈爱的方式。如此修行成功之后，你可以把范围扩大至二或三间寺院……成功后，再渐次地把范围扩大至一个村子，两个村子，一个市镇……之后再扩大至整个国家，整个地球，三十一界（cakkavāḷa），乃至无边世界（anantacakkavāḷa）。一组的三十一界即是一个世界，而世界是无数的，所以应以四十八种方式把慈爱散播至无边世界。</w:t>
+          <w:b/>
+        </w:rPr>
+        <w:t>★核心段落（必读）</w:t>
+      </w:r>
+      <w:r>
+        <w:rPr>
+          <w:b w:val="0"/>
+        </w:rPr>
+        <w:t>【本周朗读段】</w:t>
       </w:r>
     </w:p>
     <w:p>
-      <w:r>
-        <w:rPr>
-          <w:b/>
-          <w:sz w:val="21"/>
-        </w:rPr>
-        <w:t>◈扩展段落（可选）</w:t>
-      </w:r>
-      <w:r>
-        <w:rPr>
-          <w:sz w:val="21"/>
-        </w:rPr>
-        <w:t>【默读／选读／延伸】</w:t>
+      <w:pPr>
+        <w:ind w:left="170"/>
+        <w:pBdr>
+          <w:left w:val="single" w:sz="18" w:space="4" w:color="1E4620"/>
+        </w:pBdr>
+        <w:shd w:val="clear" w:fill="F2F5FA"/>
+      </w:pPr>
+      <w:r>
+        <w:rPr>
+          <w:b w:val="0"/>
+        </w:rPr>
+        <w:t>Puratthimāya disāya, pacchimāya disāya, uttarāya disāya, dakkhiṇāya disāya,</w:t>
       </w:r>
     </w:p>
     <w:p>
-      <w:r>
-        <w:rPr>
-          <w:sz w:val="21"/>
-        </w:rPr>
-        <w:t>这遍满无边世界一切有情、强有力的慈心称为"遍满"（vipphāra），又名"无量"（aparimāṇa），即慈无量心。……再把慈爱散播至无边世界后，再修习把慈爱向十方散播，即"方向遍满慈"（disā pharaṇa mettā）。先把光照向东方的无边世界，然后以四十八种方式把慈爱散播至东方无边世界的一切众生。之后再以同样的方法把慈爱散播至西方、北方、南方、东南方、西北方、东北方、西南方、下方与上方的无边世界。如是，一共有四百八十种依十个方向散播慈爱的方式。前面已提及四十八种无指定方向地把慈爱散播至无边世界的方式，所以一共有五百二十八种散播慈爱的方式。</w:t>
+      <w:pPr>
+        <w:ind w:left="170"/>
+        <w:pBdr>
+          <w:left w:val="single" w:sz="18" w:space="4" w:color="1E4620"/>
+        </w:pBdr>
+        <w:shd w:val="clear" w:fill="F2F5FA"/>
+      </w:pPr>
+      <w:r>
+        <w:rPr>
+          <w:b w:val="0"/>
+        </w:rPr>
+        <w:t>愿东方、西方、北方、南方，</w:t>
       </w:r>
     </w:p>
     <w:p>
-      <w:r>
-        <w:rPr>
-          <w:b/>
-          <w:sz w:val="21"/>
-        </w:rPr>
-        <w:t>★核心段落（必读）</w:t>
-      </w:r>
-      <w:r>
-        <w:rPr>
-          <w:sz w:val="21"/>
-        </w:rPr>
-        <w:t>【本周朗读段】</w:t>
+      <w:pPr>
+        <w:ind w:left="170"/>
+        <w:pBdr>
+          <w:left w:val="single" w:sz="18" w:space="4" w:color="1E4620"/>
+        </w:pBdr>
+        <w:shd w:val="clear" w:fill="F2F5FA"/>
+      </w:pPr>
+      <w:r>
+        <w:rPr>
+          <w:b w:val="0"/>
+        </w:rPr>
+        <w:t>puratthimāya anudisāya, pacchimāya anudisāya, uttarāya anudisāya, dakkhiṇāya anudisāya,</w:t>
       </w:r>
     </w:p>
     <w:p>
       <w:pPr>
-        <w:spacing w:before="40" w:after="80"/>
-        <w:ind w:left="283"/>
-        <w:shd w:val="clear" w:color="auto" w:fill="EDF6EF"/>
+        <w:ind w:left="170"/>
         <w:pBdr>
-          <w:left w:val="single" w:sz="20" w:space="6" w:color="1E5631"/>
+          <w:left w:val="single" w:sz="18" w:space="4" w:color="1E4620"/>
         </w:pBdr>
-      </w:pPr>
-      <w:r>
-        <w:rPr>
-          <w:sz w:val="20"/>
-        </w:rPr>
-        <w:t>若能够以"愿此善者没有内心的痛苦"的方式专注于有情的概念超过一小时，寻、伺、喜、乐、一境性五禅支就会很清晰地呈现于心，即已证得初禅。……若你曾修习白遍至第四禅，那是很容易更进一步证得慈心第二禅的。只要除去初禅的寻、伺，即能证得第二禅；若再进一步除去第二禅的喜，即能证得只拥有乐与一境性两个禅支的第三禅。修习慈心是不能够证得第四禅的。为什么呢？当心在希望别人"没有仇敌，没有内心的痛苦，没有身体上的痛苦"时，是否能够安住于舍（upekkhā）呢？是不可能的。因此修习慈心只能够证得第三禅。</w:t>
+        <w:shd w:val="clear" w:fill="F2F5FA"/>
+      </w:pPr>
+      <w:r>
+        <w:rPr>
+          <w:b w:val="0"/>
+        </w:rPr>
+        <w:t>东南方、西北方、东北方、西南方，</w:t>
       </w:r>
     </w:p>
     <w:p>
       <w:pPr>
-        <w:spacing w:before="160" w:after="80"/>
-      </w:pPr>
-      <w:r>
-        <w:rPr>
-          <w:rFonts w:ascii="Microsoft YaHei" w:hAnsi="Microsoft YaHei" w:eastAsia="Microsoft YaHei"/>
-          <w:b/>
-          <w:color w:val="1E5631"/>
-          <w:sz w:val="28"/>
-        </w:rPr>
-        <w:t>💬 第一轮分享（10 min）</w:t>
+        <w:ind w:left="170"/>
+        <w:pBdr>
+          <w:left w:val="single" w:sz="18" w:space="4" w:color="1E4620"/>
+        </w:pBdr>
+        <w:shd w:val="clear" w:fill="F2F5FA"/>
+      </w:pPr>
+      <w:r>
+        <w:rPr>
+          <w:b w:val="0"/>
+        </w:rPr>
+        <w:t>heṭṭhimāya disāya, uparimāya disāya. Sabbe sattā, sabbe pāṇā,</w:t>
       </w:r>
     </w:p>
     <w:p>
       <w:pPr>
-        <w:spacing w:before="40" w:after="80"/>
-        <w:ind w:left="283"/>
-        <w:shd w:val="clear" w:color="auto" w:fill="EDF6EF"/>
+        <w:ind w:left="170"/>
         <w:pBdr>
-          <w:left w:val="single" w:sz="20" w:space="6" w:color="1E5631"/>
+          <w:left w:val="single" w:sz="18" w:space="4" w:color="1E4620"/>
         </w:pBdr>
-      </w:pPr>
-      <w:r>
-        <w:rPr>
-          <w:sz w:val="20"/>
-        </w:rPr>
-        <w:t>请大家轮流分享：读到"五百二十八个方向""上至有顶天，下至无间狱"，你心里有什么感觉？会不会觉得心一下子"变大"了？</w:t>
+        <w:shd w:val="clear" w:fill="F2F5FA"/>
+      </w:pPr>
+      <w:r>
+        <w:rPr>
+          <w:b w:val="0"/>
+        </w:rPr>
+        <w:t>下方、上方的一切有情、一切众生、</w:t>
       </w:r>
     </w:p>
     <w:p>
       <w:pPr>
-        <w:spacing w:before="160" w:after="80"/>
-      </w:pPr>
-      <w:r>
-        <w:rPr>
-          <w:rFonts w:ascii="Microsoft YaHei" w:hAnsi="Microsoft YaHei" w:eastAsia="Microsoft YaHei"/>
-          <w:b/>
-          <w:color w:val="1E5631"/>
-          <w:sz w:val="28"/>
-        </w:rPr>
-        <w:t>🎯 第一轮主题讨论（10 min）</w:t>
+        <w:ind w:left="170"/>
+        <w:pBdr>
+          <w:left w:val="single" w:sz="18" w:space="4" w:color="1E4620"/>
+        </w:pBdr>
+        <w:shd w:val="clear" w:fill="F2F5FA"/>
+      </w:pPr>
+      <w:r>
+        <w:rPr>
+          <w:b w:val="0"/>
+        </w:rPr>
+        <w:t>sabbe bhūtā, sabbe puggalā, sabbe attabhāvapariyāpannā,</w:t>
       </w:r>
     </w:p>
     <w:p>
-      <w:r>
-        <w:rPr>
-          <w:b/>
-          <w:sz w:val="21"/>
-        </w:rPr>
-        <w:t>讨论问题（按优先级）</w:t>
-      </w:r>
-      <w:r>
-        <w:rPr>
-          <w:sz w:val="21"/>
-        </w:rPr>
-        <w:t>：</w:t>
+      <w:pPr>
+        <w:ind w:left="170"/>
+        <w:pBdr>
+          <w:left w:val="single" w:sz="18" w:space="4" w:color="1E4620"/>
+        </w:pBdr>
+        <w:shd w:val="clear" w:fill="F2F5FA"/>
+      </w:pPr>
+      <w:r>
+        <w:rPr>
+          <w:b w:val="0"/>
+        </w:rPr>
+        <w:t>一切生类、一切个体、一切拥有自体者；</w:t>
       </w:r>
     </w:p>
     <w:p>
       <w:pPr>
-        <w:ind w:left="340"/>
-      </w:pPr>
-      <w:r>
-        <w:rPr>
-          <w:color w:val="1E5631"/>
-          <w:sz w:val="21"/>
-        </w:rPr>
-        <w:t xml:space="preserve">• </w:t>
-      </w:r>
-      <w:r>
-        <w:rPr>
-          <w:sz w:val="21"/>
-        </w:rPr>
-        <w:t>问题①（★必答，时间不够时只讨论这个）</w:t>
+        <w:ind w:left="170"/>
+        <w:pBdr>
+          <w:left w:val="single" w:sz="18" w:space="4" w:color="1E4620"/>
+        </w:pBdr>
+        <w:shd w:val="clear" w:fill="F2F5FA"/>
+      </w:pPr>
+      <w:r>
+        <w:rPr>
+          <w:b w:val="0"/>
+        </w:rPr>
+        <w:t>sabbā itthiyo, sabbe purisā, sabbe ariyā, sabbe anariyā,</w:t>
       </w:r>
     </w:p>
     <w:p>
       <w:pPr>
-        <w:ind w:left="340"/>
-      </w:pPr>
-      <w:r>
-        <w:rPr>
-          <w:color w:val="1E5631"/>
-          <w:sz w:val="21"/>
-        </w:rPr>
-        <w:t xml:space="preserve">• </w:t>
-      </w:r>
-      <w:r>
-        <w:rPr>
-          <w:sz w:val="21"/>
-        </w:rPr>
-        <w:t>问题②（◈选答）</w:t>
+        <w:ind w:left="170"/>
+        <w:pBdr>
+          <w:left w:val="single" w:sz="18" w:space="4" w:color="1E4620"/>
+        </w:pBdr>
+        <w:shd w:val="clear" w:fill="F2F5FA"/>
+      </w:pPr>
+      <w:r>
+        <w:rPr>
+          <w:b w:val="0"/>
+        </w:rPr>
+        <w:t>一切女性、一切男性、一切圣者、一切非圣者、</w:t>
       </w:r>
     </w:p>
     <w:p>
       <w:pPr>
-        <w:ind w:left="340"/>
-      </w:pPr>
-      <w:r>
-        <w:rPr>
-          <w:color w:val="1E5631"/>
-          <w:sz w:val="21"/>
-        </w:rPr>
-        <w:t xml:space="preserve">• </w:t>
-      </w:r>
-      <w:r>
-        <w:rPr>
-          <w:sz w:val="21"/>
-        </w:rPr>
-        <w:t>问题③（◈选答，时间富余或大家感兴趣时讨论）</w:t>
+        <w:ind w:left="170"/>
+        <w:pBdr>
+          <w:left w:val="single" w:sz="18" w:space="4" w:color="1E4620"/>
+        </w:pBdr>
+        <w:shd w:val="clear" w:fill="F2F5FA"/>
+      </w:pPr>
+      <w:r>
+        <w:rPr>
+          <w:b w:val="0"/>
+        </w:rPr>
+        <w:t>sabbe devā, sabbe manussā, sabbe vinipātikā.</w:t>
       </w:r>
     </w:p>
     <w:p>
       <w:pPr>
-        <w:ind w:left="340"/>
-      </w:pPr>
-      <w:r>
-        <w:rPr>
-          <w:b/>
-          <w:sz w:val="21"/>
-        </w:rPr>
-        <w:t xml:space="preserve">1. </w:t>
-      </w:r>
-      <w:r>
-        <w:rPr>
-          <w:sz w:val="21"/>
-        </w:rPr>
-        <w:t>【问题①★必答】想象一下：对你根本不认识的"一组人"（比如你公司的全体员工）散播慈爱，和对你讨厌的某个人散播慈爱，哪个更容易？为什么？</w:t>
+        <w:ind w:left="170"/>
+        <w:pBdr>
+          <w:left w:val="single" w:sz="18" w:space="4" w:color="1E4620"/>
+        </w:pBdr>
+        <w:shd w:val="clear" w:fill="F2F5FA"/>
+      </w:pPr>
+      <w:r>
+        <w:rPr>
+          <w:b w:val="0"/>
+        </w:rPr>
+        <w:t>一切诸天、一切人类、一切堕苦处者。</w:t>
       </w:r>
     </w:p>
     <w:p>
       <w:pPr>
-        <w:ind w:left="340"/>
-      </w:pPr>
-      <w:r>
-        <w:rPr>
-          <w:b/>
-          <w:sz w:val="21"/>
-        </w:rPr>
-        <w:t xml:space="preserve">2. </w:t>
-      </w:r>
-      <w:r>
-        <w:rPr>
-          <w:sz w:val="21"/>
-        </w:rPr>
-        <w:t>【问题②◈选答】《智慧之光》说"在还未破除界限时，以'愿一切有情……'的方式散播慈爱是不能证得慈心禅那的"——你觉得"破除界限"破的是什么？为什么没破界限就证不了禅那？</w:t>
+        <w:ind w:left="170"/>
+        <w:pBdr>
+          <w:left w:val="single" w:sz="18" w:space="4" w:color="1E4620"/>
+        </w:pBdr>
+        <w:shd w:val="clear" w:fill="F2F5FA"/>
+      </w:pPr>
+      <w:r>
+        <w:rPr>
+          <w:b w:val="0"/>
+        </w:rPr>
+        <w:t>Averā hontu, abyāpajjā hontu, anīghā hontu, sukhī attānaṃ pariharantu,</w:t>
       </w:r>
     </w:p>
     <w:p>
       <w:pPr>
-        <w:ind w:left="340"/>
-      </w:pPr>
-      <w:r>
-        <w:rPr>
-          <w:b/>
-          <w:sz w:val="21"/>
-        </w:rPr>
-        <w:t xml:space="preserve">3. </w:t>
-      </w:r>
-      <w:r>
-        <w:rPr>
-          <w:sz w:val="21"/>
-        </w:rPr>
-        <w:t>【问题③◈选答】528种遍满方式、十方世界、"上至有顶天，下至无间狱"——把所有众生都算进祝福对象，包括你讨厌的、害怕的、不认识的。你愿意吗？心里有没有一丝"不情愿"？</w:t>
+        <w:ind w:left="170"/>
+        <w:pBdr>
+          <w:left w:val="single" w:sz="18" w:space="4" w:color="1E4620"/>
+        </w:pBdr>
+        <w:shd w:val="clear" w:fill="F2F5FA"/>
+      </w:pPr>
+      <w:r>
+        <w:rPr>
+          <w:b w:val="0"/>
+        </w:rPr>
+        <w:t>无怨敌，无瞋害，无恼乱，保持自己的快乐，</w:t>
       </w:r>
     </w:p>
     <w:p>
       <w:pPr>
-        <w:ind w:left="340"/>
-      </w:pPr>
-      <w:r>
-        <w:rPr>
-          <w:b/>
-          <w:sz w:val="21"/>
-        </w:rPr>
-        <w:t xml:space="preserve">4. </w:t>
-      </w:r>
-      <w:r>
-        <w:rPr>
-          <w:sz w:val="21"/>
-        </w:rPr>
-        <w:t>【问题④◈选答】慈心最高只能证到第三禅（因为祝福的心安住不了"舍"），你觉得这说明慈心这种修法的"性格"是什么样的？</w:t>
+        <w:ind w:left="170"/>
+        <w:pBdr>
+          <w:left w:val="single" w:sz="18" w:space="4" w:color="1E4620"/>
+        </w:pBdr>
+        <w:shd w:val="clear" w:fill="F2F5FA"/>
+      </w:pPr>
+      <w:r>
+        <w:rPr>
+          <w:b w:val="0"/>
+        </w:rPr>
+        <w:t>Dukkhā muccantu, yathāladdhasampattito māvigacchantu, kammassakā.</w:t>
       </w:r>
     </w:p>
     <w:p>
       <w:pPr>
-        <w:spacing w:before="40" w:after="80"/>
-        <w:ind w:left="283"/>
-        <w:shd w:val="clear" w:color="auto" w:fill="EDF6EF"/>
+        <w:ind w:left="170"/>
         <w:pBdr>
-          <w:left w:val="single" w:sz="20" w:space="6" w:color="1E5631"/>
+          <w:left w:val="single" w:sz="18" w:space="4" w:color="1E4620"/>
         </w:pBdr>
-      </w:pPr>
-      <w:r>
-        <w:rPr>
-          <w:b/>
-          <w:sz w:val="20"/>
-        </w:rPr>
-        <w:t>分层追问</w:t>
-      </w:r>
-      <w:r>
-        <w:rPr>
-          <w:sz w:val="20"/>
-        </w:rPr>
-        <w:t>（可视时间取用，由浅入深）： - 【现象】把慈心送给「完全不认识的人」，你的第一反应是自然，还是别扭？ - 【影响】如果一个人的善意只给「自己人」，长期下去会怎样？ - 【应对】这周出门时，你可以选哪一个具体时刻（等电梯、排队），来练一练「经过即祝福」？</w:t>
+        <w:shd w:val="clear" w:fill="F2F5FA"/>
+      </w:pPr>
+      <w:r>
+        <w:rPr>
+          <w:b w:val="0"/>
+        </w:rPr>
+        <w:t>脱离诸苦，不失去所得的成就。［他们］是业的所有者！</w:t>
       </w:r>
     </w:p>
     <w:p>
-      <w:pPr>
-        <w:spacing w:before="160" w:after="80"/>
-      </w:pPr>
-      <w:r>
-        <w:rPr>
-          <w:rFonts w:ascii="Microsoft YaHei" w:hAnsi="Microsoft YaHei" w:eastAsia="Microsoft YaHei"/>
+      <w:r>
+        <w:rPr>
           <w:b/>
-          <w:color w:val="1E5631"/>
-          <w:sz w:val="28"/>
-        </w:rPr>
-        <w:t>🧘 禅修练习（15 min）</w:t>
+        </w:rPr>
+        <w:t>◈扩展段落（可选）</w:t>
+      </w:r>
+      <w:r>
+        <w:rPr>
+          <w:b w:val="0"/>
+        </w:rPr>
+        <w:t>【默读／选读／延伸】</w:t>
       </w:r>
     </w:p>
     <w:p>
       <w:pPr>
-        <w:spacing w:before="40" w:after="80"/>
-        <w:ind w:left="283"/>
-        <w:shd w:val="clear" w:color="auto" w:fill="EDF6EF"/>
+        <w:ind w:left="170"/>
         <w:pBdr>
-          <w:left w:val="single" w:sz="20" w:space="6" w:color="1E5631"/>
+          <w:left w:val="single" w:sz="18" w:space="4" w:color="1E4620"/>
         </w:pBdr>
-      </w:pPr>
-      <w:r>
-        <w:rPr>
-          <w:sz w:val="20"/>
-        </w:rPr>
-        <w:t>💡 本周由连续两周合并，含两段禅修练习引导词；时间紧可读其一，或各取前半段（合计约15分钟）。</w:t>
+        <w:shd w:val="clear" w:fill="F2F5FA"/>
+      </w:pPr>
+      <w:r>
+        <w:rPr>
+          <w:b w:val="0"/>
+        </w:rPr>
+        <w:t>Uddhaṃ yāva bhavaggā ca, adho yāva avīcito;</w:t>
       </w:r>
     </w:p>
     <w:p>
       <w:pPr>
-        <w:spacing w:before="40" w:after="80"/>
-        <w:ind w:left="283"/>
-        <w:shd w:val="clear" w:color="auto" w:fill="EDF6EF"/>
+        <w:ind w:left="170"/>
         <w:pBdr>
-          <w:left w:val="single" w:sz="20" w:space="6" w:color="1E5631"/>
+          <w:left w:val="single" w:sz="18" w:space="4" w:color="1E4620"/>
         </w:pBdr>
-      </w:pPr>
-      <w:r>
-        <w:rPr>
-          <w:sz w:val="20"/>
-        </w:rPr>
-        <w:t xml:space="preserve">⚠️ </w:t>
-      </w:r>
-      <w:r>
-        <w:rPr>
-          <w:b/>
-          <w:sz w:val="20"/>
-        </w:rPr>
-        <w:t>禅修禁忌提示</w:t>
-      </w:r>
-      <w:r>
-        <w:rPr>
-          <w:sz w:val="20"/>
-        </w:rPr>
-        <w:t>：若你正处在严重抑郁、焦虑、创伤后应激，或精神类疾病的发作／用药期，或正经历强烈的情绪危机，请先咨询医生或心理师，再决定是否练习；练习中若出现明显不适（如心悸、胸闷、情绪失控），请立即停止，睁开眼睛，把注意力放回呼吸与身体，必要时离场休息。</w:t>
+        <w:shd w:val="clear" w:fill="F2F5FA"/>
+      </w:pPr>
+      <w:r>
+        <w:rPr>
+          <w:b w:val="0"/>
+        </w:rPr>
+        <w:t>上至有顶天，下至无间狱，</w:t>
       </w:r>
     </w:p>
     <w:p>
-      <w:r>
-        <w:rPr>
-          <w:b/>
-          <w:sz w:val="21"/>
-        </w:rPr>
-        <w:t>引导词</w:t>
-      </w:r>
-      <w:r>
-        <w:rPr>
-          <w:sz w:val="21"/>
-        </w:rPr>
-        <w:t>：</w:t>
+      <w:pPr>
+        <w:ind w:left="170"/>
+        <w:pBdr>
+          <w:left w:val="single" w:sz="18" w:space="4" w:color="1E4620"/>
+        </w:pBdr>
+        <w:shd w:val="clear" w:fill="F2F5FA"/>
+      </w:pPr>
+      <w:r>
+        <w:rPr>
+          <w:b w:val="0"/>
+        </w:rPr>
+        <w:t>Samantā cakkavāḷesu, ye sattā pathavīcarā;</w:t>
       </w:r>
     </w:p>
     <w:p>
       <w:pPr>
-        <w:spacing w:before="40" w:after="80"/>
-        <w:ind w:left="283"/>
-        <w:shd w:val="clear" w:color="auto" w:fill="EDF6EF"/>
+        <w:ind w:left="170"/>
         <w:pBdr>
-          <w:left w:val="single" w:sz="20" w:space="6" w:color="1E5631"/>
+          <w:left w:val="single" w:sz="18" w:space="4" w:color="1E4620"/>
         </w:pBdr>
-      </w:pPr>
-      <w:r>
-        <w:rPr>
-          <w:sz w:val="20"/>
-        </w:rPr>
-        <w:t>闭上眼睛，先对自己散播慈爱：愿我快乐，愿我平安，愿我健康。（停顿）</w:t>
+        <w:shd w:val="clear" w:fill="F2F5FA"/>
+      </w:pPr>
+      <w:r>
+        <w:rPr>
+          <w:b w:val="0"/>
+        </w:rPr>
+        <w:t>于普轮围界，地上走有情，</w:t>
       </w:r>
     </w:p>
     <w:p>
       <w:pPr>
-        <w:spacing w:before="40" w:after="80"/>
-        <w:ind w:left="283"/>
-        <w:shd w:val="clear" w:color="auto" w:fill="EDF6EF"/>
+        <w:ind w:left="170"/>
         <w:pBdr>
-          <w:left w:val="single" w:sz="20" w:space="6" w:color="1E5631"/>
+          <w:left w:val="single" w:sz="18" w:space="4" w:color="1E4620"/>
         </w:pBdr>
-      </w:pPr>
-      <w:r>
-        <w:rPr>
-          <w:sz w:val="20"/>
-        </w:rPr>
-        <w:t>现在，把心扩展到你的家人——愿我的家人远离危难，身体健康，内心愉悦，保有快乐。（停顿）</w:t>
+        <w:shd w:val="clear" w:fill="F2F5FA"/>
+      </w:pPr>
+      <w:r>
+        <w:rPr>
+          <w:b w:val="0"/>
+        </w:rPr>
+        <w:t>Abyāpajjā niverā ca, niddukkhā ca' anuppaddavā.</w:t>
       </w:r>
     </w:p>
     <w:p>
       <w:pPr>
-        <w:spacing w:before="40" w:after="80"/>
-        <w:ind w:left="283"/>
-        <w:shd w:val="clear" w:color="auto" w:fill="EDF6EF"/>
+        <w:ind w:left="170"/>
         <w:pBdr>
-          <w:left w:val="single" w:sz="20" w:space="6" w:color="1E5631"/>
+          <w:left w:val="single" w:sz="18" w:space="4" w:color="1E4620"/>
         </w:pBdr>
-      </w:pPr>
-      <w:r>
-        <w:rPr>
-          <w:sz w:val="20"/>
-        </w:rPr>
-        <w:t>扩展到你的同事、朋友——愿我所有的同事、朋友，以及一切有缘的人，远离危难，身体健康，内心愉悦，保有快乐。（停顿）</w:t>
+        <w:shd w:val="clear" w:fill="F2F5FA"/>
+      </w:pPr>
+      <w:r>
+        <w:rPr>
+          <w:b w:val="0"/>
+        </w:rPr>
+        <w:t>愿无瞋、无怨，无苦及无难！</w:t>
       </w:r>
     </w:p>
     <w:p>
       <w:pPr>
-        <w:spacing w:before="40" w:after="80"/>
-        <w:ind w:left="283"/>
-        <w:shd w:val="clear" w:color="auto" w:fill="EDF6EF"/>
+        <w:ind w:left="170"/>
         <w:pBdr>
-          <w:left w:val="single" w:sz="20" w:space="6" w:color="1E5631"/>
+          <w:left w:val="single" w:sz="18" w:space="4" w:color="1E4620"/>
         </w:pBdr>
-      </w:pPr>
-      <w:r>
-        <w:rPr>
-          <w:sz w:val="20"/>
-        </w:rPr>
-        <w:t>扩展到北方的一切众生——愿北方的一切众生，没有危难，身体健康，内心愉悦，保有快乐。 扩展到南方的一切众生——愿南方的一切众生……（停顿，可依次东西方、上下方）</w:t>
+        <w:shd w:val="clear" w:fill="F2F5FA"/>
+      </w:pPr>
+      <w:r>
+        <w:rPr>
+          <w:b w:val="0"/>
+        </w:rPr>
+        <w:t>Uddhaṃ yāva bhavaggā ca, adho yāva avīcito;</w:t>
       </w:r>
     </w:p>
     <w:p>
       <w:pPr>
-        <w:spacing w:before="40" w:after="80"/>
-        <w:ind w:left="283"/>
-        <w:shd w:val="clear" w:color="auto" w:fill="EDF6EF"/>
+        <w:ind w:left="170"/>
         <w:pBdr>
-          <w:left w:val="single" w:sz="20" w:space="6" w:color="1E5631"/>
+          <w:left w:val="single" w:sz="18" w:space="4" w:color="1E4620"/>
         </w:pBdr>
-      </w:pPr>
-      <w:r>
-        <w:rPr>
-          <w:sz w:val="20"/>
-        </w:rPr>
-        <w:t>扩展到十方的一切众生、一切女性、一切男性、一切圣者、一切非圣者、一切诸天、一切人类、一切堕苦处者——愿他们都没有危难，身体健康，内心愉悦，保有快乐。（停顿）</w:t>
+        <w:shd w:val="clear" w:fill="F2F5FA"/>
+      </w:pPr>
+      <w:r>
+        <w:rPr>
+          <w:b w:val="0"/>
+        </w:rPr>
+        <w:t>上至有顶天，下至无间狱，</w:t>
       </w:r>
     </w:p>
     <w:p>
       <w:pPr>
-        <w:spacing w:before="40" w:after="80"/>
-        <w:ind w:left="283"/>
-        <w:shd w:val="clear" w:color="auto" w:fill="EDF6EF"/>
+        <w:ind w:left="170"/>
         <w:pBdr>
-          <w:left w:val="single" w:sz="20" w:space="6" w:color="1E5631"/>
+          <w:left w:val="single" w:sz="18" w:space="4" w:color="1E4620"/>
         </w:pBdr>
-      </w:pPr>
-      <w:r>
-        <w:rPr>
-          <w:sz w:val="20"/>
-        </w:rPr>
-        <w:t>上至有顶天，下至无间狱——地上走的、水里游的、空中飞的一切有情，愿无瞋、无怨，无苦及无难。（停顿）</w:t>
+        <w:shd w:val="clear" w:fill="F2F5FA"/>
+      </w:pPr>
+      <w:r>
+        <w:rPr>
+          <w:b w:val="0"/>
+        </w:rPr>
+        <w:t>Samantā cakkavāḷesu, ye sattā udake carā;</w:t>
       </w:r>
     </w:p>
     <w:p>
       <w:pPr>
-        <w:spacing w:before="40" w:after="80"/>
-        <w:ind w:left="283"/>
-        <w:shd w:val="clear" w:color="auto" w:fill="EDF6EF"/>
+        <w:ind w:left="170"/>
         <w:pBdr>
-          <w:left w:val="single" w:sz="20" w:space="6" w:color="1E5631"/>
+          <w:left w:val="single" w:sz="18" w:space="4" w:color="1E4620"/>
         </w:pBdr>
-      </w:pPr>
-      <w:r>
-        <w:rPr>
-          <w:sz w:val="20"/>
-        </w:rPr>
-        <w:t>最后回到呼吸。愿我快乐，愿一切众生快乐。 好，慢慢睁开眼睛。</w:t>
+        <w:shd w:val="clear" w:fill="F2F5FA"/>
+      </w:pPr>
+      <w:r>
+        <w:rPr>
+          <w:b w:val="0"/>
+        </w:rPr>
+        <w:t>于普轮围界，水中游有情，</w:t>
       </w:r>
     </w:p>
     <w:p>
-      <w:r>
-        <w:rPr>
-          <w:b/>
-          <w:sz w:val="21"/>
-        </w:rPr>
-        <w:t>引导词</w:t>
-      </w:r>
-      <w:r>
-        <w:rPr>
-          <w:sz w:val="21"/>
-        </w:rPr>
-        <w:t>：</w:t>
+      <w:pPr>
+        <w:ind w:left="170"/>
+        <w:pBdr>
+          <w:left w:val="single" w:sz="18" w:space="4" w:color="1E4620"/>
+        </w:pBdr>
+        <w:shd w:val="clear" w:fill="F2F5FA"/>
+      </w:pPr>
+      <w:r>
+        <w:rPr>
+          <w:b w:val="0"/>
+        </w:rPr>
+        <w:t>Abyāpajjā niverā ca, niddukkhā ca' anuppaddavā.</w:t>
       </w:r>
     </w:p>
     <w:p>
       <w:pPr>
-        <w:spacing w:before="40" w:after="80"/>
-        <w:ind w:left="283"/>
-        <w:shd w:val="clear" w:color="auto" w:fill="EDF6EF"/>
+        <w:ind w:left="170"/>
         <w:pBdr>
-          <w:left w:val="single" w:sz="20" w:space="6" w:color="1E5631"/>
+          <w:left w:val="single" w:sz="18" w:space="4" w:color="1E4620"/>
         </w:pBdr>
-      </w:pPr>
-      <w:r>
-        <w:rPr>
-          <w:sz w:val="20"/>
-        </w:rPr>
-        <w:t>闭上眼睛。先对自己散播慈爱：愿我快乐，愿我平安，愿我健康。（停顿）</w:t>
+        <w:shd w:val="clear" w:fill="F2F5FA"/>
+      </w:pPr>
+      <w:r>
+        <w:rPr>
+          <w:b w:val="0"/>
+        </w:rPr>
+        <w:t>愿无瞋、无怨，无苦及无难！</w:t>
       </w:r>
     </w:p>
     <w:p>
       <w:pPr>
-        <w:spacing w:before="40" w:after="80"/>
-        <w:ind w:left="283"/>
-        <w:shd w:val="clear" w:color="auto" w:fill="EDF6EF"/>
+        <w:ind w:left="170"/>
         <w:pBdr>
-          <w:left w:val="single" w:sz="20" w:space="6" w:color="1E5631"/>
+          <w:left w:val="single" w:sz="18" w:space="4" w:color="1E4620"/>
         </w:pBdr>
-      </w:pPr>
-      <w:r>
-        <w:rPr>
-          <w:b/>
-          <w:sz w:val="20"/>
-        </w:rPr>
-        <w:t>慈</w:t>
-      </w:r>
-      <w:r>
-        <w:rPr>
-          <w:sz w:val="20"/>
-        </w:rPr>
-        <w:t>——想一位你关爱的朋友，愿他快乐，愿他平安，愿他健康。（停顿）</w:t>
+        <w:shd w:val="clear" w:fill="F2F5FA"/>
+      </w:pPr>
+      <w:r>
+        <w:rPr>
+          <w:b w:val="0"/>
+        </w:rPr>
+        <w:t>Uddhaṃ yāva bhavaggā ca, adho yāva avīcito;</w:t>
       </w:r>
     </w:p>
     <w:p>
       <w:pPr>
-        <w:spacing w:before="40" w:after="80"/>
-        <w:ind w:left="283"/>
-        <w:shd w:val="clear" w:color="auto" w:fill="EDF6EF"/>
+        <w:ind w:left="170"/>
         <w:pBdr>
-          <w:left w:val="single" w:sz="20" w:space="6" w:color="1E5631"/>
+          <w:left w:val="single" w:sz="18" w:space="4" w:color="1E4620"/>
         </w:pBdr>
-      </w:pPr>
-      <w:r>
-        <w:rPr>
-          <w:b/>
-          <w:sz w:val="20"/>
-        </w:rPr>
-        <w:t>悲</w:t>
-      </w:r>
-      <w:r>
-        <w:rPr>
-          <w:sz w:val="20"/>
-        </w:rPr>
-        <w:t>——想一位正在经历困难的人，或者你看到过的受苦的众生，愿他离苦，愿他不再被痛苦折磨，愿他早日解脱。（停顿）</w:t>
+        <w:shd w:val="clear" w:fill="F2F5FA"/>
+      </w:pPr>
+      <w:r>
+        <w:rPr>
+          <w:b w:val="0"/>
+        </w:rPr>
+        <w:t>上至有顶天，下至无间狱，</w:t>
       </w:r>
     </w:p>
     <w:p>
       <w:pPr>
-        <w:spacing w:before="40" w:after="80"/>
-        <w:ind w:left="283"/>
-        <w:shd w:val="clear" w:color="auto" w:fill="EDF6EF"/>
+        <w:ind w:left="170"/>
         <w:pBdr>
-          <w:left w:val="single" w:sz="20" w:space="6" w:color="1E5631"/>
+          <w:left w:val="single" w:sz="18" w:space="4" w:color="1E4620"/>
         </w:pBdr>
-      </w:pPr>
-      <w:r>
-        <w:rPr>
-          <w:b/>
-          <w:sz w:val="20"/>
-        </w:rPr>
-        <w:t>喜</w:t>
-      </w:r>
-      <w:r>
-        <w:rPr>
-          <w:sz w:val="20"/>
-        </w:rPr>
-        <w:t>——想一位最近取得成就、过得很好的朋友，真心为他高兴，随喜他的成功，愿他越来越好。（停顿）</w:t>
+        <w:shd w:val="clear" w:fill="F2F5FA"/>
+      </w:pPr>
+      <w:r>
+        <w:rPr>
+          <w:b w:val="0"/>
+        </w:rPr>
+        <w:t>Samantā cakkavāḷesu, ye sattā ākāsecarā;</w:t>
       </w:r>
     </w:p>
     <w:p>
       <w:pPr>
-        <w:spacing w:before="40" w:after="80"/>
-        <w:ind w:left="283"/>
-        <w:shd w:val="clear" w:color="auto" w:fill="EDF6EF"/>
+        <w:ind w:left="170"/>
         <w:pBdr>
-          <w:left w:val="single" w:sz="20" w:space="6" w:color="1E5631"/>
+          <w:left w:val="single" w:sz="18" w:space="4" w:color="1E4620"/>
         </w:pBdr>
-      </w:pPr>
-      <w:r>
-        <w:rPr>
-          <w:b/>
-          <w:sz w:val="20"/>
-        </w:rPr>
-        <w:t>舍</w:t>
-      </w:r>
-      <w:r>
-        <w:rPr>
-          <w:sz w:val="20"/>
-        </w:rPr>
-        <w:t>——想一想那些与你无关的人：地铁里的人、路上的人，愿他们各自安好，不执著、不排斥，平等地祝福。（停顿）</w:t>
+        <w:shd w:val="clear" w:fill="F2F5FA"/>
+      </w:pPr>
+      <w:r>
+        <w:rPr>
+          <w:b w:val="0"/>
+        </w:rPr>
+        <w:t>于普轮围界，空中飞有情，</w:t>
       </w:r>
     </w:p>
     <w:p>
       <w:pPr>
-        <w:spacing w:before="40" w:after="80"/>
-        <w:ind w:left="283"/>
-        <w:shd w:val="clear" w:color="auto" w:fill="EDF6EF"/>
+        <w:ind w:left="170"/>
         <w:pBdr>
-          <w:left w:val="single" w:sz="20" w:space="6" w:color="1E5631"/>
+          <w:left w:val="single" w:sz="18" w:space="4" w:color="1E4620"/>
         </w:pBdr>
-      </w:pPr>
-      <w:r>
-        <w:rPr>
-          <w:sz w:val="20"/>
-        </w:rPr>
-        <w:t>最后回到呼吸。愿我快乐，愿一切众生快乐。 好，慢慢睁开眼睛。</w:t>
+        <w:shd w:val="clear" w:fill="F2F5FA"/>
+      </w:pPr>
+      <w:r>
+        <w:rPr>
+          <w:b w:val="0"/>
+        </w:rPr>
+        <w:t>Abyāpajjā niverā ca, niddukkhā ca' anuppaddavā.</w:t>
       </w:r>
     </w:p>
     <w:p>
       <w:pPr>
-        <w:spacing w:before="160" w:after="80"/>
-      </w:pPr>
-      <w:r>
-        <w:rPr>
-          <w:rFonts w:ascii="Microsoft YaHei" w:hAnsi="Microsoft YaHei" w:eastAsia="Microsoft YaHei"/>
-          <w:b/>
-          <w:color w:val="1E5631"/>
-          <w:sz w:val="28"/>
-        </w:rPr>
-        <w:t>📖 共读原文2（20 min）</w:t>
+        <w:ind w:left="170"/>
+        <w:pBdr>
+          <w:left w:val="single" w:sz="18" w:space="4" w:color="1E4620"/>
+        </w:pBdr>
+        <w:shd w:val="clear" w:fill="F2F5FA"/>
+      </w:pPr>
+      <w:r>
+        <w:rPr>
+          <w:b w:val="0"/>
+        </w:rPr>
+        <w:t>愿无瞋、无怨，无苦及无难！</w:t>
       </w:r>
     </w:p>
     <w:p>
-      <w:pPr>
-        <w:spacing w:before="40" w:after="80"/>
-        <w:ind w:left="283"/>
-        <w:shd w:val="clear" w:color="auto" w:fill="EDF6EF"/>
-        <w:pBdr>
-          <w:left w:val="single" w:sz="20" w:space="6" w:color="1E5631"/>
-        </w:pBdr>
-      </w:pPr>
-      <w:r>
-        <w:rPr>
-          <w:sz w:val="20"/>
-        </w:rPr>
-        <w:t xml:space="preserve">🎤 </w:t>
-      </w:r>
       <w:r>
         <w:rPr>
           <w:b/>
-          <w:sz w:val="20"/>
-        </w:rPr>
-        <w:t>本周朗读段</w:t>
-      </w:r>
-      <w:r>
-        <w:rPr>
-          <w:sz w:val="20"/>
-        </w:rPr>
-        <w:t>（★核心段落｜约 496 字｜中等稍慢约 3 分钟；本讲共读原文正文合计约 2161 字）：先朗读全部★核心段落；◈扩展段落及补充原文作默读／选读／延伸。</w:t>
+          <w:color w:val="1E4620"/>
+          <w:sz w:val="23"/>
+        </w:rPr>
+        <w:t>原文材料③：破除界限、528遍满与慈心禅那</w:t>
       </w:r>
     </w:p>
     <w:p>
-      <w:pPr>
-        <w:spacing w:before="120" w:after="80"/>
-      </w:pPr>
-      <w:r>
-        <w:rPr>
-          <w:rFonts w:ascii="Microsoft YaHei" w:hAnsi="Microsoft YaHei" w:eastAsia="Microsoft YaHei"/>
+      <w:r>
+        <w:rPr>
           <w:b/>
-          <w:color w:val="1E5631"/>
-          <w:sz w:val="25"/>
-        </w:rPr>
-        <w:t>原文材料①：四梵住总说——慈悲喜舍</w:t>
+        </w:rPr>
+        <w:t>★核心段落（必读）</w:t>
+      </w:r>
+      <w:r>
+        <w:rPr>
+          <w:b w:val="0"/>
+        </w:rPr>
+        <w:t>【本周朗读段】</w:t>
       </w:r>
     </w:p>
     <w:p>
-      <w:r>
-        <w:rPr>
-          <w:b/>
-          <w:sz w:val="21"/>
-        </w:rPr>
-        <w:t>★核心段落（必读）</w:t>
-      </w:r>
-      <w:r>
-        <w:rPr>
-          <w:sz w:val="21"/>
-        </w:rPr>
-        <w:t>【本周朗读段】</w:t>
+      <w:pPr>
+        <w:ind w:left="170"/>
+        <w:pBdr>
+          <w:left w:val="single" w:sz="18" w:space="4" w:color="1E4620"/>
+        </w:pBdr>
+        <w:shd w:val="clear" w:fill="F2F5FA"/>
+      </w:pPr>
+      <w:r>
+        <w:rPr>
+          <w:b w:val="0"/>
+        </w:rPr>
+        <w:t>只有在破除界限之后，你才可转修五种"无制限遍满慈"（anodhiso-pharaṇa mettā）及七种"有制限遍满慈"（odhiso-pharaṇa mettā）。在还未破除界限时，若你以"愿一切有情……"的方式来散播慈爱是不能证得慈心禅那的。</w:t>
       </w:r>
     </w:p>
     <w:p>
-      <w:pPr>
-        <w:spacing w:before="40" w:after="80"/>
-        <w:ind w:left="283"/>
-        <w:shd w:val="clear" w:color="auto" w:fill="EDF6EF"/>
-        <w:pBdr>
-          <w:left w:val="single" w:sz="20" w:space="6" w:color="1E5631"/>
-        </w:pBdr>
-      </w:pPr>
-      <w:r>
-        <w:rPr>
-          <w:b/>
-          <w:sz w:val="20"/>
-        </w:rPr>
-        <w:t>慈悲喜舍的定义</w:t>
+      <w:r>
+        <w:rPr>
+          <w:b w:val="0"/>
+        </w:rPr>
+        <w:t>五种无制限遍满慈的对象是：一切有情（sabbe sattā）、一切有息者（sabbe pāṇā）、一切生物（sabbe bhūtā）、一切个人（sabbe puggalā）及一切有生命者（sabbe attabhāvapariyāpanna）。</w:t>
       </w:r>
     </w:p>
     <w:p>
-      <w:pPr>
-        <w:spacing w:before="40" w:after="80"/>
-        <w:ind w:left="283"/>
-        <w:shd w:val="clear" w:color="auto" w:fill="EDF6EF"/>
-        <w:pBdr>
-          <w:left w:val="single" w:sz="20" w:space="6" w:color="1E5631"/>
-        </w:pBdr>
-      </w:pPr>
-      <w:r>
-        <w:rPr>
-          <w:sz w:val="20"/>
-        </w:rPr>
-        <w:t>"慈悲喜舍"其实它是指在我们的心流里面，也就是在我们的心的素质里面，你存有要促进众生的利益的倾向那是</w:t>
-      </w:r>
-      <w:r>
-        <w:rPr>
-          <w:b/>
-          <w:sz w:val="20"/>
-        </w:rPr>
-        <w:t>慈</w:t>
-      </w:r>
-      <w:r>
-        <w:rPr>
-          <w:sz w:val="20"/>
-        </w:rPr>
-        <w:t>；想拔除众生的痛苦，这是</w:t>
-      </w:r>
-      <w:r>
-        <w:rPr>
-          <w:b/>
-          <w:sz w:val="20"/>
-        </w:rPr>
-        <w:t>悲</w:t>
-      </w:r>
-      <w:r>
-        <w:rPr>
-          <w:sz w:val="20"/>
-        </w:rPr>
-        <w:t>；你随喜众生的成就，这是</w:t>
-      </w:r>
-      <w:r>
-        <w:rPr>
-          <w:b/>
-          <w:sz w:val="20"/>
-        </w:rPr>
-        <w:t>喜</w:t>
-      </w:r>
-      <w:r>
-        <w:rPr>
-          <w:sz w:val="20"/>
-        </w:rPr>
-        <w:t>；你以中捨的态度对待所有的众生，这是</w:t>
-      </w:r>
-      <w:r>
-        <w:rPr>
-          <w:b/>
-          <w:sz w:val="20"/>
-        </w:rPr>
-        <w:t>捨</w:t>
-      </w:r>
-      <w:r>
-        <w:rPr>
-          <w:sz w:val="20"/>
-        </w:rPr>
-        <w:t>，这四种高尚的素质，我们被称为"慈悲喜舍"。</w:t>
+      <w:r>
+        <w:rPr>
+          <w:b w:val="0"/>
+        </w:rPr>
+        <w:t>七种有制限遍满慈的对象则是：一切女人（sabbā itthiyo）、一切男人（sabbe purisā）、一切圣者（sabbe ariyā）、一切非圣者（sabbe anariyā）、一切天神（sabbe devā）、一切人（sabbe manussā）、一切恶道众生（sabbe vinipātikā）。在此，"制限"（odhiso）是指限定哪一类众生。</w:t>
       </w:r>
     </w:p>
     <w:p>
       <w:r>
         <w:rPr>
-          <w:b/>
-          <w:sz w:val="21"/>
-        </w:rPr>
-        <w:t>★核心段落（必读）</w:t>
-      </w:r>
-      <w:r>
-        <w:rPr>
-          <w:sz w:val="21"/>
-        </w:rPr>
-        <w:t>【本周朗读段】</w:t>
+          <w:b w:val="0"/>
+        </w:rPr>
+        <w:t>首先以"愿一切有情没有仇敌，没有内心的痛苦，没有身体上的痛苦，愉快地自珍自重"这四种方式培育慈爱。……由于你已成功破除界限，此时是很容易证得慈心禅那的。以"没有仇敌"的方式修到第三禅后，再逐一以"没有内心的痛苦"、"没有身体上的痛苦"及"愉快地自珍自重"三种方式修到第三禅。你必须逐一地用四种方式散播慈爱给：一切有情、一切有息者、一切生物、一切个人及一切有生命者。如此培育的慈爱名为"无制限慈"……成功修完这五组之后，再进一步修习七种有制限遍满慈……逐一地以上述四种方式散播慈爱给他们，直到都证得第三禅。</w:t>
       </w:r>
     </w:p>
     <w:p>
-      <w:pPr>
-        <w:spacing w:before="40" w:after="80"/>
-        <w:ind w:left="283"/>
-        <w:shd w:val="clear" w:color="auto" w:fill="EDF6EF"/>
-        <w:pBdr>
-          <w:left w:val="single" w:sz="20" w:space="6" w:color="1E5631"/>
-        </w:pBdr>
-      </w:pPr>
-      <w:r>
-        <w:rPr>
-          <w:b/>
-          <w:sz w:val="20"/>
-        </w:rPr>
-        <w:t>两种层次</w:t>
+      <w:r>
+        <w:rPr>
+          <w:b w:val="0"/>
+        </w:rPr>
+        <w:t>对于五种无制限遍满慈与七种有制限遍满慈，每一种都有四个散播慈爱的方式。因此，对这寺院范围里的众生，一共有四十八个散播慈爱的方式。如此修行成功之后，你可以把范围扩大至二或三间寺院……成功后，再渐次地把范围扩大至一个村子，两个村子，一个市镇……之后再扩大至整个国家，整个地球，三十一界（cakkavāḷa），乃至无边世界（anantacakkavāḷa）。一组的三十一界即是一个世界，而世界是无数的，所以应以四十八种方式把慈爱散播至无边世界。</w:t>
       </w:r>
     </w:p>
     <w:p>
-      <w:pPr>
-        <w:spacing w:before="40" w:after="80"/>
-        <w:ind w:left="283"/>
-        <w:shd w:val="clear" w:color="auto" w:fill="EDF6EF"/>
-        <w:pBdr>
-          <w:left w:val="single" w:sz="20" w:space="6" w:color="1E5631"/>
-        </w:pBdr>
-      </w:pPr>
-      <w:r>
-        <w:rPr>
-          <w:sz w:val="20"/>
-        </w:rPr>
-        <w:t>这些心理素质就大的范围、种类来分可以分为两种层次，一种称为初级的心理素质，这个叫 pubbabhāga，有人把它翻译成叫"初级"，有人把它翻译成叫"前分"，是指"慈悲喜舍"四梵住，在欲界生起来的心，就是我们日常生活中生起来的慈悲喜舍，那是属于欲界心。然后如果我们去练习慈悲喜舍的禅那，而证得禅那，那是色界的心。从色界、欲界两个界的角度上来分有两种。</w:t>
+      <w:r>
+        <w:rPr>
+          <w:b/>
+        </w:rPr>
+        <w:t>◈扩展段落（可选）</w:t>
+      </w:r>
+      <w:r>
+        <w:rPr>
+          <w:b w:val="0"/>
+        </w:rPr>
+        <w:t>【默读／选读／延伸】</w:t>
       </w:r>
     </w:p>
     <w:p>
-      <w:pPr>
-        <w:spacing w:before="40" w:after="80"/>
-        <w:ind w:left="283"/>
-        <w:shd w:val="clear" w:color="auto" w:fill="EDF6EF"/>
-        <w:pBdr>
-          <w:left w:val="single" w:sz="20" w:space="6" w:color="1E5631"/>
-        </w:pBdr>
-      </w:pPr>
-      <w:r>
-        <w:rPr>
-          <w:sz w:val="20"/>
-        </w:rPr>
-        <w:t>"慈悲喜"梵住可以证得初禅、二禅、三禅；而舍呢，只有第四禅。</w:t>
+      <w:r>
+        <w:rPr>
+          <w:b w:val="0"/>
+        </w:rPr>
+        <w:t>这遍满无边世界一切有情、强有力的慈心称为"遍满"（vipphāra），又名"无量"（aparimāṇa），即慈无量心。……再把慈爱散播至无边世界后，再修习把慈爱向十方散播，即"方向遍满慈"（disā pharaṇa mettā）。先把光照向东方的无边世界，然后以四十八种方式把慈爱散播至东方无边世界的一切众生。之后再以同样的方法把慈爱散播至西方、北方、南方、东南方、西北方、东北方、西南方、下方与上方的无边世界。如是，一共有四百八十种依十个方向散播慈爱的方式。前面已提及四十八种无指定方向地把慈爱散播至无边世界的方式，所以一共有五百二十八种散播慈爱的方式。</w:t>
       </w:r>
     </w:p>
     <w:p>
       <w:r>
         <w:rPr>
           <w:b/>
-          <w:sz w:val="21"/>
-        </w:rPr>
-        <w:t>◈扩展段落（可选）</w:t>
-      </w:r>
-      <w:r>
-        <w:rPr>
-          <w:sz w:val="21"/>
-        </w:rPr>
-        <w:t>【默读／选读／延伸】</w:t>
+        </w:rPr>
+        <w:t>★核心段落（必读）</w:t>
+      </w:r>
+      <w:r>
+        <w:rPr>
+          <w:b w:val="0"/>
+        </w:rPr>
+        <w:t>【本周朗读段】</w:t>
       </w:r>
     </w:p>
     <w:p>
       <w:pPr>
-        <w:spacing w:before="40" w:after="80"/>
-        <w:ind w:left="283"/>
-        <w:shd w:val="clear" w:color="auto" w:fill="EDF6EF"/>
+        <w:ind w:left="170"/>
         <w:pBdr>
-          <w:left w:val="single" w:sz="20" w:space="6" w:color="1E5631"/>
+          <w:left w:val="single" w:sz="18" w:space="4" w:color="1E4620"/>
         </w:pBdr>
-      </w:pPr>
-      <w:r>
-        <w:rPr>
-          <w:b/>
-          <w:sz w:val="20"/>
-        </w:rPr>
-        <w:t>什么是梵住</w:t>
+        <w:shd w:val="clear" w:fill="F2F5FA"/>
+      </w:pPr>
+      <w:r>
+        <w:rPr>
+          <w:b w:val="0"/>
+        </w:rPr>
+        <w:t>若能够以"愿此善者没有内心的痛苦"的方式专注于有情的概念超过一小时，寻、伺、喜、乐、一境性五禅支就会很清晰地呈现于心，即已证得初禅。……若你曾修习白遍至第四禅，那是很容易更进一步证得慈心第二禅的。只要除去初禅的寻、伺，即能证得第二禅；若再进一步除去第二禅的喜，即能证得只拥有乐与一境性两个禅支的第三禅。修习慈心是不能够证得第四禅的。为什么呢？当心在希望别人"没有仇敌，没有内心的痛苦，没有身体上的痛苦"时，是否能够安住于舍（upekkhā）呢？是不可能的。因此修习慈心只能够证得第三禅。</w:t>
       </w:r>
     </w:p>
     <w:p>
-      <w:pPr>
-        <w:spacing w:before="40" w:after="80"/>
-        <w:ind w:left="283"/>
-        <w:shd w:val="clear" w:color="auto" w:fill="EDF6EF"/>
-        <w:pBdr>
-          <w:left w:val="single" w:sz="20" w:space="6" w:color="1E5631"/>
-        </w:pBdr>
-      </w:pPr>
-      <w:r>
-        <w:rPr>
-          <w:sz w:val="20"/>
-        </w:rPr>
-        <w:t>佛陀教导这四种崇高的心理素质或者心灵的境界。Mettā，karunā，muditā，upekkhā，慈、悲、喜、舍。在巴利经典里面，这四者被称为叫梵住，brahmavihāra。你的心超越了一般人的这种状态，它是一种崇高的、卓越的心理状态。那这种状态呢，就像这个梵一样，就像梵天一样，你的心像梵天一样。那么你的心住在跟梵天一样这种心的状态呢，称为梵住，你的心跟梵天一样的安住。</w:t>
+      <w:r>
+        <w:rPr>
+          <w:b/>
+          <w:color w:val="1E4620"/>
+          <w:sz w:val="26"/>
+        </w:rPr>
+        <w:t>💬 第一轮分享（10 min）</w:t>
       </w:r>
     </w:p>
     <w:p>
-      <w:r>
-        <w:rPr>
-          <w:b/>
-          <w:sz w:val="21"/>
-        </w:rPr>
-        <w:t>★核心段落（必读）</w:t>
-      </w:r>
-      <w:r>
-        <w:rPr>
-          <w:sz w:val="21"/>
-        </w:rPr>
-        <w:t>【本周朗读段】</w:t>
+      <w:pPr>
+        <w:ind w:left="170"/>
+        <w:pBdr>
+          <w:left w:val="single" w:sz="18" w:space="4" w:color="1E4620"/>
+        </w:pBdr>
+        <w:shd w:val="clear" w:fill="F2F5FA"/>
+      </w:pPr>
+      <w:r>
+        <w:rPr>
+          <w:b w:val="0"/>
+        </w:rPr>
+        <w:t>请大家轮流分享：读到"五百二十八个方向""上至有顶天，下至无间狱"，你心里有什么感觉？会不会觉得心一下子"变大"了？</w:t>
       </w:r>
     </w:p>
     <w:p>
-      <w:pPr>
-        <w:spacing w:before="40" w:after="80"/>
-        <w:ind w:left="283"/>
-        <w:shd w:val="clear" w:color="auto" w:fill="EDF6EF"/>
-        <w:pBdr>
-          <w:left w:val="single" w:sz="20" w:space="6" w:color="1E5631"/>
-        </w:pBdr>
-      </w:pPr>
       <w:r>
         <w:rPr>
           <w:b/>
-          <w:sz w:val="20"/>
-        </w:rPr>
-        <w:t>四梵住的价值</w:t>
+          <w:color w:val="1E4620"/>
+          <w:sz w:val="26"/>
+        </w:rPr>
+        <w:t>🎯 第一轮主题讨论（10 min）</w:t>
       </w:r>
     </w:p>
     <w:p>
-      <w:pPr>
-        <w:spacing w:before="40" w:after="80"/>
-        <w:ind w:left="283"/>
-        <w:shd w:val="clear" w:color="auto" w:fill="EDF6EF"/>
-        <w:pBdr>
-          <w:left w:val="single" w:sz="20" w:space="6" w:color="1E5631"/>
-        </w:pBdr>
-      </w:pPr>
-      <w:r>
-        <w:rPr>
-          <w:sz w:val="20"/>
-        </w:rPr>
-        <w:t>四梵住，之所以我们称为叫超越或者崇高，是因为他们以最正确，最理想的行为方式来对待有情。请大家记住，对待有情最正确、最理想的方式就是慈悲喜舍。那么事实上呢，我们如果有去运用的时候，你会发现，"慈悲喜舍"为人与人之间的互动，提供了最佳的方式。慈悲喜舍是压力的疏解剂，是社会和平的缔造者，是解决社会冲突的根本药方，也是我们在生存奋斗中创伤的疗愈者。</w:t>
+      <w:r>
+        <w:rPr>
+          <w:b/>
+        </w:rPr>
+        <w:t>讨论问题（按优先级）</w:t>
+      </w:r>
+      <w:r>
+        <w:rPr>
+          <w:b w:val="0"/>
+        </w:rPr>
+        <w:t>：</w:t>
       </w:r>
     </w:p>
     <w:p>
-      <w:r>
-        <w:rPr>
-          <w:b/>
-          <w:sz w:val="21"/>
-        </w:rPr>
-        <w:t>◈扩展段落（可选）</w:t>
-      </w:r>
-      <w:r>
-        <w:rPr>
-          <w:sz w:val="21"/>
-        </w:rPr>
-        <w:t>【默读／选读／延伸】</w:t>
+      <w:pPr>
+        <w:pStyle w:val="ListBullet"/>
+      </w:pPr>
+      <w:r>
+        <w:rPr>
+          <w:b w:val="0"/>
+        </w:rPr>
+        <w:t>问题①（★必答，时间不够时只讨论这个）</w:t>
       </w:r>
     </w:p>
     <w:p>
       <w:pPr>
-        <w:spacing w:before="40" w:after="80"/>
-        <w:ind w:left="283"/>
-        <w:shd w:val="clear" w:color="auto" w:fill="EDF6EF"/>
-        <w:pBdr>
-          <w:left w:val="single" w:sz="20" w:space="6" w:color="1E5631"/>
-        </w:pBdr>
-      </w:pPr>
-      <w:r>
-        <w:rPr>
-          <w:b/>
-          <w:sz w:val="20"/>
-        </w:rPr>
-        <w:t>梵住是"住"——让慈悲喜舍成为心的家</w:t>
+        <w:pStyle w:val="ListBullet"/>
+      </w:pPr>
+      <w:r>
+        <w:rPr>
+          <w:b w:val="0"/>
+        </w:rPr>
+        <w:t>问题②（◈选答）</w:t>
       </w:r>
     </w:p>
     <w:p>
       <w:pPr>
-        <w:spacing w:before="40" w:after="80"/>
-        <w:ind w:left="283"/>
-        <w:shd w:val="clear" w:color="auto" w:fill="EDF6EF"/>
-        <w:pBdr>
-          <w:left w:val="single" w:sz="20" w:space="6" w:color="1E5631"/>
-        </w:pBdr>
-      </w:pPr>
-      <w:r>
-        <w:rPr>
-          <w:sz w:val="20"/>
-        </w:rPr>
-        <w:t>梵住这个"住"，就是应该成为我们的内心时常停留的状态，把这种慈悲喜舍当做我们心的家，而不是偶尔短暂拜访一下，然后就忘记掉了。说修一下慈心啊，OK、OK，修一下，然后就忘了，那就不叫梵住，那就是拜访。换句话说就是要让四梵住完全充盈于我们的内心，成为我们心流里不会断流的素质，在一切日常生活中都能够体现出来。</w:t>
+        <w:pStyle w:val="ListBullet"/>
+      </w:pPr>
+      <w:r>
+        <w:rPr>
+          <w:b w:val="0"/>
+        </w:rPr>
+        <w:t>问题③（◈选答，时间富余或大家感兴趣时讨论）</w:t>
       </w:r>
     </w:p>
     <w:p>
       <w:pPr>
-        <w:spacing w:before="40" w:after="80"/>
-        <w:ind w:left="283"/>
-        <w:shd w:val="clear" w:color="auto" w:fill="EDF6EF"/>
-        <w:pBdr>
-          <w:left w:val="single" w:sz="20" w:space="6" w:color="1E5631"/>
-        </w:pBdr>
-      </w:pPr>
-      <w:r>
-        <w:rPr>
-          <w:sz w:val="20"/>
-        </w:rPr>
-        <w:t>修习四梵住要破除尊敬的、亲爱的、一般的、怨敌界限，对各种族群，各种生类，十方的世界要破除界限平等梵住。这样修下来，才能真正彻底地改善心得素质，慈悲喜舍梵住的特质，才会深深地烙印在心流里，成为不可动摇的、自发的素质。</w:t>
+        <w:pStyle w:val="ListNumber"/>
+      </w:pPr>
+      <w:r>
+        <w:rPr>
+          <w:b w:val="0"/>
+        </w:rPr>
+        <w:t>【问题①★必答】想象一下：对你根本不认识的"一组人"（比如你公司的全体员工）散播慈爱，和对你讨厌的某个人散播慈爱，哪个更容易？为什么？</w:t>
       </w:r>
     </w:p>
     <w:p>
       <w:pPr>
-        <w:spacing w:before="120" w:after="80"/>
-      </w:pPr>
-      <w:r>
-        <w:rPr>
-          <w:rFonts w:ascii="Microsoft YaHei" w:hAnsi="Microsoft YaHei" w:eastAsia="Microsoft YaHei"/>
-          <w:b/>
-          <w:color w:val="1E5631"/>
-          <w:sz w:val="25"/>
-        </w:rPr>
-        <w:t>原文材料②：悲（karunā）——拔除众生苦</w:t>
+        <w:pStyle w:val="ListNumber"/>
+      </w:pPr>
+      <w:r>
+        <w:rPr>
+          <w:b w:val="0"/>
+        </w:rPr>
+        <w:t>【问题②◈选答】《智慧之光》说"在还未破除界限时，以'愿一切有情……'的方式散播慈爱是不能证得慈心禅那的"——你觉得"破除界限"破的是什么？为什么没破界限就证不了禅那？</w:t>
       </w:r>
     </w:p>
     <w:p>
-      <w:r>
-        <w:rPr>
-          <w:b/>
-          <w:sz w:val="21"/>
-        </w:rPr>
-        <w:t>★核心段落（必读）</w:t>
-      </w:r>
-      <w:r>
-        <w:rPr>
-          <w:sz w:val="21"/>
-        </w:rPr>
-        <w:t>【本周朗读段】</w:t>
+      <w:pPr>
+        <w:pStyle w:val="ListNumber"/>
+      </w:pPr>
+      <w:r>
+        <w:rPr>
+          <w:b w:val="0"/>
+        </w:rPr>
+        <w:t>【问题③◈选答】528种遍满方式、十方世界、"上至有顶天，下至无间狱"——把所有众生都算进祝福对象，包括你讨厌的、害怕的、不认识的。你愿意吗？心里有没有一丝"不情愿"？</w:t>
       </w:r>
     </w:p>
     <w:p>
-      <w:r>
-        <w:rPr>
-          <w:b/>
-          <w:sz w:val="21"/>
-        </w:rPr>
-        <w:t>悲心所的特相、作用、现起</w:t>
+      <w:pPr>
+        <w:pStyle w:val="ListNumber"/>
+      </w:pPr>
+      <w:r>
+        <w:rPr>
+          <w:b w:val="0"/>
+        </w:rPr>
+        <w:t>【问题④◈选答】慈心最高只能证到第三禅（因为祝福的心安住不了"舍"），你觉得这说明慈心这种修法的"性格"是什么样的？</w:t>
       </w:r>
     </w:p>
     <w:p>
       <w:pPr>
-        <w:ind w:left="340"/>
-      </w:pPr>
-      <w:r>
-        <w:rPr>
-          <w:color w:val="1E5631"/>
-          <w:sz w:val="21"/>
-        </w:rPr>
-        <w:t xml:space="preserve">• </w:t>
-      </w:r>
+        <w:ind w:left="170"/>
+        <w:pBdr>
+          <w:left w:val="single" w:sz="18" w:space="4" w:color="1E4620"/>
+        </w:pBdr>
+        <w:shd w:val="clear" w:fill="F2F5FA"/>
+      </w:pPr>
       <w:r>
         <w:rPr>
           <w:b/>
-          <w:sz w:val="21"/>
-        </w:rPr>
-        <w:t>特相</w:t>
-      </w:r>
-      <w:r>
-        <w:rPr>
-          <w:sz w:val="21"/>
-        </w:rPr>
-        <w:t>：要拔除众生的苦。</w:t>
+        </w:rPr>
+        <w:t>分层追问</w:t>
+      </w:r>
+      <w:r>
+        <w:rPr>
+          <w:b w:val="0"/>
+        </w:rPr>
+        <w:t>（可视时间取用，由浅入深）：</w:t>
       </w:r>
     </w:p>
     <w:p>
       <w:pPr>
-        <w:ind w:left="340"/>
-      </w:pPr>
-      <w:r>
-        <w:rPr>
-          <w:color w:val="1E5631"/>
-          <w:sz w:val="21"/>
-        </w:rPr>
-        <w:t xml:space="preserve">• </w:t>
-      </w:r>
-      <w:r>
-        <w:rPr>
-          <w:b/>
-          <w:sz w:val="21"/>
-        </w:rPr>
-        <w:t>作用</w:t>
-      </w:r>
-      <w:r>
-        <w:rPr>
-          <w:sz w:val="21"/>
-        </w:rPr>
-        <w:t>：它不能够忍受众生受苦，看到或听到受苦众生的现状不能够忍受；镇伏想要加害众生的心。因为有悲的这种缘故，就不会起想加害众生的这种心，这种伤害众生、虐待众生的心，就被这个悲镇伏了。悲心的成就是对瞋的镇伏断。</w:t>
+        <w:ind w:left="170"/>
+        <w:pBdr>
+          <w:left w:val="single" w:sz="18" w:space="4" w:color="1E4620"/>
+        </w:pBdr>
+        <w:shd w:val="clear" w:fill="F2F5FA"/>
+      </w:pPr>
+      <w:r>
+        <w:rPr>
+          <w:b w:val="0"/>
+        </w:rPr>
+        <w:t>- 【现象】把慈心送给「完全不认识的人」，你的第一反应是自然，还是别扭？</w:t>
       </w:r>
     </w:p>
     <w:p>
       <w:pPr>
-        <w:ind w:left="340"/>
-      </w:pPr>
-      <w:r>
-        <w:rPr>
-          <w:color w:val="1E5631"/>
-          <w:sz w:val="21"/>
-        </w:rPr>
-        <w:t xml:space="preserve">• </w:t>
-      </w:r>
-      <w:r>
-        <w:rPr>
-          <w:b/>
-          <w:sz w:val="21"/>
-        </w:rPr>
-        <w:t>现起</w:t>
-      </w:r>
-      <w:r>
-        <w:rPr>
-          <w:sz w:val="21"/>
-        </w:rPr>
-        <w:t>：没有害——心理没有害、没有害人或害的心。能够降伏、镇伏想要去加害或者生起害寻、瞋寻的心理素质。不想用身语意去伤害其他人，或者让对方受苦。像《慈经》讲的一样，"不以瞋怒相而希望对方受苦"。</w:t>
+        <w:ind w:left="170"/>
+        <w:pBdr>
+          <w:left w:val="single" w:sz="18" w:space="4" w:color="1E4620"/>
+        </w:pBdr>
+        <w:shd w:val="clear" w:fill="F2F5FA"/>
+      </w:pPr>
+      <w:r>
+        <w:rPr>
+          <w:b w:val="0"/>
+        </w:rPr>
+        <w:t>- 【影响】如果一个人的善意只给「自己人」，长期下去会怎样？</w:t>
       </w:r>
     </w:p>
     <w:p>
-      <w:r>
-        <w:rPr>
-          <w:b/>
-          <w:sz w:val="21"/>
-        </w:rPr>
-        <w:t>◈扩展段落</w:t>
-      </w:r>
-      <w:r>
-        <w:rPr>
-          <w:sz w:val="21"/>
-        </w:rPr>
-        <w:t>（可选）【默读／选读／延伸】</w:t>
+      <w:pPr>
+        <w:ind w:left="170"/>
+        <w:pBdr>
+          <w:left w:val="single" w:sz="18" w:space="4" w:color="1E4620"/>
+        </w:pBdr>
+        <w:shd w:val="clear" w:fill="F2F5FA"/>
+      </w:pPr>
+      <w:r>
+        <w:rPr>
+          <w:b w:val="0"/>
+        </w:rPr>
+        <w:t>- 【应对】这周出门时，你可以选哪一个具体时刻（等电梯、排队），来练一练「经过即祝福」？</w:t>
       </w:r>
     </w:p>
     <w:p>
       <w:r>
         <w:rPr>
           <w:b/>
-          <w:sz w:val="21"/>
-        </w:rPr>
-        <w:t>两种悲心的状态</w:t>
+          <w:color w:val="1E4620"/>
+          <w:sz w:val="26"/>
+        </w:rPr>
+        <w:t>🧘 禅修练习（15 min）</w:t>
       </w:r>
     </w:p>
     <w:p>
-      <w:r>
-        <w:rPr>
-          <w:sz w:val="21"/>
-        </w:rPr>
-        <w:t>第一种，你看到"啊！这个人很有苦啊，有难啊"，内心起念头"希望他没有苦，希望他没有难"，这个就是悲心了。但是如果你进一步说"我想帮他去除，我怎么去帮他解决？"这是更积极的一种悲心了。另外，就是悲心展开，就是我们说同理心、感同身受，以同理心去体会这个受苦人的苦难，然后生起"我要帮助他去除这个苦"，然后展开我们的心胸，去感受这个众生的苦，从而引发更多的对苦的看待，以及对受苦众生的理解，那这是一个更大的悲心的角度了。</w:t>
+      <w:pPr>
+        <w:ind w:left="170"/>
+        <w:pBdr>
+          <w:left w:val="single" w:sz="18" w:space="4" w:color="1E4620"/>
+        </w:pBdr>
+        <w:shd w:val="clear" w:fill="F2F5FA"/>
+      </w:pPr>
+      <w:r>
+        <w:rPr>
+          <w:b w:val="0"/>
+        </w:rPr>
+        <w:t>💡 本周由连续两周合并，含两段禅修练习引导词；时间紧可读其一，或各取前半段（合计约15分钟）。</w:t>
       </w:r>
     </w:p>
     <w:p>
+      <w:pPr>
+        <w:ind w:left="170"/>
+        <w:pBdr>
+          <w:left w:val="single" w:sz="18" w:space="4" w:color="1E4620"/>
+        </w:pBdr>
+        <w:shd w:val="clear" w:fill="F2F5FA"/>
+      </w:pPr>
+      <w:r>
+        <w:rPr>
+          <w:b w:val="0"/>
+        </w:rPr>
+        <w:t xml:space="preserve">⚠️ </w:t>
+      </w:r>
       <w:r>
         <w:rPr>
           <w:b/>
-          <w:sz w:val="21"/>
-        </w:rPr>
-        <w:t>◈扩展段落</w:t>
-      </w:r>
-      <w:r>
-        <w:rPr>
-          <w:sz w:val="21"/>
-        </w:rPr>
-        <w:t>（可选）【默读／选读／延伸】</w:t>
+        </w:rPr>
+        <w:t>禅修禁忌提示</w:t>
+      </w:r>
+      <w:r>
+        <w:rPr>
+          <w:b w:val="0"/>
+        </w:rPr>
+        <w:t>：若你正处在严重抑郁、焦虑、创伤后应激，或精神类疾病的发作／用药期，或正经历强烈的情绪危机，请先咨询医生或心理师，再决定是否练习；练习中若出现明显不适（如心悸、胸闷、情绪失控），请立即停止，睁开眼睛，把注意力放回呼吸与身体，必要时离场休息。</w:t>
       </w:r>
     </w:p>
     <w:p>
       <w:r>
         <w:rPr>
           <w:b/>
-          <w:sz w:val="21"/>
-        </w:rPr>
-        <w:t>悲心的失坏——不要误把忧愁当悲心</w:t>
+        </w:rPr>
+        <w:t>引导词</w:t>
+      </w:r>
+      <w:r>
+        <w:rPr>
+          <w:b w:val="0"/>
+        </w:rPr>
+        <w:t>：</w:t>
       </w:r>
     </w:p>
     <w:p>
-      <w:r>
-        <w:rPr>
-          <w:sz w:val="21"/>
-        </w:rPr>
-        <w:t>如果看到痛苦的众生想要拔除他的痛苦，同时生起了悲伤、悲痛、忧愁的心，这是悲心的失坏。忧愁是烦恼，是不善心。如果一个人看到其他的生命痛苦，内心充满着悲伤、忧泣"啊，我很悲痛，我也很痛苦！"那这个是错误地把忧悲苦恼当成悲悯，以为忧悲苦恼就是悲心，这是错误的。这个是把自己骗了，也把别人骗了，把不善心当作善心。这是要注意的一个点。</w:t>
+      <w:pPr>
+        <w:ind w:left="170"/>
+        <w:pBdr>
+          <w:left w:val="single" w:sz="18" w:space="4" w:color="1E4620"/>
+        </w:pBdr>
+        <w:shd w:val="clear" w:fill="F2F5FA"/>
+      </w:pPr>
+      <w:r>
+        <w:rPr>
+          <w:b w:val="0"/>
+        </w:rPr>
+        <w:t>闭上眼睛，先对自己散播慈爱：愿我快乐，愿我平安，愿我健康。（停顿）</w:t>
       </w:r>
     </w:p>
     <w:p>
-      <w:r>
-        <w:rPr>
-          <w:b/>
-          <w:sz w:val="21"/>
-        </w:rPr>
-        <w:t>◈扩展段落</w:t>
-      </w:r>
-      <w:r>
-        <w:rPr>
-          <w:sz w:val="21"/>
-        </w:rPr>
-        <w:t>（可选）【默读／选读／延伸】</w:t>
+      <w:pPr>
+        <w:ind w:left="170"/>
+        <w:pBdr>
+          <w:left w:val="single" w:sz="18" w:space="4" w:color="1E4620"/>
+        </w:pBdr>
+        <w:shd w:val="clear" w:fill="F2F5FA"/>
+      </w:pPr>
+      <w:r>
+        <w:rPr>
+          <w:b w:val="0"/>
+        </w:rPr>
+        <w:t>现在，把心扩展到你的家人——愿我的家人远离危难，身体健康，内心愉悦，保有快乐。（停顿）</w:t>
       </w:r>
     </w:p>
     <w:p>
-      <w:r>
-        <w:rPr>
-          <w:b/>
-          <w:sz w:val="21"/>
-        </w:rPr>
-        <w:t>佛陀的大悲心——我们学习的榜样</w:t>
+      <w:pPr>
+        <w:ind w:left="170"/>
+        <w:pBdr>
+          <w:left w:val="single" w:sz="18" w:space="4" w:color="1E4620"/>
+        </w:pBdr>
+        <w:shd w:val="clear" w:fill="F2F5FA"/>
+      </w:pPr>
+      <w:r>
+        <w:rPr>
+          <w:b w:val="0"/>
+        </w:rPr>
+        <w:t>扩展到你的同事、朋友——愿我所有的同事、朋友，以及一切有缘的人，远离危难，身体健康，内心愉悦，保有快乐。（停顿）</w:t>
       </w:r>
     </w:p>
     <w:p>
-      <w:r>
-        <w:rPr>
-          <w:sz w:val="21"/>
-        </w:rPr>
-        <w:t>佛陀具有大悲心。佛陀大悲心可以用大悲定来表现的。大悲定是佛陀独有的一种智慧。佛陀每天只睡两个小时，每天凌晨一起来，他就入大悲定。入大悲定干嘛呢？以他的大悲定的智慧，以佛眼观察整个三十一界或其他轮围界的众生，看哪一个众生具有"得度"的机会。自然而然地，能够被度的这个众生的影像和状态就会呈现在他的大悲定的心里面。佛陀以这种完全大悲的心，去面对一切受苦的众生。</w:t>
+      <w:pPr>
+        <w:ind w:left="170"/>
+        <w:pBdr>
+          <w:left w:val="single" w:sz="18" w:space="4" w:color="1E4620"/>
+        </w:pBdr>
+        <w:shd w:val="clear" w:fill="F2F5FA"/>
+      </w:pPr>
+      <w:r>
+        <w:rPr>
+          <w:b w:val="0"/>
+        </w:rPr>
+        <w:t>扩展到北方的一切众生——愿北方的一切众生，没有危难，身体健康，内心愉悦，保有快乐。</w:t>
       </w:r>
     </w:p>
     <w:p>
-      <w:r>
-        <w:rPr>
-          <w:sz w:val="21"/>
-        </w:rPr>
-        <w:t>如果我们想成为佛陀，就要学习怎样以大悲的这种展开的心胸去感受众生的痛苦，而不是看到痛苦的时候心紧缩起来了。我们至少可以效仿佛陀，每天早上一醒过来，试着展开心胸，给四周的众生散播一下悲心——愿大家都没有苦。起床的时候，在家里也看看四周有什么人有痛苦，身体的痛苦和内心的痛苦，能不能帮他的忙，能不能给予他方便，这是练习悲的一个很好的方式，向佛陀学习。</w:t>
+      <w:pPr>
+        <w:ind w:left="170"/>
+        <w:pBdr>
+          <w:left w:val="single" w:sz="18" w:space="4" w:color="1E4620"/>
+        </w:pBdr>
+        <w:shd w:val="clear" w:fill="F2F5FA"/>
+      </w:pPr>
+      <w:r>
+        <w:rPr>
+          <w:b w:val="0"/>
+        </w:rPr>
+        <w:t>扩展到南方的一切众生——愿南方的一切众生……（停顿，可依次东西方、上下方）</w:t>
       </w:r>
     </w:p>
     <w:p>
       <w:pPr>
-        <w:spacing w:before="120" w:after="80"/>
-      </w:pPr>
-      <w:r>
-        <w:rPr>
-          <w:rFonts w:ascii="Microsoft YaHei" w:hAnsi="Microsoft YaHei" w:eastAsia="Microsoft YaHei"/>
-          <w:b/>
-          <w:color w:val="1E5631"/>
-          <w:sz w:val="25"/>
-        </w:rPr>
-        <w:t>原文材料③：喜（随喜，muditā）——嫉妒的解药</w:t>
+        <w:ind w:left="170"/>
+        <w:pBdr>
+          <w:left w:val="single" w:sz="18" w:space="4" w:color="1E4620"/>
+        </w:pBdr>
+        <w:shd w:val="clear" w:fill="F2F5FA"/>
+      </w:pPr>
+      <w:r>
+        <w:rPr>
+          <w:b w:val="0"/>
+        </w:rPr>
+        <w:t>扩展到十方的一切众生、一切女性、一切男性、一切圣者、一切非圣者、一切诸天、一切人类、一切堕苦处者——愿他们都没有危难，身体健康，内心愉悦，保有快乐。（停顿）</w:t>
       </w:r>
     </w:p>
     <w:p>
-      <w:r>
-        <w:rPr>
-          <w:b/>
-          <w:sz w:val="21"/>
-        </w:rPr>
-        <w:t>★核心段落（必读）</w:t>
-      </w:r>
-      <w:r>
-        <w:rPr>
-          <w:sz w:val="21"/>
-        </w:rPr>
-        <w:t>【本周朗读段】</w:t>
+      <w:pPr>
+        <w:ind w:left="170"/>
+        <w:pBdr>
+          <w:left w:val="single" w:sz="18" w:space="4" w:color="1E4620"/>
+        </w:pBdr>
+        <w:shd w:val="clear" w:fill="F2F5FA"/>
+      </w:pPr>
+      <w:r>
+        <w:rPr>
+          <w:b w:val="0"/>
+        </w:rPr>
+        <w:t>上至有顶天，下至无间狱——地上走的、水里游的、空中飞的一切有情，愿无瞋、无怨，无苦及无难。（停顿）</w:t>
       </w:r>
     </w:p>
     <w:p>
-      <w:r>
-        <w:rPr>
-          <w:b/>
-          <w:sz w:val="21"/>
-        </w:rPr>
-        <w:t>嫉妒（issā）与随喜（muditā）——一对相反的素质</w:t>
+      <w:pPr>
+        <w:ind w:left="170"/>
+        <w:pBdr>
+          <w:left w:val="single" w:sz="18" w:space="4" w:color="1E4620"/>
+        </w:pBdr>
+        <w:shd w:val="clear" w:fill="F2F5FA"/>
+      </w:pPr>
+      <w:r>
+        <w:rPr>
+          <w:b w:val="0"/>
+        </w:rPr>
+        <w:t>最后回到呼吸。愿我快乐，愿一切众生快乐。</w:t>
       </w:r>
     </w:p>
     <w:p>
-      <w:r>
-        <w:rPr>
-          <w:sz w:val="21"/>
-        </w:rPr>
-        <w:t>嫉妒和随喜（muditā），是一对，这两种心的素质是相反的。四梵住——慈悲喜舍是四种根本美德。如果我们没有这四种根本美德，没有随喜（muditā），与人相处就很难如理作意。当看到或者听到身边这些与自己相关的人有成就时，内心就会生起不满、嫉妒、受不了、很不舒服的感觉，然后在明里暗里去贬低他、诋毁他。</w:t>
+      <w:pPr>
+        <w:ind w:left="170"/>
+        <w:pBdr>
+          <w:left w:val="single" w:sz="18" w:space="4" w:color="1E4620"/>
+        </w:pBdr>
+        <w:shd w:val="clear" w:fill="F2F5FA"/>
+      </w:pPr>
+      <w:r>
+        <w:rPr>
+          <w:b w:val="0"/>
+        </w:rPr>
+        <w:t>好，慢慢睁开眼睛。</w:t>
       </w:r>
     </w:p>
     <w:p>
       <w:r>
         <w:rPr>
-          <w:sz w:val="21"/>
-        </w:rPr>
-        <w:t>内心有嫉（issā）的人，存心不良，内心会经历羡嫉。但是有随喜（muditā）的人，有四梵住四种根本美德的人、心地高尚的人，他看到别人的成就反而会为这样的人感到高兴，而且他会真诚地赞扬他人的成功。这就跟嫉妒心不一样。嫉妒心是让人感到不高兴，然后诋毁；随喜的人是感到欢喜，然后真诚地赞叹。</w:t>
+          <w:b/>
+        </w:rPr>
+        <w:t>引导词</w:t>
+      </w:r>
+      <w:r>
+        <w:rPr>
+          <w:b w:val="0"/>
+        </w:rPr>
+        <w:t>：</w:t>
       </w:r>
     </w:p>
     <w:p>
-      <w:r>
-        <w:rPr>
-          <w:b/>
-          <w:sz w:val="21"/>
-        </w:rPr>
-        <w:t>◈扩展段落</w:t>
-      </w:r>
-      <w:r>
-        <w:rPr>
-          <w:sz w:val="21"/>
-        </w:rPr>
-        <w:t>（可选）【默读／选读／延伸】</w:t>
+      <w:pPr>
+        <w:ind w:left="170"/>
+        <w:pBdr>
+          <w:left w:val="single" w:sz="18" w:space="4" w:color="1E4620"/>
+        </w:pBdr>
+        <w:shd w:val="clear" w:fill="F2F5FA"/>
+      </w:pPr>
+      <w:r>
+        <w:rPr>
+          <w:b w:val="0"/>
+        </w:rPr>
+        <w:t>闭上眼睛。先对自己散播慈爱：愿我快乐，愿我平安，愿我健康。（停顿）</w:t>
       </w:r>
     </w:p>
     <w:p>
+      <w:pPr>
+        <w:ind w:left="170"/>
+        <w:pBdr>
+          <w:left w:val="single" w:sz="18" w:space="4" w:color="1E4620"/>
+        </w:pBdr>
+        <w:shd w:val="clear" w:fill="F2F5FA"/>
+      </w:pPr>
       <w:r>
         <w:rPr>
           <w:b/>
-          <w:sz w:val="21"/>
-        </w:rPr>
-        <w:t>随喜的特相、作用、现起</w:t>
+        </w:rPr>
+        <w:t>慈</w:t>
+      </w:r>
+      <w:r>
+        <w:rPr>
+          <w:b w:val="0"/>
+        </w:rPr>
+        <w:t>——想一位你关爱的朋友，愿他快乐，愿他平安，愿他健康。（停顿）</w:t>
       </w:r>
     </w:p>
     <w:p>
       <w:pPr>
-        <w:ind w:left="340"/>
-      </w:pPr>
-      <w:r>
-        <w:rPr>
-          <w:color w:val="1E5631"/>
-          <w:sz w:val="21"/>
-        </w:rPr>
-        <w:t xml:space="preserve">• </w:t>
-      </w:r>
-      <w:r>
-        <w:rPr>
-          <w:sz w:val="21"/>
-        </w:rPr>
-        <w:t>随喜的特相，是对他人的成就随喜，对有成就的快乐有情觉得欢喜，包括快乐有情的地位、财富、容貌，你都会感到开心，感到随喜。</w:t>
+        <w:ind w:left="170"/>
+        <w:pBdr>
+          <w:left w:val="single" w:sz="18" w:space="4" w:color="1E4620"/>
+        </w:pBdr>
+        <w:shd w:val="clear" w:fill="F2F5FA"/>
+      </w:pPr>
+      <w:r>
+        <w:rPr>
+          <w:b/>
+        </w:rPr>
+        <w:t>悲</w:t>
+      </w:r>
+      <w:r>
+        <w:rPr>
+          <w:b w:val="0"/>
+        </w:rPr>
+        <w:t>——想一位正在经历困难的人，或者你看到过的受苦的众生，愿他离苦，愿他不再被痛苦折磨，愿他早日解脱。（停顿）</w:t>
       </w:r>
     </w:p>
     <w:p>
       <w:pPr>
-        <w:ind w:left="340"/>
-      </w:pPr>
-      <w:r>
-        <w:rPr>
-          <w:color w:val="1E5631"/>
-          <w:sz w:val="21"/>
-        </w:rPr>
-        <w:t xml:space="preserve">• </w:t>
-      </w:r>
-      <w:r>
-        <w:rPr>
-          <w:sz w:val="21"/>
-        </w:rPr>
-        <w:t>随喜的作用，就是不会嫉妒他人的成就。它跟嫉妒是相反的，它能够去除嫉妒这种心理素质。所以正如掉举和一境性是完全相反的，随喜和嫉妒也是完全相反的。随喜（muditā）这个心生起来，就能够把嫉（issā）这种心铲除掉。</w:t>
+        <w:ind w:left="170"/>
+        <w:pBdr>
+          <w:left w:val="single" w:sz="18" w:space="4" w:color="1E4620"/>
+        </w:pBdr>
+        <w:shd w:val="clear" w:fill="F2F5FA"/>
+      </w:pPr>
+      <w:r>
+        <w:rPr>
+          <w:b/>
+        </w:rPr>
+        <w:t>喜</w:t>
+      </w:r>
+      <w:r>
+        <w:rPr>
+          <w:b w:val="0"/>
+        </w:rPr>
+        <w:t>——想一位最近取得成就、过得很好的朋友，真心为他高兴，随喜他的成功，愿他越来越好。（停顿）</w:t>
       </w:r>
     </w:p>
     <w:p>
       <w:pPr>
-        <w:ind w:left="340"/>
-      </w:pPr>
-      <w:r>
-        <w:rPr>
-          <w:color w:val="1E5631"/>
-          <w:sz w:val="21"/>
-        </w:rPr>
-        <w:t xml:space="preserve">• </w:t>
-      </w:r>
-      <w:r>
-        <w:rPr>
-          <w:sz w:val="21"/>
-        </w:rPr>
-        <w:t>随喜的现起，就是对于他人的成就，你内心里面没有厌恶感。当你的随喜心起来的时候，你内心会呈现出那种厌恶感被去掉了、被铲除的感觉；厌恶感被驱除之后，随喜的感觉生起来。如果有厌恶感，我们的随喜就不会起来。</w:t>
+        <w:ind w:left="170"/>
+        <w:pBdr>
+          <w:left w:val="single" w:sz="18" w:space="4" w:color="1E4620"/>
+        </w:pBdr>
+        <w:shd w:val="clear" w:fill="F2F5FA"/>
+      </w:pPr>
+      <w:r>
+        <w:rPr>
+          <w:b/>
+        </w:rPr>
+        <w:t>舍</w:t>
+      </w:r>
+      <w:r>
+        <w:rPr>
+          <w:b w:val="0"/>
+        </w:rPr>
+        <w:t>——想一想那些与你无关的人：地铁里的人、路上的人，愿他们各自安好，不执著、不排斥，平等地祝福。（停顿）</w:t>
       </w:r>
     </w:p>
     <w:p>
-      <w:r>
-        <w:rPr>
-          <w:b/>
-          <w:sz w:val="21"/>
-        </w:rPr>
-        <w:t>◈扩展段落</w:t>
-      </w:r>
-      <w:r>
-        <w:rPr>
-          <w:sz w:val="21"/>
-        </w:rPr>
-        <w:t>（可选）【默读／选读／延伸】</w:t>
+      <w:pPr>
+        <w:ind w:left="170"/>
+        <w:pBdr>
+          <w:left w:val="single" w:sz="18" w:space="4" w:color="1E4620"/>
+        </w:pBdr>
+        <w:shd w:val="clear" w:fill="F2F5FA"/>
+      </w:pPr>
+      <w:r>
+        <w:rPr>
+          <w:b w:val="0"/>
+        </w:rPr>
+        <w:t>最后回到呼吸。愿我快乐，愿一切众生快乐。</w:t>
       </w:r>
     </w:p>
     <w:p>
-      <w:r>
-        <w:rPr>
-          <w:b/>
-          <w:sz w:val="21"/>
-        </w:rPr>
-        <w:t>随喜的近因——如理作意</w:t>
+      <w:pPr>
+        <w:ind w:left="170"/>
+        <w:pBdr>
+          <w:left w:val="single" w:sz="18" w:space="4" w:color="1E4620"/>
+        </w:pBdr>
+        <w:shd w:val="clear" w:fill="F2F5FA"/>
+      </w:pPr>
+      <w:r>
+        <w:rPr>
+          <w:b w:val="0"/>
+        </w:rPr>
+        <w:t>好，慢慢睁开眼睛。</w:t>
       </w:r>
     </w:p>
     <w:p>
       <w:r>
         <w:rPr>
-          <w:sz w:val="21"/>
-        </w:rPr>
-        <w:t>当你去如理作意，思惟别人获得的成就、利益、地位、财貌，都是由于他们过去生造下的善业，有良好、高尚行为的种子，现在这个种子成熟了；这个种子在他努力、精进的汗水浇灌下，在智慧的滋养下，这个种子终于发芽了、成长了，因果不虚啊，真的很棒！会生起这样的心，就是随喜。</w:t>
+          <w:b/>
+          <w:color w:val="1E4620"/>
+          <w:sz w:val="26"/>
+        </w:rPr>
+        <w:t>📖 共读原文2（20 min）</w:t>
       </w:r>
     </w:p>
     <w:p>
+      <w:pPr>
+        <w:ind w:left="170"/>
+        <w:pBdr>
+          <w:left w:val="single" w:sz="18" w:space="4" w:color="1E4620"/>
+        </w:pBdr>
+        <w:shd w:val="clear" w:fill="F2F5FA"/>
+      </w:pPr>
+      <w:r>
+        <w:rPr>
+          <w:b w:val="0"/>
+        </w:rPr>
+        <w:t xml:space="preserve">🎤 </w:t>
+      </w:r>
       <w:r>
         <w:rPr>
           <w:b/>
-          <w:sz w:val="21"/>
-        </w:rPr>
-        <w:t>⚠️ 注意（随喜的失败）</w:t>
-      </w:r>
-      <w:r>
-        <w:rPr>
-          <w:sz w:val="21"/>
-        </w:rPr>
-        <w:t>：当看到人们的成就时，如果他的兴奋快乐感是基于身体的乐受，本质是贪根的生起，以贪为基础的悦俱贪相应心生起，这种欢笑的喜悦生起了，那么随喜的心就消失了。这样的喜笑就是随喜的失败。</w:t>
+        </w:rPr>
+        <w:t>本周朗读段</w:t>
+      </w:r>
+      <w:r>
+        <w:rPr>
+          <w:b w:val="0"/>
+        </w:rPr>
+        <w:t>（★核心段落｜约 496 字｜中等稍慢约 3 分钟；本讲共读原文正文合计约 2161 字）：先朗读全部★核心段落；◈扩展段落及补充原文作默读／选读／延伸。</w:t>
       </w:r>
     </w:p>
     <w:p>
-      <w:pPr>
-        <w:spacing w:before="120" w:after="80"/>
-      </w:pPr>
-      <w:r>
-        <w:rPr>
-          <w:rFonts w:ascii="Microsoft YaHei" w:hAnsi="Microsoft YaHei" w:eastAsia="Microsoft YaHei"/>
+      <w:r>
+        <w:rPr>
           <w:b/>
-          <w:color w:val="1E5631"/>
-          <w:sz w:val="25"/>
-        </w:rPr>
-        <w:t>原文材料④：舍（梵住舍/中舍性）——平等看待一切有情</w:t>
+          <w:color w:val="1E4620"/>
+          <w:sz w:val="23"/>
+        </w:rPr>
+        <w:t>原文材料①：四梵住总说——慈悲喜舍</w:t>
       </w:r>
     </w:p>
     <w:p>
       <w:r>
         <w:rPr>
           <w:b/>
-          <w:sz w:val="21"/>
         </w:rPr>
         <w:t>★核心段落（必读）</w:t>
       </w:r>
       <w:r>
         <w:rPr>
-          <w:sz w:val="21"/>
+          <w:b w:val="0"/>
         </w:rPr>
         <w:t>【本周朗读段】</w:t>
       </w:r>
     </w:p>
     <w:p>
+      <w:pPr>
+        <w:ind w:left="170"/>
+        <w:pBdr>
+          <w:left w:val="single" w:sz="18" w:space="4" w:color="1E4620"/>
+        </w:pBdr>
+        <w:shd w:val="clear" w:fill="F2F5FA"/>
+      </w:pPr>
       <w:r>
         <w:rPr>
           <w:b/>
-          <w:sz w:val="21"/>
-        </w:rPr>
-        <w:t>中舍性（tatramajjhattatā）——心所平衡的守护者</w:t>
+        </w:rPr>
+        <w:t>慈悲喜舍的定义</w:t>
       </w:r>
     </w:p>
     <w:p>
       <w:pPr>
-        <w:ind w:left="340"/>
-      </w:pPr>
-      <w:r>
-        <w:rPr>
-          <w:color w:val="1E5631"/>
-          <w:sz w:val="21"/>
-        </w:rPr>
-        <w:t xml:space="preserve">• </w:t>
+        <w:ind w:left="170"/>
+        <w:pBdr>
+          <w:left w:val="single" w:sz="18" w:space="4" w:color="1E4620"/>
+        </w:pBdr>
+        <w:shd w:val="clear" w:fill="F2F5FA"/>
+      </w:pPr>
+      <w:r>
+        <w:rPr>
+          <w:b w:val="0"/>
+        </w:rPr>
+        <w:t>"慈悲喜舍"其实它是指在我们的心流里面，也就是在我们的心的素质里面，你存有要促进众生的利益的倾向那是</w:t>
       </w:r>
       <w:r>
         <w:rPr>
           <w:b/>
-          <w:sz w:val="21"/>
-        </w:rPr>
-        <w:t>特相</w:t>
-      </w:r>
-      <w:r>
-        <w:rPr>
-          <w:sz w:val="21"/>
-        </w:rPr>
-        <w:t>：使相应的心和心所（即相应法）在各自的作用上保持平衡。</w:t>
+        </w:rPr>
+        <w:t>慈</w:t>
+      </w:r>
+      <w:r>
+        <w:rPr>
+          <w:b w:val="0"/>
+        </w:rPr>
+        <w:t>；想拔除众生的痛苦，这是</w:t>
+      </w:r>
+      <w:r>
+        <w:rPr>
+          <w:b/>
+        </w:rPr>
+        <w:t>悲</w:t>
+      </w:r>
+      <w:r>
+        <w:rPr>
+          <w:b w:val="0"/>
+        </w:rPr>
+        <w:t>；你随喜众生的成就，这是</w:t>
+      </w:r>
+      <w:r>
+        <w:rPr>
+          <w:b/>
+        </w:rPr>
+        <w:t>喜</w:t>
+      </w:r>
+      <w:r>
+        <w:rPr>
+          <w:b w:val="0"/>
+        </w:rPr>
+        <w:t>；你以中捨的态度对待所有的众生，这是</w:t>
+      </w:r>
+      <w:r>
+        <w:rPr>
+          <w:b/>
+        </w:rPr>
+        <w:t>捨</w:t>
+      </w:r>
+      <w:r>
+        <w:rPr>
+          <w:b w:val="0"/>
+        </w:rPr>
+        <w:t>，这四种高尚的素质，我们被称为"慈悲喜舍"。</w:t>
       </w:r>
     </w:p>
     <w:p>
-      <w:pPr>
-        <w:ind w:left="340"/>
-      </w:pPr>
-      <w:r>
-        <w:rPr>
-          <w:color w:val="1E5631"/>
-          <w:sz w:val="21"/>
-        </w:rPr>
-        <w:t xml:space="preserve">• </w:t>
-      </w:r>
       <w:r>
         <w:rPr>
           <w:b/>
-          <w:sz w:val="21"/>
-        </w:rPr>
-        <w:t>作用</w:t>
-      </w:r>
-      <w:r>
-        <w:rPr>
-          <w:sz w:val="21"/>
-        </w:rPr>
-        <w:t>：（1）防止相应法在各自的作用上过多或不足；（2）防止昏沉和睡眠心所过度且主导的懈怠之心，防止慢心所过度且主导的骄慢之心。</w:t>
+        </w:rPr>
+        <w:t>★核心段落（必读）</w:t>
+      </w:r>
+      <w:r>
+        <w:rPr>
+          <w:b w:val="0"/>
+        </w:rPr>
+        <w:t>【本周朗读段】</w:t>
       </w:r>
     </w:p>
     <w:p>
       <w:pPr>
-        <w:ind w:left="340"/>
-      </w:pPr>
-      <w:r>
-        <w:rPr>
-          <w:color w:val="1E5631"/>
-          <w:sz w:val="21"/>
-        </w:rPr>
-        <w:t xml:space="preserve">• </w:t>
-      </w:r>
+        <w:ind w:left="170"/>
+        <w:pBdr>
+          <w:left w:val="single" w:sz="18" w:space="4" w:color="1E4620"/>
+        </w:pBdr>
+        <w:shd w:val="clear" w:fill="F2F5FA"/>
+      </w:pPr>
       <w:r>
         <w:rPr>
           <w:b/>
-          <w:sz w:val="21"/>
-        </w:rPr>
-        <w:t>现起</w:t>
-      </w:r>
-      <w:r>
-        <w:rPr>
-          <w:sz w:val="21"/>
-        </w:rPr>
-        <w:t>：使人保持中立；自己保持超然、适度、中立。</w:t>
+        </w:rPr>
+        <w:t>两种层次</w:t>
       </w:r>
     </w:p>
     <w:p>
       <w:pPr>
-        <w:ind w:left="340"/>
-      </w:pPr>
-      <w:r>
-        <w:rPr>
-          <w:color w:val="1E5631"/>
-          <w:sz w:val="21"/>
-        </w:rPr>
-        <w:t xml:space="preserve">• </w:t>
-      </w:r>
-      <w:r>
-        <w:rPr>
-          <w:b/>
-          <w:sz w:val="21"/>
-        </w:rPr>
-        <w:t>近因</w:t>
-      </w:r>
-      <w:r>
-        <w:rPr>
-          <w:sz w:val="21"/>
-        </w:rPr>
-        <w:t>：以触为首的相应法。</w:t>
+        <w:ind w:left="170"/>
+        <w:pBdr>
+          <w:left w:val="single" w:sz="18" w:space="4" w:color="1E4620"/>
+        </w:pBdr>
+        <w:shd w:val="clear" w:fill="F2F5FA"/>
+      </w:pPr>
+      <w:r>
+        <w:rPr>
+          <w:b w:val="0"/>
+        </w:rPr>
+        <w:t>这些心理素质就大的范围、种类来分可以分为两种层次，一种称为初级的心理素质，这个叫 pubbabhāga，有人把它翻译成叫"初级"，有人把它翻译成叫"前分"，是指"慈悲喜舍"四梵住，在欲界生起来的心，就是我们日常生活中生起来的慈悲喜舍，那是属于欲界心。然后如果我们去练习慈悲喜舍的禅那，而证得禅那，那是色界的心。从色界、欲界两个界的角度上来分有两种。</w:t>
       </w:r>
     </w:p>
     <w:p>
-      <w:r>
-        <w:rPr>
-          <w:b/>
-          <w:sz w:val="21"/>
-        </w:rPr>
-        <w:t>◈扩展段落</w:t>
-      </w:r>
-      <w:r>
-        <w:rPr>
-          <w:sz w:val="21"/>
-        </w:rPr>
-        <w:t>（可选）【默读／选读／延伸】</w:t>
+      <w:pPr>
+        <w:ind w:left="170"/>
+        <w:pBdr>
+          <w:left w:val="single" w:sz="18" w:space="4" w:color="1E4620"/>
+        </w:pBdr>
+        <w:shd w:val="clear" w:fill="F2F5FA"/>
+      </w:pPr>
+      <w:r>
+        <w:rPr>
+          <w:b w:val="0"/>
+        </w:rPr>
+        <w:t>"慈悲喜"梵住可以证得初禅、二禅、三禅；而舍呢，只有第四禅。</w:t>
       </w:r>
     </w:p>
     <w:p>
       <w:r>
         <w:rPr>
           <w:b/>
-          <w:sz w:val="21"/>
-        </w:rPr>
-        <w:t>梵住舍（Upekkhā Brahmavihāra）——四无量心中的"舍"</w:t>
+        </w:rPr>
+        <w:t>◈扩展段落（可选）</w:t>
+      </w:r>
+      <w:r>
+        <w:rPr>
+          <w:b w:val="0"/>
+        </w:rPr>
+        <w:t>【默读／选读／延伸】</w:t>
       </w:r>
     </w:p>
     <w:p>
       <w:pPr>
-        <w:ind w:left="340"/>
-      </w:pPr>
-      <w:r>
-        <w:rPr>
-          <w:color w:val="1E5631"/>
-          <w:sz w:val="21"/>
-        </w:rPr>
-        <w:t xml:space="preserve">• </w:t>
-      </w:r>
+        <w:ind w:left="170"/>
+        <w:pBdr>
+          <w:left w:val="single" w:sz="18" w:space="4" w:color="1E4620"/>
+        </w:pBdr>
+        <w:shd w:val="clear" w:fill="F2F5FA"/>
+      </w:pPr>
       <w:r>
         <w:rPr>
           <w:b/>
-          <w:sz w:val="21"/>
-        </w:rPr>
-        <w:t>特相</w:t>
-      </w:r>
-      <w:r>
-        <w:rPr>
-          <w:sz w:val="21"/>
-        </w:rPr>
-        <w:t>：对有情中舍。</w:t>
+        </w:rPr>
+        <w:t>什么是梵住</w:t>
       </w:r>
     </w:p>
     <w:p>
       <w:pPr>
-        <w:ind w:left="340"/>
-      </w:pPr>
-      <w:r>
-        <w:rPr>
-          <w:color w:val="1E5631"/>
-          <w:sz w:val="21"/>
-        </w:rPr>
-        <w:t xml:space="preserve">• </w:t>
-      </w:r>
-      <w:r>
-        <w:rPr>
-          <w:b/>
-          <w:sz w:val="21"/>
-        </w:rPr>
-        <w:t>作用</w:t>
-      </w:r>
-      <w:r>
-        <w:rPr>
-          <w:sz w:val="21"/>
-        </w:rPr>
-        <w:t>：平等地看待有情，无论是对嗔恨者还是爱著者。</w:t>
+        <w:ind w:left="170"/>
+        <w:pBdr>
+          <w:left w:val="single" w:sz="18" w:space="4" w:color="1E4620"/>
+        </w:pBdr>
+        <w:shd w:val="clear" w:fill="F2F5FA"/>
+      </w:pPr>
+      <w:r>
+        <w:rPr>
+          <w:b w:val="0"/>
+        </w:rPr>
+        <w:t>佛陀教导这四种崇高的心理素质或者心灵的境界。Mettā，karunā，muditā，upekkhā，慈、悲、喜、舍。在巴利经典里面，这四者被称为叫梵住，brahmavihāra。你的心超越了一般人的这种状态，它是一种崇高的、卓越的心理状态。那这种状态呢，就像这个梵一样，就像梵天一样，你的心像梵天一样。那么你的心住在跟梵天一样这种心的状态呢，称为梵住，你的心跟梵天一样的安住。</w:t>
       </w:r>
     </w:p>
     <w:p>
-      <w:pPr>
-        <w:ind w:left="340"/>
-      </w:pPr>
-      <w:r>
-        <w:rPr>
-          <w:color w:val="1E5631"/>
-          <w:sz w:val="21"/>
-        </w:rPr>
-        <w:t xml:space="preserve">• </w:t>
-      </w:r>
       <w:r>
         <w:rPr>
           <w:b/>
-          <w:sz w:val="21"/>
-        </w:rPr>
-        <w:t>现起</w:t>
-      </w:r>
-      <w:r>
-        <w:rPr>
-          <w:sz w:val="21"/>
-        </w:rPr>
-        <w:t>：止息对有情的嗔恚和爱著。</w:t>
+        </w:rPr>
+        <w:t>★核心段落（必读）</w:t>
+      </w:r>
+      <w:r>
+        <w:rPr>
+          <w:b w:val="0"/>
+        </w:rPr>
+        <w:t>【本周朗读段】</w:t>
       </w:r>
     </w:p>
     <w:p>
       <w:pPr>
-        <w:ind w:left="340"/>
-      </w:pPr>
-      <w:r>
-        <w:rPr>
-          <w:color w:val="1E5631"/>
-          <w:sz w:val="21"/>
-        </w:rPr>
-        <w:t xml:space="preserve">• </w:t>
-      </w:r>
+        <w:ind w:left="170"/>
+        <w:pBdr>
+          <w:left w:val="single" w:sz="18" w:space="4" w:color="1E4620"/>
+        </w:pBdr>
+        <w:shd w:val="clear" w:fill="F2F5FA"/>
+      </w:pPr>
       <w:r>
         <w:rPr>
           <w:b/>
-          <w:sz w:val="21"/>
-        </w:rPr>
-        <w:t>近因</w:t>
-      </w:r>
-      <w:r>
-        <w:rPr>
-          <w:sz w:val="21"/>
-        </w:rPr>
-        <w:t>：一切有情最终拥有的唯一财产就是他们的业。祝愿者以正直之心希望这些有情："愿一切有情是业的所有者，不失去所得的成就。"</w:t>
+        </w:rPr>
+        <w:t>四梵住的价值</w:t>
       </w:r>
     </w:p>
     <w:p>
-      <w:r>
-        <w:rPr>
-          <w:b/>
-          <w:sz w:val="21"/>
-        </w:rPr>
-        <w:t>◈扩展段落</w:t>
-      </w:r>
-      <w:r>
-        <w:rPr>
-          <w:sz w:val="21"/>
-        </w:rPr>
-        <w:t>（可选）【默读／选读／延伸】</w:t>
+      <w:pPr>
+        <w:ind w:left="170"/>
+        <w:pBdr>
+          <w:left w:val="single" w:sz="18" w:space="4" w:color="1E4620"/>
+        </w:pBdr>
+        <w:shd w:val="clear" w:fill="F2F5FA"/>
+      </w:pPr>
+      <w:r>
+        <w:rPr>
+          <w:b w:val="0"/>
+        </w:rPr>
+        <w:t>四梵住，之所以我们称为叫超越或者崇高，是因为他们以最正确，最理想的行为方式来对待有情。请大家记住，对待有情最正确、最理想的方式就是慈悲喜舍。那么事实上呢，我们如果有去运用的时候，你会发现，"慈悲喜舍"为人与人之间的互动，提供了最佳的方式。慈悲喜舍是压力的疏解剂，是社会和平的缔造者，是解决社会冲突的根本药方，也是我们在生存奋斗中创伤的疗愈者。</w:t>
       </w:r>
     </w:p>
     <w:p>
       <w:r>
         <w:rPr>
           <w:b/>
-          <w:sz w:val="21"/>
-        </w:rPr>
-        <w:t>十种舍（为帮助理解"舍"的多种含义）</w:t>
+        </w:rPr>
+        <w:t>◈扩展段落（可选）</w:t>
+      </w:r>
+      <w:r>
+        <w:rPr>
+          <w:b w:val="0"/>
+        </w:rPr>
+        <w:t>【默读／选读／延伸】</w:t>
       </w:r>
     </w:p>
     <w:p>
-      <w:r>
-        <w:rPr>
-          <w:sz w:val="21"/>
-        </w:rPr>
-        <w:t>一、六支舍；二、梵住舍；三、觉支舍；四、精进舍；五、行舍；六、受舍；七、观舍；八、中舍性舍；九、禅舍；十、遍净舍。</w:t>
+      <w:pPr>
+        <w:ind w:left="170"/>
+        <w:pBdr>
+          <w:left w:val="single" w:sz="18" w:space="4" w:color="1E4620"/>
+        </w:pBdr>
+        <w:shd w:val="clear" w:fill="F2F5FA"/>
+      </w:pPr>
+      <w:r>
+        <w:rPr>
+          <w:b/>
+        </w:rPr>
+        <w:t>梵住是"住"——让慈悲喜舍成为心的家</w:t>
       </w:r>
     </w:p>
     <w:p>
-      <w:r>
-        <w:rPr>
-          <w:sz w:val="21"/>
-        </w:rPr>
-        <w:t>（说明：四无量心中的"舍"即梵住舍——平等看待一切有情的崇高心态；它与"中舍性"心所（保持心所平衡）相关但不同，梵住舍以"愿一切有情是业的所有者"为近因，是最有智慧的舍。）</w:t>
+      <w:pPr>
+        <w:ind w:left="170"/>
+        <w:pBdr>
+          <w:left w:val="single" w:sz="18" w:space="4" w:color="1E4620"/>
+        </w:pBdr>
+        <w:shd w:val="clear" w:fill="F2F5FA"/>
+      </w:pPr>
+      <w:r>
+        <w:rPr>
+          <w:b w:val="0"/>
+        </w:rPr>
+        <w:t>梵住这个"住"，就是应该成为我们的内心时常停留的状态，把这种慈悲喜舍当做我们心的家，而不是偶尔短暂拜访一下，然后就忘记掉了。说修一下慈心啊，OK、OK，修一下，然后就忘了，那就不叫梵住，那就是拜访。换句话说就是要让四梵住完全充盈于我们的内心，成为我们心流里不会断流的素质，在一切日常生活中都能够体现出来。</w:t>
       </w:r>
     </w:p>
     <w:p>
       <w:pPr>
-        <w:spacing w:before="120" w:after="80"/>
-      </w:pPr>
-      <w:r>
-        <w:rPr>
-          <w:rFonts w:ascii="Microsoft YaHei" w:hAnsi="Microsoft YaHei" w:eastAsia="Microsoft YaHei"/>
-          <w:b/>
-          <w:color w:val="1E5631"/>
-          <w:sz w:val="25"/>
-        </w:rPr>
-        <w:t>原文材料⑤：四无量心与52心所——对治的烦恼总览</w:t>
+        <w:ind w:left="170"/>
+        <w:pBdr>
+          <w:left w:val="single" w:sz="18" w:space="4" w:color="1E4620"/>
+        </w:pBdr>
+        <w:shd w:val="clear" w:fill="F2F5FA"/>
+      </w:pPr>
+      <w:r>
+        <w:rPr>
+          <w:b w:val="0"/>
+        </w:rPr>
+        <w:t>修习四梵住要破除尊敬的、亲爱的、一般的、怨敌界限，对各种族群，各种生类，十方的世界要破除界限平等梵住。这样修下来，才能真正彻底地改善心得素质，慈悲喜舍梵住的特质，才会深深地烙印在心流里，成为不可动摇的、自发的素质。</w:t>
       </w:r>
     </w:p>
     <w:p>
       <w:r>
         <w:rPr>
           <w:b/>
-          <w:sz w:val="21"/>
-        </w:rPr>
-        <w:t>★核心段落（必读）</w:t>
-      </w:r>
-      <w:r>
-        <w:rPr>
-          <w:sz w:val="21"/>
-        </w:rPr>
-        <w:t>【本周朗读段】</w:t>
+          <w:color w:val="1E4620"/>
+          <w:sz w:val="23"/>
+        </w:rPr>
+        <w:t>原文材料②：悲（karunā）——拔除众生苦</w:t>
       </w:r>
     </w:p>
     <w:p>
       <w:r>
         <w:rPr>
           <w:b/>
-          <w:sz w:val="21"/>
-        </w:rPr>
-        <w:t>四无量心在52心所中的位置——各有所对治的烦恼</w:t>
+        </w:rPr>
+        <w:t>★核心段落（必读）</w:t>
+      </w:r>
+      <w:r>
+        <w:rPr>
+          <w:b w:val="0"/>
+        </w:rPr>
+        <w:t>【本周朗读段】</w:t>
       </w:r>
     </w:p>
     <w:p>
       <w:r>
         <w:rPr>
-          <w:sz w:val="21"/>
-        </w:rPr>
-        <w:t>52心所中，与"慈悲喜舍"直接相关的美心所有：</w:t>
+          <w:b/>
+        </w:rPr>
+        <w:t>悲心所的特相、作用、现起</w:t>
       </w:r>
     </w:p>
     <w:p>
       <w:pPr>
-        <w:ind w:left="340"/>
-      </w:pPr>
-      <w:r>
-        <w:rPr>
-          <w:color w:val="1E5631"/>
-          <w:sz w:val="21"/>
-        </w:rPr>
-        <w:t xml:space="preserve">• </w:t>
-      </w:r>
+        <w:pStyle w:val="ListBullet"/>
+      </w:pPr>
       <w:r>
         <w:rPr>
           <w:b/>
-          <w:sz w:val="21"/>
-        </w:rPr>
-        <w:t>慈（mettā）</w:t>
-      </w:r>
-      <w:r>
-        <w:rPr>
-          <w:sz w:val="21"/>
-        </w:rPr>
-        <w:t>——属无瞋心所的特殊状态，对治</w:t>
-      </w:r>
-      <w:r>
-        <w:rPr>
-          <w:b/>
-          <w:sz w:val="21"/>
-        </w:rPr>
-        <w:t>瞋（怒/反击/拂逆）</w:t>
-      </w:r>
-      <w:r>
-        <w:rPr>
-          <w:sz w:val="21"/>
-        </w:rPr>
-        <w:t>。慈心一起，愤怒自然消融。</w:t>
+        </w:rPr>
+        <w:t>特相</w:t>
+      </w:r>
+      <w:r>
+        <w:rPr>
+          <w:b w:val="0"/>
+        </w:rPr>
+        <w:t>：要拔除众生的苦。</w:t>
       </w:r>
     </w:p>
     <w:p>
       <w:pPr>
-        <w:ind w:left="340"/>
-      </w:pPr>
-      <w:r>
-        <w:rPr>
-          <w:color w:val="1E5631"/>
-          <w:sz w:val="21"/>
-        </w:rPr>
-        <w:t xml:space="preserve">• </w:t>
-      </w:r>
+        <w:pStyle w:val="ListBullet"/>
+      </w:pPr>
       <w:r>
         <w:rPr>
           <w:b/>
-          <w:sz w:val="21"/>
-        </w:rPr>
-        <w:t>悲（karuṇā）</w:t>
-      </w:r>
-      <w:r>
-        <w:rPr>
-          <w:sz w:val="21"/>
-        </w:rPr>
-        <w:t>——属无量心所，对治</w:t>
-      </w:r>
-      <w:r>
-        <w:rPr>
-          <w:b/>
-          <w:sz w:val="21"/>
-        </w:rPr>
-        <w:t>恼害</w:t>
-      </w:r>
-      <w:r>
-        <w:rPr>
-          <w:sz w:val="21"/>
-        </w:rPr>
-        <w:t>（与恼害有情相反），见众生受苦而不忍，愿拔其苦。</w:t>
+        </w:rPr>
+        <w:t>作用</w:t>
+      </w:r>
+      <w:r>
+        <w:rPr>
+          <w:b w:val="0"/>
+        </w:rPr>
+        <w:t>：它不能够忍受众生受苦，看到或听到受苦众生的现状不能够忍受；镇伏想要加害众生的心。因为有悲的这种缘故，就不会起想加害众生的这种心，这种伤害众生、虐待众生的心，就被这个悲镇伏了。悲心的成就是对瞋的镇伏断。</w:t>
       </w:r>
     </w:p>
     <w:p>
       <w:pPr>
-        <w:ind w:left="340"/>
-      </w:pPr>
-      <w:r>
-        <w:rPr>
-          <w:color w:val="1E5631"/>
-          <w:sz w:val="21"/>
-        </w:rPr>
-        <w:t xml:space="preserve">• </w:t>
-      </w:r>
+        <w:pStyle w:val="ListBullet"/>
+      </w:pPr>
       <w:r>
         <w:rPr>
           <w:b/>
-          <w:sz w:val="21"/>
-        </w:rPr>
-        <w:t>喜（随喜，muditā）</w:t>
-      </w:r>
-      <w:r>
-        <w:rPr>
-          <w:sz w:val="21"/>
-        </w:rPr>
-        <w:t>——属无量心所，对治</w:t>
-      </w:r>
-      <w:r>
-        <w:rPr>
-          <w:b/>
-          <w:sz w:val="21"/>
-        </w:rPr>
-        <w:t>嫉（嫉妒）</w:t>
-      </w:r>
-      <w:r>
-        <w:rPr>
-          <w:sz w:val="21"/>
-        </w:rPr>
-        <w:t>。随喜是"为别人的成就高兴"，嫉妒是"见不得别人好"，二者此消彼长。</w:t>
+        </w:rPr>
+        <w:t>现起</w:t>
+      </w:r>
+      <w:r>
+        <w:rPr>
+          <w:b w:val="0"/>
+        </w:rPr>
+        <w:t>：没有害——心理没有害、没有害人或害的心。能够降伏、镇伏想要去加害或者生起害寻、瞋寻的心理素质。不想用身语意去伤害其他人，或者让对方受苦。像《慈经》讲的一样，"不以瞋怒相而希望对方受苦"。</w:t>
       </w:r>
     </w:p>
     <w:p>
-      <w:pPr>
-        <w:ind w:left="340"/>
-      </w:pPr>
-      <w:r>
-        <w:rPr>
-          <w:color w:val="1E5631"/>
-          <w:sz w:val="21"/>
-        </w:rPr>
-        <w:t xml:space="preserve">• </w:t>
-      </w:r>
       <w:r>
         <w:rPr>
           <w:b/>
-          <w:sz w:val="21"/>
-        </w:rPr>
-        <w:t>舍（中捨性，upekkhā）</w:t>
-      </w:r>
-      <w:r>
-        <w:rPr>
-          <w:sz w:val="21"/>
-        </w:rPr>
-        <w:t>——属美心所（中立/旁观），对治</w:t>
-      </w:r>
-      <w:r>
-        <w:rPr>
-          <w:b/>
-          <w:sz w:val="21"/>
-        </w:rPr>
-        <w:t>贪爱执取与嗔恨排斥的两极</w:t>
-      </w:r>
-      <w:r>
-        <w:rPr>
-          <w:sz w:val="21"/>
-        </w:rPr>
-        <w:t>。不因亲疏、好恶而偏执，平等对待一切。</w:t>
+        </w:rPr>
+        <w:t>◈扩展段落</w:t>
+      </w:r>
+      <w:r>
+        <w:rPr>
+          <w:b w:val="0"/>
+        </w:rPr>
+        <w:t>（可选）【默读／选读／延伸】</w:t>
       </w:r>
     </w:p>
     <w:p>
       <w:r>
         <w:rPr>
-          <w:sz w:val="21"/>
-        </w:rPr>
-        <w:t>对照52心所中的不善心所（14种）：贪、瞋、痴、掉举、昏沉、睡眠、无惭、无愧、疑、邪见、我慢、嫉、悭、恶作——四无量心正是这些烦恼的"解药"。</w:t>
+          <w:b/>
+        </w:rPr>
+        <w:t>两种悲心的状态</w:t>
       </w:r>
     </w:p>
     <w:p>
       <w:r>
         <w:rPr>
-          <w:b/>
-          <w:sz w:val="21"/>
-        </w:rPr>
-        <w:t>◈扩展段落（可选）</w:t>
-      </w:r>
-      <w:r>
-        <w:rPr>
-          <w:sz w:val="21"/>
-        </w:rPr>
-        <w:t>【默读／选读／延伸】</w:t>
+          <w:b w:val="0"/>
+        </w:rPr>
+        <w:t>第一种，你看到"啊！这个人很有苦啊，有难啊"，内心起念头"希望他没有苦，希望他没有难"，这个就是悲心了。但是如果你进一步说"我想帮他去除，我怎么去帮他解决？"这是更积极的一种悲心了。另外，就是悲心展开，就是我们说同理心、感同身受，以同理心去体会这个受苦人的苦难，然后生起"我要帮助他去除这个苦"，然后展开我们的心胸，去感受这个众生的苦，从而引发更多的对苦的看待，以及对受苦众生的理解，那这是一个更大的悲心的角度了。</w:t>
       </w:r>
     </w:p>
     <w:p>
       <w:r>
         <w:rPr>
-          <w:sz w:val="21"/>
-        </w:rPr>
-        <w:t>（52心所中的"喜"为杂心所，通善通不善；而"随喜"作为美心所/无量心所，特指为他人成就而欢喜。二者名称相近，性质不同。）</w:t>
+          <w:b/>
+        </w:rPr>
+        <w:t>◈扩展段落</w:t>
+      </w:r>
+      <w:r>
+        <w:rPr>
+          <w:b w:val="0"/>
+        </w:rPr>
+        <w:t>（可选）【默读／选读／延伸】</w:t>
       </w:r>
     </w:p>
     <w:p>
       <w:r>
         <w:rPr>
-          <w:sz w:val="21"/>
-        </w:rPr>
-        <w:t>（本材料与第2周"慈心所定义"的区别：第2周讲"慈是什么"（特相/作用/现起/近因）；本材料讲"四无量心各自对治什么烦恼"（在52心所中的对治关系），从烦恼对治的角度理解四无量心。）</w:t>
+          <w:b/>
+        </w:rPr>
+        <w:t>悲心的失坏——不要误把忧愁当悲心</w:t>
       </w:r>
     </w:p>
     <w:p>
-      <w:pPr>
-        <w:spacing w:before="160" w:after="80"/>
-      </w:pPr>
-      <w:r>
-        <w:rPr>
-          <w:rFonts w:ascii="Microsoft YaHei" w:hAnsi="Microsoft YaHei" w:eastAsia="Microsoft YaHei"/>
-          <w:b/>
-          <w:color w:val="1E5631"/>
-          <w:sz w:val="28"/>
-        </w:rPr>
-        <w:t>💬 第二轮分享（10 min）</w:t>
+      <w:r>
+        <w:rPr>
+          <w:b w:val="0"/>
+        </w:rPr>
+        <w:t>如果看到痛苦的众生想要拔除他的痛苦，同时生起了悲伤、悲痛、忧愁的心，这是悲心的失坏。忧愁是烦恼，是不善心。如果一个人看到其他的生命痛苦，内心充满着悲伤、忧泣"啊，我很悲痛，我也很痛苦！"那这个是错误地把忧悲苦恼当成悲悯，以为忧悲苦恼就是悲心，这是错误的。这个是把自己骗了，也把别人骗了，把不善心当作善心。这是要注意的一个点。</w:t>
       </w:r>
     </w:p>
     <w:p>
-      <w:pPr>
-        <w:spacing w:before="40" w:after="80"/>
-        <w:ind w:left="283"/>
-        <w:shd w:val="clear" w:color="auto" w:fill="EDF6EF"/>
-        <w:pBdr>
-          <w:left w:val="single" w:sz="20" w:space="6" w:color="1E5631"/>
-        </w:pBdr>
-      </w:pPr>
-      <w:r>
-        <w:rPr>
-          <w:sz w:val="20"/>
-        </w:rPr>
-        <w:t>请大家轮流分享："慈、悲、喜、舍"这四个字里，哪一个你平时体验最多？哪一个最陌生？</w:t>
+      <w:r>
+        <w:rPr>
+          <w:b/>
+        </w:rPr>
+        <w:t>◈扩展段落</w:t>
+      </w:r>
+      <w:r>
+        <w:rPr>
+          <w:b w:val="0"/>
+        </w:rPr>
+        <w:t>（可选）【默读／选读／延伸】</w:t>
       </w:r>
     </w:p>
     <w:p>
-      <w:pPr>
-        <w:spacing w:before="160" w:after="80"/>
-      </w:pPr>
-      <w:r>
-        <w:rPr>
-          <w:rFonts w:ascii="Microsoft YaHei" w:hAnsi="Microsoft YaHei" w:eastAsia="Microsoft YaHei"/>
+      <w:r>
+        <w:rPr>
           <w:b/>
-          <w:color w:val="1E5631"/>
-          <w:sz w:val="28"/>
-        </w:rPr>
-        <w:t>🎯 第二轮主题讨论（10 min）</w:t>
+        </w:rPr>
+        <w:t>佛陀的大悲心——我们学习的榜样</w:t>
       </w:r>
     </w:p>
     <w:p>
       <w:r>
         <w:rPr>
-          <w:b/>
-          <w:sz w:val="21"/>
-        </w:rPr>
-        <w:t>讨论问题（按优先级）</w:t>
-      </w:r>
-      <w:r>
-        <w:rPr>
-          <w:sz w:val="21"/>
-        </w:rPr>
-        <w:t>：</w:t>
+          <w:b w:val="0"/>
+        </w:rPr>
+        <w:t>佛陀具有大悲心。佛陀大悲心可以用大悲定来表现的。大悲定是佛陀独有的一种智慧。佛陀每天只睡两个小时，每天凌晨一起来，他就入大悲定。入大悲定干嘛呢？以他的大悲定的智慧，以佛眼观察整个三十一界或其他轮围界的众生，看哪一个众生具有"得度"的机会。自然而然地，能够被度的这个众生的影像和状态就会呈现在他的大悲定的心里面。佛陀以这种完全大悲的心，去面对一切受苦的众生。</w:t>
       </w:r>
     </w:p>
     <w:p>
-      <w:pPr>
-        <w:ind w:left="340"/>
-      </w:pPr>
-      <w:r>
-        <w:rPr>
-          <w:color w:val="1E5631"/>
-          <w:sz w:val="21"/>
-        </w:rPr>
-        <w:t xml:space="preserve">• </w:t>
-      </w:r>
-      <w:r>
-        <w:rPr>
-          <w:sz w:val="21"/>
-        </w:rPr>
-        <w:t>问题①（★必答，时间不够时只讨论这个）</w:t>
+      <w:r>
+        <w:rPr>
+          <w:b w:val="0"/>
+        </w:rPr>
+        <w:t>如果我们想成为佛陀，就要学习怎样以大悲的这种展开的心胸去感受众生的痛苦，而不是看到痛苦的时候心紧缩起来了。我们至少可以效仿佛陀，每天早上一醒过来，试着展开心胸，给四周的众生散播一下悲心——愿大家都没有苦。起床的时候，在家里也看看四周有什么人有痛苦，身体的痛苦和内心的痛苦，能不能帮他的忙，能不能给予他方便，这是练习悲的一个很好的方式，向佛陀学习。</w:t>
       </w:r>
     </w:p>
     <w:p>
-      <w:pPr>
-        <w:ind w:left="340"/>
-      </w:pPr>
-      <w:r>
-        <w:rPr>
-          <w:color w:val="1E5631"/>
-          <w:sz w:val="21"/>
-        </w:rPr>
-        <w:t xml:space="preserve">• </w:t>
-      </w:r>
-      <w:r>
-        <w:rPr>
-          <w:sz w:val="21"/>
-        </w:rPr>
-        <w:t>问题②（◈选答）</w:t>
+      <w:r>
+        <w:rPr>
+          <w:b/>
+          <w:color w:val="1E4620"/>
+          <w:sz w:val="23"/>
+        </w:rPr>
+        <w:t>原文材料③：喜（随喜，muditā）——嫉妒的解药</w:t>
       </w:r>
     </w:p>
     <w:p>
-      <w:pPr>
-        <w:ind w:left="340"/>
-      </w:pPr>
-      <w:r>
-        <w:rPr>
-          <w:color w:val="1E5631"/>
-          <w:sz w:val="21"/>
-        </w:rPr>
-        <w:t xml:space="preserve">• </w:t>
-      </w:r>
-      <w:r>
-        <w:rPr>
-          <w:sz w:val="21"/>
-        </w:rPr>
-        <w:t>问题③（◈选答，时间富余或大家感兴趣时讨论）</w:t>
+      <w:r>
+        <w:rPr>
+          <w:b/>
+        </w:rPr>
+        <w:t>★核心段落（必读）</w:t>
+      </w:r>
+      <w:r>
+        <w:rPr>
+          <w:b w:val="0"/>
+        </w:rPr>
+        <w:t>【本周朗读段】</w:t>
       </w:r>
     </w:p>
     <w:p>
-      <w:pPr>
-        <w:ind w:left="340"/>
-      </w:pPr>
       <w:r>
         <w:rPr>
           <w:b/>
-          <w:sz w:val="21"/>
-        </w:rPr>
-        <w:t xml:space="preserve">1. </w:t>
-      </w:r>
-      <w:r>
-        <w:rPr>
-          <w:sz w:val="21"/>
-        </w:rPr>
-        <w:t>【问题①★必答】看看这四个词：愿人快乐（慈）、愿人离苦（悲）、随喜人成就（喜）、平等对待（舍）。你能不能在生活里各举一个例子？比如"随喜"——当别人成功时，你心里是高兴还是酸酸的？</w:t>
+        </w:rPr>
+        <w:t>嫉妒（issā）与随喜（muditā）——一对相反的素质</w:t>
       </w:r>
     </w:p>
     <w:p>
-      <w:pPr>
-        <w:ind w:left="340"/>
-      </w:pPr>
-      <w:r>
-        <w:rPr>
-          <w:b/>
-          <w:sz w:val="21"/>
-        </w:rPr>
-        <w:t xml:space="preserve">2. </w:t>
-      </w:r>
-      <w:r>
-        <w:rPr>
-          <w:sz w:val="21"/>
-        </w:rPr>
-        <w:t>【问题②◈选答】原文说四梵住是"冲突的根本药方、创伤的疗愈者"。你同意吗？你身边有没有人（或你自己）因为"慈悲喜舍"而化解过冲突？</w:t>
+      <w:r>
+        <w:rPr>
+          <w:b w:val="0"/>
+        </w:rPr>
+        <w:t>嫉妒和随喜（muditā），是一对，这两种心的素质是相反的。四梵住——慈悲喜舍是四种根本美德。如果我们没有这四种根本美德，没有随喜（muditā），与人相处就很难如理作意。当看到或者听到身边这些与自己相关的人有成就时，内心就会生起不满、嫉妒、受不了、很不舒服的感觉，然后在明里暗里去贬低他、诋毁他。</w:t>
       </w:r>
     </w:p>
     <w:p>
-      <w:pPr>
-        <w:ind w:left="340"/>
-      </w:pPr>
-      <w:r>
-        <w:rPr>
-          <w:b/>
-          <w:sz w:val="21"/>
-        </w:rPr>
-        <w:t xml:space="preserve">3. </w:t>
-      </w:r>
-      <w:r>
-        <w:rPr>
-          <w:sz w:val="21"/>
-        </w:rPr>
-        <w:t>【问题③◈选答】"舍"是平等心——不因亲疏、好恶而区别对待。这和我们平时说的"冷漠"有什么区别？</w:t>
+      <w:r>
+        <w:rPr>
+          <w:b w:val="0"/>
+        </w:rPr>
+        <w:t>内心有嫉（issā）的人，存心不良，内心会经历羡嫉。但是有随喜（muditā）的人，有四梵住四种根本美德的人、心地高尚的人，他看到别人的成就反而会为这样的人感到高兴，而且他会真诚地赞扬他人的成功。这就跟嫉妒心不一样。嫉妒心是让人感到不高兴，然后诋毁；随喜的人是感到欢喜，然后真诚地赞叹。</w:t>
       </w:r>
     </w:p>
     <w:p>
-      <w:pPr>
-        <w:spacing w:before="40" w:after="80"/>
-        <w:ind w:left="283"/>
-        <w:shd w:val="clear" w:color="auto" w:fill="EDF6EF"/>
-        <w:pBdr>
-          <w:left w:val="single" w:sz="20" w:space="6" w:color="1E5631"/>
-        </w:pBdr>
-      </w:pPr>
       <w:r>
         <w:rPr>
           <w:b/>
-          <w:sz w:val="20"/>
-        </w:rPr>
-        <w:t>分层追问</w:t>
-      </w:r>
-      <w:r>
-        <w:rPr>
-          <w:sz w:val="20"/>
-        </w:rPr>
-        <w:t>（可视时间取用，由浅入深）： - 【现象】慈悲喜舍四样里，哪一样你天生就比较少？ - 【影响】缺了这一样，会在你和谁的相处里带来摩擦？ - 【应对】这周你想先练哪一样？从哪一个具体的人开始？</w:t>
+        </w:rPr>
+        <w:t>◈扩展段落</w:t>
+      </w:r>
+      <w:r>
+        <w:rPr>
+          <w:b w:val="0"/>
+        </w:rPr>
+        <w:t>（可选）【默读／选读／延伸】</w:t>
       </w:r>
     </w:p>
     <w:p>
-      <w:pPr>
-        <w:spacing w:before="160" w:after="80"/>
-      </w:pPr>
-      <w:r>
-        <w:rPr>
-          <w:rFonts w:ascii="Microsoft YaHei" w:hAnsi="Microsoft YaHei" w:eastAsia="Microsoft YaHei"/>
+      <w:r>
+        <w:rPr>
           <w:b/>
-          <w:color w:val="1E5631"/>
-          <w:sz w:val="28"/>
-        </w:rPr>
-        <w:t>📚 扩展内容包（时间富余时使用）</w:t>
+        </w:rPr>
+        <w:t>随喜的特相、作用、现起</w:t>
       </w:r>
     </w:p>
     <w:p>
       <w:pPr>
-        <w:spacing w:before="40" w:after="80"/>
-        <w:ind w:left="283"/>
-        <w:shd w:val="clear" w:color="auto" w:fill="EDF6EF"/>
-        <w:pBdr>
-          <w:left w:val="single" w:sz="20" w:space="6" w:color="1E5631"/>
-        </w:pBdr>
-      </w:pPr>
-      <w:r>
-        <w:rPr>
-          <w:sz w:val="20"/>
-        </w:rPr>
-        <w:t>以下内容用于共读提前结束或讨论意犹未尽时，按需选用，不必全部完成。</w:t>
+        <w:pStyle w:val="ListBullet"/>
+      </w:pPr>
+      <w:r>
+        <w:rPr>
+          <w:b w:val="0"/>
+        </w:rPr>
+        <w:t>随喜的特相，是对他人的成就随喜，对有成就的快乐有情觉得欢喜，包括快乐有情的地位、财富、容貌，你都会感到开心，感到随喜。</w:t>
       </w:r>
     </w:p>
     <w:p>
       <w:pPr>
-        <w:spacing w:before="120" w:after="80"/>
-      </w:pPr>
-      <w:r>
-        <w:rPr>
-          <w:rFonts w:ascii="Microsoft YaHei" w:hAnsi="Microsoft YaHei" w:eastAsia="Microsoft YaHei"/>
-          <w:b/>
-          <w:color w:val="1E5631"/>
-          <w:sz w:val="25"/>
-        </w:rPr>
-        <w:t>扩展一：补充原文段落</w:t>
+        <w:pStyle w:val="ListBullet"/>
+      </w:pPr>
+      <w:r>
+        <w:rPr>
+          <w:b w:val="0"/>
+        </w:rPr>
+        <w:t>随喜的作用，就是不会嫉妒他人的成就。它跟嫉妒是相反的，它能够去除嫉妒这种心理素质。所以正如掉举和一境性是完全相反的，随喜和嫉妒也是完全相反的。随喜（muditā）这个心生起来，就能够把嫉（issā）这种心铲除掉。</w:t>
       </w:r>
     </w:p>
     <w:p>
-      <w:r>
-        <w:rPr>
-          <w:b/>
-          <w:sz w:val="21"/>
-        </w:rPr>
-        <w:t>段落1：进修遍满慈——从四十八种到五百二十八种</w:t>
+      <w:pPr>
+        <w:pStyle w:val="ListBullet"/>
+      </w:pPr>
+      <w:r>
+        <w:rPr>
+          <w:b w:val="0"/>
+        </w:rPr>
+        <w:t>随喜的现起，就是对于他人的成就，你内心里面没有厌恶感。当你的随喜心起来的时候，你内心会呈现出那种厌恶感被去掉了、被铲除的感觉；厌恶感被驱除之后，随喜的感觉生起来。如果有厌恶感，我们的随喜就不会起来。</w:t>
       </w:r>
     </w:p>
     <w:p>
-      <w:pPr>
-        <w:ind w:left="340"/>
-      </w:pPr>
-      <w:r>
-        <w:rPr>
-          <w:color w:val="1E5631"/>
-          <w:sz w:val="21"/>
-        </w:rPr>
-        <w:t xml:space="preserve">• </w:t>
-      </w:r>
       <w:r>
         <w:rPr>
           <w:b/>
-          <w:sz w:val="21"/>
-        </w:rPr>
-        <w:t>出处</w:t>
-      </w:r>
-      <w:r>
-        <w:rPr>
-          <w:sz w:val="21"/>
-        </w:rPr>
-        <w:t>：《原文全集》第一部分（第188讲 法念处·五盖（二））·四、进修遍满慈</w:t>
+        </w:rPr>
+        <w:t>◈扩展段落</w:t>
+      </w:r>
+      <w:r>
+        <w:rPr>
+          <w:b w:val="0"/>
+        </w:rPr>
+        <w:t>（可选）【默读／选读／延伸】</w:t>
       </w:r>
     </w:p>
     <w:p>
-      <w:pPr>
-        <w:spacing w:before="40" w:after="80"/>
-        <w:ind w:left="283"/>
-        <w:shd w:val="clear" w:color="auto" w:fill="EDF6EF"/>
-        <w:pBdr>
-          <w:left w:val="single" w:sz="20" w:space="6" w:color="1E5631"/>
-        </w:pBdr>
-      </w:pPr>
-      <w:r>
-        <w:rPr>
-          <w:sz w:val="20"/>
-        </w:rPr>
-        <w:t>破除了人际之间界限之后，进修慈心遍满。慈心遍满分两种：一种是不限定对像的慈心遍满，一种是有限定对像的慈心遍满。不限定对像的慈心遍满可以分为五种或二十种，而有限定对像的慈心遍满可以分为七种或二十八种。</w:t>
+      <w:r>
+        <w:rPr>
+          <w:b/>
+        </w:rPr>
+        <w:t>随喜的近因——如理作意</w:t>
       </w:r>
     </w:p>
     <w:p>
-      <w:pPr>
-        <w:spacing w:before="40" w:after="80"/>
-        <w:ind w:left="283"/>
-        <w:shd w:val="clear" w:color="auto" w:fill="EDF6EF"/>
-        <w:pBdr>
-          <w:left w:val="single" w:sz="20" w:space="6" w:color="1E5631"/>
-        </w:pBdr>
-      </w:pPr>
-      <w:r>
-        <w:rPr>
-          <w:sz w:val="20"/>
-        </w:rPr>
-        <w:t>开始修行不限定对像的慈心遍满时，应该先选定一个范围，比如一个寺院的范围，或者在家人选家的那栋楼附近范围，以慈心禅的光明照见该范围内的各种众生。然后以四种方式向他们散播慈爱："愿一切有情没有仇敌，没有内心的痛苦，没有身体的痛苦，拥有自己的快乐。"修到以每种方式都能够证得初、二、三禅……总共有二十种方式。</w:t>
+      <w:r>
+        <w:rPr>
+          <w:b w:val="0"/>
+        </w:rPr>
+        <w:t>当你去如理作意，思惟别人获得的成就、利益、地位、财貌，都是由于他们过去生造下的善业，有良好、高尚行为的种子，现在这个种子成熟了；这个种子在他努力、精进的汗水浇灌下，在智慧的滋养下，这个种子终于发芽了、成长了，因果不虚啊，真的很棒！会生起这样的心，就是随喜。</w:t>
       </w:r>
     </w:p>
     <w:p>
-      <w:pPr>
-        <w:spacing w:before="40" w:after="80"/>
-        <w:ind w:left="283"/>
-        <w:shd w:val="clear" w:color="auto" w:fill="EDF6EF"/>
-        <w:pBdr>
-          <w:left w:val="single" w:sz="20" w:space="6" w:color="1E5631"/>
-        </w:pBdr>
-      </w:pPr>
-      <w:r>
-        <w:rPr>
-          <w:sz w:val="20"/>
-        </w:rPr>
-        <w:t>成功之后，可以将范围扩大到小区，或者寺院外边，再以四十八种方式来散播慈爱。成功后，再渐次地扩大范围到一个村庄、两个村庄、一个城镇、一个省市、一个国家、几个国家、东半球、西半球、整个太阳系、整个银河系、三十一界的生命类。……能够将慈爱扩散到无边世界以后，应该将慈爱扩散到十方，即依方向的遍满慈，这是指逐一地对十方无边世界的众生散播慈爱。……如此总共有四百八十个依方向的遍满慈，再加上前面提到的四十八个不依方向散播慈爱到无边世界的遍满慈，所以一共有五百二十八个散播遍满慈的方法。对于能重复地修习这五百二十八种遍满慈的禅修者，就能够很有效地镇伏瞋恚，而且能够获得慈心禅那的十一种利益。</w:t>
+      <w:r>
+        <w:rPr>
+          <w:b/>
+        </w:rPr>
+        <w:t>⚠️ 注意（随喜的失败）</w:t>
+      </w:r>
+      <w:r>
+        <w:rPr>
+          <w:b w:val="0"/>
+        </w:rPr>
+        <w:t>：当看到人们的成就时，如果他的兴奋快乐感是基于身体的乐受，本质是贪根的生起，以贪为基础的悦俱贪相应心生起，这种欢笑的喜悦生起了，那么随喜的心就消失了。这样的喜笑就是随喜的失败。</w:t>
       </w:r>
     </w:p>
     <w:p>
       <w:r>
         <w:rPr>
           <w:b/>
-          <w:sz w:val="21"/>
-        </w:rPr>
-        <w:t>段落2：推己及人——自己希望快乐，众生同样希望快乐</w:t>
+          <w:color w:val="1E4620"/>
+          <w:sz w:val="23"/>
+        </w:rPr>
+        <w:t>原文材料④：舍（梵住舍/中舍性）——平等看待一切有情</w:t>
       </w:r>
     </w:p>
     <w:p>
-      <w:pPr>
-        <w:ind w:left="340"/>
-      </w:pPr>
-      <w:r>
-        <w:rPr>
-          <w:color w:val="1E5631"/>
-          <w:sz w:val="21"/>
-        </w:rPr>
-        <w:t xml:space="preserve">• </w:t>
-      </w:r>
       <w:r>
         <w:rPr>
           <w:b/>
-          <w:sz w:val="21"/>
-        </w:rPr>
-        <w:t>出处</w:t>
-      </w:r>
-      <w:r>
-        <w:rPr>
-          <w:sz w:val="21"/>
-        </w:rPr>
-        <w:t>：《原文全集》第一部分（第188讲）·（四）如何修习慈心</w:t>
+        </w:rPr>
+        <w:t>★核心段落（必读）</w:t>
+      </w:r>
+      <w:r>
+        <w:rPr>
+          <w:b w:val="0"/>
+        </w:rPr>
+        <w:t>【本周朗读段】</w:t>
       </w:r>
     </w:p>
     <w:p>
-      <w:pPr>
-        <w:spacing w:before="40" w:after="80"/>
-        <w:ind w:left="283"/>
-        <w:shd w:val="clear" w:color="auto" w:fill="EDF6EF"/>
-        <w:pBdr>
-          <w:left w:val="single" w:sz="20" w:space="6" w:color="1E5631"/>
-        </w:pBdr>
-      </w:pPr>
-      <w:r>
-        <w:rPr>
-          <w:sz w:val="20"/>
-        </w:rPr>
-        <w:t>对自己散播慈爱不能证得禅那，但是可以感受到对自己散播慈爱带来的愉悦。这样做，是为了能推己及人。愿自己没有怨敌，没有内心的痛苦，没有身体的痛苦，拥有自己的快乐，自己如此希望，并能感受到，就要推己及人。我们希望自己快乐，别人同样希望他们自己快乐。</w:t>
+      <w:r>
+        <w:rPr>
+          <w:b/>
+        </w:rPr>
+        <w:t>中舍性（tatramajjhattatā）——心所平衡的守护者</w:t>
       </w:r>
     </w:p>
     <w:p>
       <w:pPr>
-        <w:spacing w:before="120" w:after="80"/>
-      </w:pPr>
-      <w:r>
-        <w:rPr>
-          <w:rFonts w:ascii="Microsoft YaHei" w:hAnsi="Microsoft YaHei" w:eastAsia="Microsoft YaHei"/>
+        <w:pStyle w:val="ListBullet"/>
+      </w:pPr>
+      <w:r>
+        <w:rPr>
           <w:b/>
-          <w:color w:val="1E5631"/>
-          <w:sz w:val="25"/>
-        </w:rPr>
-        <w:t>扩展二：深入讨论问题</w:t>
+        </w:rPr>
+        <w:t>特相</w:t>
+      </w:r>
+      <w:r>
+        <w:rPr>
+          <w:b w:val="0"/>
+        </w:rPr>
+        <w:t>：使相应的心和心所（即相应法）在各自的作用上保持平衡。</w:t>
       </w:r>
     </w:p>
     <w:p>
       <w:pPr>
-        <w:ind w:left="340"/>
+        <w:pStyle w:val="ListBullet"/>
       </w:pPr>
       <w:r>
         <w:rPr>
           <w:b/>
-          <w:sz w:val="21"/>
-        </w:rPr>
-        <w:t xml:space="preserve">1. </w:t>
-      </w:r>
-      <w:r>
-        <w:rPr>
-          <w:sz w:val="21"/>
-        </w:rPr>
-        <w:t>从"对自己修慈心"到"对十方众生修慈心"，中间最难跨越的是哪一步？为什么？（可以让大家指一指自己在哪一步"卡住"了）</w:t>
+        </w:rPr>
+        <w:t>作用</w:t>
+      </w:r>
+      <w:r>
+        <w:rPr>
+          <w:b w:val="0"/>
+        </w:rPr>
+        <w:t>：（1）防止相应法在各自的作用上过多或不足；（2）防止昏沉和睡眠心所过度且主导的懈怠之心，防止慢心所过度且主导的骄慢之心。</w:t>
       </w:r>
     </w:p>
     <w:p>
       <w:pPr>
-        <w:ind w:left="340"/>
+        <w:pStyle w:val="ListBullet"/>
       </w:pPr>
       <w:r>
         <w:rPr>
           <w:b/>
-          <w:sz w:val="21"/>
-        </w:rPr>
-        <w:t xml:space="preserve">2. </w:t>
-      </w:r>
-      <w:r>
-        <w:rPr>
-          <w:sz w:val="21"/>
-        </w:rPr>
-        <w:t>原文举了"动物保护者心疼老虎、却没想到被老虎吃掉的动物"的例子——你生活中有没有类似的"选择性慈悲"？比如只对可爱的人慈悲、只对自己人慈悲？</w:t>
+        </w:rPr>
+        <w:t>现起</w:t>
+      </w:r>
+      <w:r>
+        <w:rPr>
+          <w:b w:val="0"/>
+        </w:rPr>
+        <w:t>：使人保持中立；自己保持超然、适度、中立。</w:t>
       </w:r>
     </w:p>
     <w:p>
       <w:pPr>
-        <w:spacing w:before="120" w:after="80"/>
-      </w:pPr>
-      <w:r>
-        <w:rPr>
-          <w:rFonts w:ascii="Microsoft YaHei" w:hAnsi="Microsoft YaHei" w:eastAsia="Microsoft YaHei"/>
+        <w:pStyle w:val="ListBullet"/>
+      </w:pPr>
+      <w:r>
+        <w:rPr>
           <w:b/>
-          <w:color w:val="1E5631"/>
-          <w:sz w:val="25"/>
-        </w:rPr>
-        <w:t>扩展三：延伸小练习</w:t>
+        </w:rPr>
+        <w:t>近因</w:t>
+      </w:r>
+      <w:r>
+        <w:rPr>
+          <w:b w:val="0"/>
+        </w:rPr>
+        <w:t>：以触为首的相应法。</w:t>
       </w:r>
     </w:p>
     <w:p>
-      <w:pPr>
-        <w:ind w:left="340"/>
-      </w:pPr>
-      <w:r>
-        <w:rPr>
-          <w:color w:val="1E5631"/>
-          <w:sz w:val="21"/>
-        </w:rPr>
-        <w:t xml:space="preserve">• </w:t>
-      </w:r>
       <w:r>
         <w:rPr>
           <w:b/>
-          <w:sz w:val="21"/>
-        </w:rPr>
-        <w:t>"经过即祝福"练习（约5分钟）</w:t>
-      </w:r>
-      <w:r>
-        <w:rPr>
-          <w:sz w:val="21"/>
-        </w:rPr>
-        <w:t>：请大家想一个自己每天都会经过的地方（地铁站、菜市场、公司门口），在心里默默祝福那里出现的每一个人："愿你远离危难，愿你内心愉悦，愿你身体健康，愿你保有快乐。"——这是本周作业的现场版，可以让大家当场试一遍。</w:t>
+        </w:rPr>
+        <w:t>◈扩展段落</w:t>
+      </w:r>
+      <w:r>
+        <w:rPr>
+          <w:b w:val="0"/>
+        </w:rPr>
+        <w:t>（可选）【默读／选读／延伸】</w:t>
       </w:r>
     </w:p>
     <w:p>
-      <w:pPr>
-        <w:spacing w:before="120" w:after="80"/>
-      </w:pPr>
-      <w:r>
-        <w:rPr>
-          <w:rFonts w:ascii="Microsoft YaHei" w:hAnsi="Microsoft YaHei" w:eastAsia="Microsoft YaHei"/>
+      <w:r>
+        <w:rPr>
           <w:b/>
-          <w:color w:val="1E5631"/>
-          <w:sz w:val="25"/>
-        </w:rPr>
-        <w:t>扩展四：补充原文段落</w:t>
+        </w:rPr>
+        <w:t>梵住舍（Upekkhā Brahmavihāra）——四无量心中的"舍"</w:t>
       </w:r>
     </w:p>
     <w:p>
+      <w:pPr>
+        <w:pStyle w:val="ListBullet"/>
+      </w:pPr>
       <w:r>
         <w:rPr>
           <w:b/>
-          <w:sz w:val="21"/>
-        </w:rPr>
-        <w:t>段落1：什么是慈心——离贪、离瞋、离痴</w:t>
+        </w:rPr>
+        <w:t>特相</w:t>
+      </w:r>
+      <w:r>
+        <w:rPr>
+          <w:b w:val="0"/>
+        </w:rPr>
+        <w:t>：对有情中舍。</w:t>
       </w:r>
     </w:p>
     <w:p>
       <w:pPr>
-        <w:ind w:left="340"/>
-      </w:pPr>
-      <w:r>
-        <w:rPr>
-          <w:color w:val="1E5631"/>
-          <w:sz w:val="21"/>
-        </w:rPr>
-        <w:t xml:space="preserve">• </w:t>
-      </w:r>
+        <w:pStyle w:val="ListBullet"/>
+      </w:pPr>
       <w:r>
         <w:rPr>
           <w:b/>
-          <w:sz w:val="21"/>
-        </w:rPr>
-        <w:t>出处</w:t>
-      </w:r>
-      <w:r>
-        <w:rPr>
-          <w:sz w:val="21"/>
-        </w:rPr>
-        <w:t>：《原文全集》第一部分（第188讲 法念处·五盖（二））·三、慈心禅那的修习·（一）什么是慈心</w:t>
+        </w:rPr>
+        <w:t>作用</w:t>
+      </w:r>
+      <w:r>
+        <w:rPr>
+          <w:b w:val="0"/>
+        </w:rPr>
+        <w:t>：平等地看待有情，无论是对嗔恨者还是爱著者。</w:t>
       </w:r>
     </w:p>
     <w:p>
       <w:pPr>
-        <w:spacing w:before="40" w:after="80"/>
-        <w:ind w:left="283"/>
-        <w:shd w:val="clear" w:color="auto" w:fill="EDF6EF"/>
-        <w:pBdr>
-          <w:left w:val="single" w:sz="20" w:space="6" w:color="1E5631"/>
-        </w:pBdr>
-      </w:pPr>
-      <w:r>
-        <w:rPr>
-          <w:sz w:val="20"/>
-        </w:rPr>
-        <w:t>慈心是一种梵住，四梵住（慈、悲、喜、捨），排第一位的是慈梵住（Brahmavihāra）。修习慈心是为了去除瞋恚盖。贪的特点是黏著、执取。黏著、执取给你带来什么感觉呢？感觉被绑住了，对吧？……只要有任何贪爱就不自由。所以，离贪可以获得自由。瞋恚是粗野、残暴，经常生起害人的心，或者害人害己的心。离瞋带来慈悲，心会很柔软。瞋心重的人身体都很僵硬，浑身都是疙瘩，各种包，硬邦邦的，按哪都痛。而有慈心的人，浑身都很柔软。什么叫痴呢？就是盲目，愚痴的人像瞆的人，该做正确的事情他不会做。所以，离痴获得光明，让内心透亮，看问题不被堵住，一点就看到根源上，这是智慧。</w:t>
+        <w:pStyle w:val="ListBullet"/>
+      </w:pPr>
+      <w:r>
+        <w:rPr>
+          <w:b/>
+        </w:rPr>
+        <w:t>现起</w:t>
+      </w:r>
+      <w:r>
+        <w:rPr>
+          <w:b w:val="0"/>
+        </w:rPr>
+        <w:t>：止息对有情的嗔恚和爱著。</w:t>
       </w:r>
     </w:p>
     <w:p>
+      <w:pPr>
+        <w:pStyle w:val="ListBullet"/>
+      </w:pPr>
       <w:r>
         <w:rPr>
           <w:b/>
-          <w:sz w:val="21"/>
-        </w:rPr>
-        <w:t>段落2：五十二心所中的"慈、悲、随喜"——美心所与不善心所对照</w:t>
+        </w:rPr>
+        <w:t>近因</w:t>
+      </w:r>
+      <w:r>
+        <w:rPr>
+          <w:b w:val="0"/>
+        </w:rPr>
+        <w:t>：一切有情最终拥有的唯一财产就是他们的业。祝愿者以正直之心希望这些有情："愿一切有情是业的所有者，不失去所得的成就。"</w:t>
       </w:r>
     </w:p>
     <w:p>
-      <w:pPr>
-        <w:ind w:left="340"/>
-      </w:pPr>
-      <w:r>
-        <w:rPr>
-          <w:color w:val="1E5631"/>
-          <w:sz w:val="21"/>
-        </w:rPr>
-        <w:t xml:space="preserve">• </w:t>
-      </w:r>
       <w:r>
         <w:rPr>
           <w:b/>
-          <w:sz w:val="21"/>
-        </w:rPr>
-        <w:t>出处</w:t>
-      </w:r>
-      <w:r>
-        <w:rPr>
-          <w:sz w:val="21"/>
-        </w:rPr>
-        <w:t>：《原文全集》第五部分（如来禅修学体系81）·四、五十二（52）心所总表（图中文字整理）</w:t>
+        </w:rPr>
+        <w:t>◈扩展段落</w:t>
+      </w:r>
+      <w:r>
+        <w:rPr>
+          <w:b w:val="0"/>
+        </w:rPr>
+        <w:t>（可选）【默读／选读／延伸】</w:t>
       </w:r>
     </w:p>
     <w:p>
-      <w:pPr>
-        <w:spacing w:before="40" w:after="80"/>
-        <w:ind w:left="283"/>
-        <w:shd w:val="clear" w:color="auto" w:fill="EDF6EF"/>
-        <w:pBdr>
-          <w:left w:val="single" w:sz="20" w:space="6" w:color="1E5631"/>
-        </w:pBdr>
-      </w:pPr>
-      <w:r>
-        <w:rPr>
-          <w:sz w:val="20"/>
-        </w:rPr>
-        <w:t>不善心所（14）：贪（爱/染）、瞋（怒/反击/拂逆）、痴（没智慧语）、掉举（忐忑）、昏沉（心的沉重）、睡眠（心的呆滞）、无惭（不耻作恶）、无愧（不怕作恶）、疑（不信因果/三宝）、邪见（错误的见解）、我慢（傲）、嫉（嫉妒）、悭（吝啬）、恶作（懊悔）</w:t>
+      <w:r>
+        <w:rPr>
+          <w:b/>
+        </w:rPr>
+        <w:t>十种舍（为帮助理解"舍"的多种含义）</w:t>
       </w:r>
     </w:p>
     <w:p>
-      <w:pPr>
-        <w:spacing w:before="40" w:after="80"/>
-        <w:ind w:left="283"/>
-        <w:shd w:val="clear" w:color="auto" w:fill="EDF6EF"/>
-        <w:pBdr>
-          <w:left w:val="single" w:sz="20" w:space="6" w:color="1E5631"/>
-        </w:pBdr>
-      </w:pPr>
-      <w:r>
-        <w:rPr>
-          <w:sz w:val="20"/>
-        </w:rPr>
-        <w:t>美心所（25）：信、念、惭（耻作诸恶）、愧（怖畏诸恶）、无贪、无瞋、无痴（特慧根）、中捨性（作中立/旁观）、心所轻安、心轻安、心所轻快性、心轻快性、心所柔软性、心柔软性、心所练达性（适应性）、心练达性、心所正直性、心正直性、正语（离邪语）、正业（离杀盗淫）、正命（离邪命）、悲（悲悯）、随喜、慈（无量心所）</w:t>
+      <w:r>
+        <w:rPr>
+          <w:b w:val="0"/>
+        </w:rPr>
+        <w:t>一、六支舍；二、梵住舍；三、觉支舍；四、精进舍；五、行舍；六、受舍；七、观舍；八、中舍性舍；九、禅舍；十、遍净舍。</w:t>
       </w:r>
     </w:p>
     <w:p>
-      <w:pPr>
-        <w:spacing w:before="40" w:after="80"/>
-        <w:ind w:left="283"/>
-        <w:shd w:val="clear" w:color="auto" w:fill="EDF6EF"/>
-        <w:pBdr>
-          <w:left w:val="single" w:sz="20" w:space="6" w:color="1E5631"/>
-        </w:pBdr>
-      </w:pPr>
-      <w:r>
-        <w:rPr>
-          <w:sz w:val="20"/>
-        </w:rPr>
-        <w:t>（图中另标注：无量心所之"因组/果组"，慈、悲俱属无量心所；悲——以如理作意见有情无所归依，为众苦所迫；慈——以如理作意见有情的优点。）</w:t>
+      <w:r>
+        <w:rPr>
+          <w:b w:val="0"/>
+        </w:rPr>
+        <w:t>（说明：四无量心中的"舍"即梵住舍——平等看待一切有情的崇高心态；它与"中舍性"心所（保持心所平衡）相关但不同，梵住舍以"愿一切有情是业的所有者"为近因，是最有智慧的舍。）</w:t>
       </w:r>
     </w:p>
     <w:p>
-      <w:pPr>
-        <w:spacing w:before="120" w:after="80"/>
-      </w:pPr>
-      <w:r>
-        <w:rPr>
-          <w:rFonts w:ascii="Microsoft YaHei" w:hAnsi="Microsoft YaHei" w:eastAsia="Microsoft YaHei"/>
+      <w:r>
+        <w:rPr>
           <w:b/>
-          <w:color w:val="1E5631"/>
-          <w:sz w:val="25"/>
-        </w:rPr>
-        <w:t>扩展五：深入讨论问题</w:t>
+          <w:color w:val="1E4620"/>
+          <w:sz w:val="23"/>
+        </w:rPr>
+        <w:t>原文材料⑤：四无量心与52心所——对治的烦恼总览</w:t>
       </w:r>
     </w:p>
     <w:p>
-      <w:pPr>
-        <w:ind w:left="340"/>
-      </w:pPr>
       <w:r>
         <w:rPr>
           <w:b/>
-          <w:sz w:val="21"/>
-        </w:rPr>
-        <w:t xml:space="preserve">1. </w:t>
-      </w:r>
-      <w:r>
-        <w:rPr>
-          <w:sz w:val="21"/>
-        </w:rPr>
-        <w:t>原文说"慈悲喜舍是压力的疏解剂、社会和平的缔造者、解决社会冲突的根本药方"——你同意吗？能举一个自己身边的例子吗？</w:t>
+        </w:rPr>
+        <w:t>★核心段落（必读）</w:t>
+      </w:r>
+      <w:r>
+        <w:rPr>
+          <w:b w:val="0"/>
+        </w:rPr>
+        <w:t>【本周朗读段】</w:t>
       </w:r>
     </w:p>
     <w:p>
-      <w:pPr>
-        <w:ind w:left="340"/>
-      </w:pPr>
       <w:r>
         <w:rPr>
           <w:b/>
-          <w:sz w:val="21"/>
-        </w:rPr>
-        <w:t xml:space="preserve">2. </w:t>
-      </w:r>
-      <w:r>
-        <w:rPr>
-          <w:sz w:val="21"/>
-        </w:rPr>
-        <w:t>在五十二心所表里，"随喜"属于美心所，"嫉（嫉妒）""悭（吝啬）"属于不善心所——观察一下：当别人成功时，你的第一反应更接近哪一个？为什么"随喜"这么难？</w:t>
+        </w:rPr>
+        <w:t>四无量心在52心所中的位置——各有所对治的烦恼</w:t>
       </w:r>
     </w:p>
     <w:p>
-      <w:pPr>
-        <w:spacing w:before="120" w:after="80"/>
-      </w:pPr>
-      <w:r>
-        <w:rPr>
-          <w:rFonts w:ascii="Microsoft YaHei" w:hAnsi="Microsoft YaHei" w:eastAsia="Microsoft YaHei"/>
-          <w:b/>
-          <w:color w:val="1E5631"/>
-          <w:sz w:val="25"/>
-        </w:rPr>
-        <w:t>扩展六：延伸小练习</w:t>
+      <w:r>
+        <w:rPr>
+          <w:b w:val="0"/>
+        </w:rPr>
+        <w:t>52心所中，与"慈悲喜舍"直接相关的美心所有：</w:t>
       </w:r>
     </w:p>
     <w:p>
       <w:pPr>
-        <w:ind w:left="340"/>
-      </w:pPr>
-      <w:r>
-        <w:rPr>
-          <w:color w:val="1E5631"/>
-          <w:sz w:val="21"/>
-        </w:rPr>
-        <w:t xml:space="preserve">• </w:t>
-      </w:r>
+        <w:pStyle w:val="ListBullet"/>
+      </w:pPr>
       <w:r>
         <w:rPr>
           <w:b/>
-          <w:sz w:val="21"/>
-        </w:rPr>
-        <w:t>"随喜"练习（约5分钟）</w:t>
-      </w:r>
-      <w:r>
-        <w:rPr>
-          <w:sz w:val="21"/>
-        </w:rPr>
-        <w:t>：请大家回想今天（或本周）身边某个人"过得好"的事——升职、被表扬、家庭和睦、身体健康——在心里真心地说一句："真好，随喜他/她。"然后分享：说这句话时，心里是轻松的，还是有一点点酸？本周末前，每次看到别人"好"，都在心里默默随喜一次。</w:t>
+        </w:rPr>
+        <w:t>慈（mettā）</w:t>
+      </w:r>
+      <w:r>
+        <w:rPr>
+          <w:b w:val="0"/>
+        </w:rPr>
+        <w:t>——属无瞋心所的特殊状态，对治</w:t>
+      </w:r>
+      <w:r>
+        <w:rPr>
+          <w:b/>
+        </w:rPr>
+        <w:t>瞋（怒/反击/拂逆）</w:t>
+      </w:r>
+      <w:r>
+        <w:rPr>
+          <w:b w:val="0"/>
+        </w:rPr>
+        <w:t>。慈心一起，愤怒自然消融。</w:t>
       </w:r>
     </w:p>
     <w:p>
       <w:pPr>
-        <w:spacing w:before="160" w:after="80"/>
-      </w:pPr>
-      <w:r>
-        <w:rPr>
-          <w:rFonts w:ascii="Microsoft YaHei" w:hAnsi="Microsoft YaHei" w:eastAsia="Microsoft YaHei"/>
+        <w:pStyle w:val="ListBullet"/>
+      </w:pPr>
+      <w:r>
+        <w:rPr>
           <w:b/>
-          <w:color w:val="1E5631"/>
-          <w:sz w:val="28"/>
-        </w:rPr>
-        <w:t>🔚 收尾与回向（15 min）</w:t>
+        </w:rPr>
+        <w:t>悲（karuṇā）</w:t>
+      </w:r>
+      <w:r>
+        <w:rPr>
+          <w:b w:val="0"/>
+        </w:rPr>
+        <w:t>——属无量心所，对治</w:t>
+      </w:r>
+      <w:r>
+        <w:rPr>
+          <w:b/>
+        </w:rPr>
+        <w:t>恼害</w:t>
+      </w:r>
+      <w:r>
+        <w:rPr>
+          <w:b w:val="0"/>
+        </w:rPr>
+        <w:t>（与恼害有情相反），见众生受苦而不忍，愿拔其苦。</w:t>
       </w:r>
     </w:p>
     <w:p>
       <w:pPr>
-        <w:ind w:left="340"/>
+        <w:pStyle w:val="ListBullet"/>
       </w:pPr>
       <w:r>
         <w:rPr>
           <w:b/>
-          <w:sz w:val="21"/>
-        </w:rPr>
-        <w:t xml:space="preserve">1. </w:t>
+        </w:rPr>
+        <w:t>喜（随喜，muditā）</w:t>
+      </w:r>
+      <w:r>
+        <w:rPr>
+          <w:b w:val="0"/>
+        </w:rPr>
+        <w:t>——属无量心所，对治</w:t>
       </w:r>
       <w:r>
         <w:rPr>
           <w:b/>
-          <w:sz w:val="21"/>
-        </w:rPr>
-        <w:t>每人一句话</w:t>
-      </w:r>
-      <w:r>
-        <w:rPr>
-          <w:sz w:val="21"/>
-        </w:rPr>
-        <w:t>：向"十方众生"散播慈爱时，你心里是什么感觉？有没有觉得心变大了？</w:t>
+        </w:rPr>
+        <w:t>嫉（嫉妒）</w:t>
+      </w:r>
+      <w:r>
+        <w:rPr>
+          <w:b w:val="0"/>
+        </w:rPr>
+        <w:t>。随喜是"为别人的成就高兴"，嫉妒是"见不得别人好"，二者此消彼长。</w:t>
       </w:r>
     </w:p>
     <w:p>
       <w:pPr>
-        <w:ind w:left="340"/>
+        <w:pStyle w:val="ListBullet"/>
       </w:pPr>
       <w:r>
         <w:rPr>
           <w:b/>
-          <w:sz w:val="21"/>
-        </w:rPr>
-        <w:t xml:space="preserve">2. </w:t>
+        </w:rPr>
+        <w:t>舍（中捨性，upekkhā）</w:t>
+      </w:r>
+      <w:r>
+        <w:rPr>
+          <w:b w:val="0"/>
+        </w:rPr>
+        <w:t>——属美心所（中立/旁观），对治</w:t>
       </w:r>
       <w:r>
         <w:rPr>
           <w:b/>
-          <w:sz w:val="21"/>
-        </w:rPr>
-        <w:t>下周预告</w:t>
-      </w:r>
-      <w:r>
-        <w:rPr>
-          <w:sz w:val="21"/>
-        </w:rPr>
-        <w:t>：下周我们学习四无量心——慈、悲、喜、舍。</w:t>
+        </w:rPr>
+        <w:t>贪爱执取与嗔恨排斥的两极</w:t>
+      </w:r>
+      <w:r>
+        <w:rPr>
+          <w:b w:val="0"/>
+        </w:rPr>
+        <w:t>。不因亲疏、好恶而偏执，平等对待一切。</w:t>
       </w:r>
     </w:p>
     <w:p>
-      <w:pPr>
-        <w:ind w:left="340"/>
-      </w:pPr>
-      <w:r>
-        <w:rPr>
-          <w:b/>
-          <w:sz w:val="21"/>
-        </w:rPr>
-        <w:t xml:space="preserve">3. </w:t>
-      </w:r>
-      <w:r>
-        <w:rPr>
-          <w:b/>
-          <w:sz w:val="21"/>
-        </w:rPr>
-        <w:t>本周作业</w:t>
-      </w:r>
-      <w:r>
-        <w:rPr>
-          <w:sz w:val="21"/>
-        </w:rPr>
-        <w:t>：选一个你每天经过的地方（如每天坐的地铁站、常去的菜市场），每次经过时在心里祝福那里的人。</w:t>
+      <w:r>
+        <w:rPr>
+          <w:b w:val="0"/>
+        </w:rPr>
+        <w:t>对照52心所中的不善心所（14种）：贪、瞋、痴、掉举、昏沉、睡眠、无惭、无愧、疑、邪见、我慢、嫉、悭、恶作——四无量心正是这些烦恼的"解药"。</w:t>
       </w:r>
     </w:p>
     <w:p>
-      <w:pPr>
-        <w:ind w:left="340"/>
-      </w:pPr>
       <w:r>
         <w:rPr>
           <w:b/>
-          <w:sz w:val="21"/>
-        </w:rPr>
-        <w:t xml:space="preserve">4. </w:t>
-      </w:r>
-      <w:r>
-        <w:rPr>
-          <w:b/>
-          <w:sz w:val="21"/>
-        </w:rPr>
-        <w:t>回向</w:t>
-      </w:r>
-      <w:r>
-        <w:rPr>
-          <w:sz w:val="21"/>
-        </w:rPr>
-        <w:t>（一起念）：</w:t>
+        </w:rPr>
+        <w:t>◈扩展段落（可选）</w:t>
+      </w:r>
+      <w:r>
+        <w:rPr>
+          <w:b w:val="0"/>
+        </w:rPr>
+        <w:t>【默读／选读／延伸】</w:t>
       </w:r>
     </w:p>
     <w:p>
-      <w:pPr>
-        <w:ind w:left="340"/>
-      </w:pPr>
-      <w:r>
-        <w:rPr>
-          <w:b/>
-          <w:sz w:val="21"/>
-        </w:rPr>
-        <w:t xml:space="preserve">1. </w:t>
-      </w:r>
-      <w:r>
-        <w:rPr>
-          <w:b/>
-          <w:sz w:val="21"/>
-        </w:rPr>
-        <w:t>每人一句话</w:t>
-      </w:r>
-      <w:r>
-        <w:rPr>
-          <w:sz w:val="21"/>
-        </w:rPr>
-        <w:t>：四种心态里，哪一种让你最有感觉？</w:t>
+      <w:r>
+        <w:rPr>
+          <w:b w:val="0"/>
+        </w:rPr>
+        <w:t>（52心所中的"喜"为杂心所，通善通不善；而"随喜"作为美心所/无量心所，特指为他人成就而欢喜。二者名称相近，性质不同。）</w:t>
       </w:r>
     </w:p>
     <w:p>
-      <w:pPr>
-        <w:ind w:left="340"/>
-      </w:pPr>
-      <w:r>
-        <w:rPr>
-          <w:b/>
-          <w:sz w:val="21"/>
-        </w:rPr>
-        <w:t xml:space="preserve">2. </w:t>
-      </w:r>
-      <w:r>
-        <w:rPr>
-          <w:b/>
-          <w:sz w:val="21"/>
-        </w:rPr>
-        <w:t>下周预告</w:t>
-      </w:r>
-      <w:r>
-        <w:rPr>
-          <w:sz w:val="21"/>
-        </w:rPr>
-        <w:t>：下周是实践课——把慈心融入日常生活（睡觉前、人际冲突时、禅修前）。</w:t>
+      <w:r>
+        <w:rPr>
+          <w:b w:val="0"/>
+        </w:rPr>
+        <w:t>（本材料与第2周"慈心所定义"的区别：第2周讲"慈是什么"（特相/作用/现起/近因）；本材料讲"四无量心各自对治什么烦恼"（在52心所中的对治关系），从烦恼对治的角度理解四无量心。）</w:t>
       </w:r>
     </w:p>
     <w:p>
-      <w:pPr>
-        <w:ind w:left="340"/>
-      </w:pPr>
       <w:r>
         <w:rPr>
           <w:b/>
-          <w:sz w:val="21"/>
-        </w:rPr>
-        <w:t xml:space="preserve">3. </w:t>
-      </w:r>
-      <w:r>
-        <w:rPr>
-          <w:b/>
-          <w:sz w:val="21"/>
-        </w:rPr>
-        <w:t>本周作业</w:t>
-      </w:r>
-      <w:r>
-        <w:rPr>
-          <w:sz w:val="21"/>
-        </w:rPr>
-        <w:t>：本周特别注意"随喜"——当别人被表扬、成功时，观察自己的第一反应。</w:t>
+          <w:color w:val="1E4620"/>
+          <w:sz w:val="26"/>
+        </w:rPr>
+        <w:t>💬 第二轮分享（10 min）</w:t>
       </w:r>
     </w:p>
     <w:p>
       <w:pPr>
-        <w:ind w:left="340"/>
-      </w:pPr>
-      <w:r>
-        <w:rPr>
-          <w:b/>
-          <w:sz w:val="21"/>
-        </w:rPr>
-        <w:t xml:space="preserve">4. </w:t>
-      </w:r>
-      <w:r>
-        <w:rPr>
-          <w:b/>
-          <w:sz w:val="21"/>
-        </w:rPr>
-        <w:t>回向</w:t>
-      </w:r>
-      <w:r>
-        <w:rPr>
-          <w:sz w:val="21"/>
-        </w:rPr>
-        <w:t>（一起念）：</w:t>
+        <w:ind w:left="170"/>
+        <w:pBdr>
+          <w:left w:val="single" w:sz="18" w:space="4" w:color="1E4620"/>
+        </w:pBdr>
+        <w:shd w:val="clear" w:fill="F2F5FA"/>
+      </w:pPr>
+      <w:r>
+        <w:rPr>
+          <w:b w:val="0"/>
+        </w:rPr>
+        <w:t>请大家轮流分享："慈、悲、喜、舍"这四个字里，哪一个你平时体验最多？哪一个最陌生？</w:t>
       </w:r>
     </w:p>
     <w:p>
       <w:r>
         <w:rPr>
           <w:b/>
-          <w:sz w:val="21"/>
-        </w:rPr>
-        <w:t>回向（一起念）</w:t>
-      </w:r>
-      <w:r>
-        <w:rPr>
-          <w:sz w:val="21"/>
-        </w:rPr>
-        <w:t>：</w:t>
+          <w:color w:val="1E4620"/>
+          <w:sz w:val="26"/>
+        </w:rPr>
+        <w:t>🎯 第二轮主题讨论（10 min）</w:t>
       </w:r>
     </w:p>
     <w:p>
-      <w:pPr>
-        <w:spacing w:before="40" w:after="80"/>
-        <w:ind w:left="283"/>
-        <w:shd w:val="clear" w:color="auto" w:fill="EDF6EF"/>
-        <w:pBdr>
-          <w:left w:val="single" w:sz="20" w:space="6" w:color="1E5631"/>
-        </w:pBdr>
-      </w:pPr>
       <w:r>
         <w:rPr>
           <w:b/>
-          <w:sz w:val="20"/>
-        </w:rPr>
-        <w:t>愿我此功德，导向诸漏尽！</w:t>
-      </w:r>
-      <w:r>
-        <w:rPr>
-          <w:sz w:val="20"/>
-        </w:rPr>
-        <w:t xml:space="preserve"> </w:t>
-      </w:r>
-      <w:r>
-        <w:rPr>
-          <w:b/>
-          <w:sz w:val="20"/>
-        </w:rPr>
-        <w:t>愿我此功德，为证涅槃缘！</w:t>
-      </w:r>
-      <w:r>
-        <w:rPr>
-          <w:sz w:val="20"/>
-        </w:rPr>
-        <w:t xml:space="preserve"> </w:t>
-      </w:r>
-      <w:r>
-        <w:rPr>
-          <w:b/>
-          <w:sz w:val="20"/>
-        </w:rPr>
-        <w:t>我此功德分，回向诸有情！</w:t>
-      </w:r>
-      <w:r>
-        <w:rPr>
-          <w:sz w:val="20"/>
-        </w:rPr>
-        <w:t xml:space="preserve"> </w:t>
-      </w:r>
-      <w:r>
-        <w:rPr>
-          <w:b/>
-          <w:sz w:val="20"/>
-        </w:rPr>
-        <w:t>愿彼等一切，同得功德分！</w:t>
+        </w:rPr>
+        <w:t>讨论问题（按优先级）</w:t>
+      </w:r>
+      <w:r>
+        <w:rPr>
+          <w:b w:val="0"/>
+        </w:rPr>
+        <w:t>：</w:t>
       </w:r>
     </w:p>
     <w:p>
       <w:pPr>
-        <w:spacing w:before="160" w:after="80"/>
-      </w:pPr>
-      <w:r>
-        <w:rPr>
-          <w:rFonts w:ascii="Microsoft YaHei" w:hAnsi="Microsoft YaHei" w:eastAsia="Microsoft YaHei"/>
+        <w:pStyle w:val="ListBullet"/>
+      </w:pPr>
+      <w:r>
+        <w:rPr>
+          <w:b w:val="0"/>
+        </w:rPr>
+        <w:t>问题①（★必答，时间不够时只讨论这个）</w:t>
+      </w:r>
+    </w:p>
+    <w:p>
+      <w:pPr>
+        <w:pStyle w:val="ListBullet"/>
+      </w:pPr>
+      <w:r>
+        <w:rPr>
+          <w:b w:val="0"/>
+        </w:rPr>
+        <w:t>问题②（◈选答）</w:t>
+      </w:r>
+    </w:p>
+    <w:p>
+      <w:pPr>
+        <w:pStyle w:val="ListBullet"/>
+      </w:pPr>
+      <w:r>
+        <w:rPr>
+          <w:b w:val="0"/>
+        </w:rPr>
+        <w:t>问题③（◈选答，时间富余或大家感兴趣时讨论）</w:t>
+      </w:r>
+    </w:p>
+    <w:p>
+      <w:pPr>
+        <w:pStyle w:val="ListNumber"/>
+      </w:pPr>
+      <w:r>
+        <w:rPr>
+          <w:b w:val="0"/>
+        </w:rPr>
+        <w:t>【问题①★必答】看看这四个词：愿人快乐（慈）、愿人离苦（悲）、随喜人成就（喜）、平等对待（舍）。你能不能在生活里各举一个例子？比如"随喜"——当别人成功时，你心里是高兴还是酸酸的？</w:t>
+      </w:r>
+    </w:p>
+    <w:p>
+      <w:pPr>
+        <w:pStyle w:val="ListNumber"/>
+      </w:pPr>
+      <w:r>
+        <w:rPr>
+          <w:b w:val="0"/>
+        </w:rPr>
+        <w:t>【问题②◈选答】原文说四梵住是"冲突的根本药方、创伤的疗愈者"。你同意吗？你身边有没有人（或你自己）因为"慈悲喜舍"而化解过冲突？</w:t>
+      </w:r>
+    </w:p>
+    <w:p>
+      <w:pPr>
+        <w:pStyle w:val="ListNumber"/>
+      </w:pPr>
+      <w:r>
+        <w:rPr>
+          <w:b w:val="0"/>
+        </w:rPr>
+        <w:t>【问题③◈选答】"舍"是平等心——不因亲疏、好恶而区别对待。这和我们平时说的"冷漠"有什么区别？</w:t>
+      </w:r>
+    </w:p>
+    <w:p>
+      <w:pPr>
+        <w:ind w:left="170"/>
+        <w:pBdr>
+          <w:left w:val="single" w:sz="18" w:space="4" w:color="1E4620"/>
+        </w:pBdr>
+        <w:shd w:val="clear" w:fill="F2F5FA"/>
+      </w:pPr>
+      <w:r>
+        <w:rPr>
           <w:b/>
-          <w:color w:val="1E5631"/>
-          <w:sz w:val="28"/>
+        </w:rPr>
+        <w:t>分层追问</w:t>
+      </w:r>
+      <w:r>
+        <w:rPr>
+          <w:b w:val="0"/>
+        </w:rPr>
+        <w:t>（可视时间取用，由浅入深）：</w:t>
+      </w:r>
+    </w:p>
+    <w:p>
+      <w:pPr>
+        <w:ind w:left="170"/>
+        <w:pBdr>
+          <w:left w:val="single" w:sz="18" w:space="4" w:color="1E4620"/>
+        </w:pBdr>
+        <w:shd w:val="clear" w:fill="F2F5FA"/>
+      </w:pPr>
+      <w:r>
+        <w:rPr>
+          <w:b w:val="0"/>
+        </w:rPr>
+        <w:t>- 【现象】慈悲喜舍四样里，哪一样你天生就比较少？</w:t>
+      </w:r>
+    </w:p>
+    <w:p>
+      <w:pPr>
+        <w:ind w:left="170"/>
+        <w:pBdr>
+          <w:left w:val="single" w:sz="18" w:space="4" w:color="1E4620"/>
+        </w:pBdr>
+        <w:shd w:val="clear" w:fill="F2F5FA"/>
+      </w:pPr>
+      <w:r>
+        <w:rPr>
+          <w:b w:val="0"/>
+        </w:rPr>
+        <w:t>- 【影响】缺了这一样，会在你和谁的相处里带来摩擦？</w:t>
+      </w:r>
+    </w:p>
+    <w:p>
+      <w:pPr>
+        <w:ind w:left="170"/>
+        <w:pBdr>
+          <w:left w:val="single" w:sz="18" w:space="4" w:color="1E4620"/>
+        </w:pBdr>
+        <w:shd w:val="clear" w:fill="F2F5FA"/>
+      </w:pPr>
+      <w:r>
+        <w:rPr>
+          <w:b w:val="0"/>
+        </w:rPr>
+        <w:t>- 【应对】这周你想先练哪一样？从哪一个具体的人开始？</w:t>
+      </w:r>
+    </w:p>
+    <w:p>
+      <w:r>
+        <w:rPr>
+          <w:b/>
+          <w:color w:val="1E4620"/>
+          <w:sz w:val="26"/>
+        </w:rPr>
+        <w:t>📚 扩展内容包（时间富余时使用）</w:t>
+      </w:r>
+    </w:p>
+    <w:p>
+      <w:pPr>
+        <w:ind w:left="170"/>
+        <w:pBdr>
+          <w:left w:val="single" w:sz="18" w:space="4" w:color="1E4620"/>
+        </w:pBdr>
+        <w:shd w:val="clear" w:fill="F2F5FA"/>
+      </w:pPr>
+      <w:r>
+        <w:rPr>
+          <w:b w:val="0"/>
+        </w:rPr>
+        <w:t>以下内容用于共读提前结束或讨论意犹未尽时，按需选用，不必全部完成。</w:t>
+      </w:r>
+    </w:p>
+    <w:p>
+      <w:r>
+        <w:rPr>
+          <w:b/>
+          <w:color w:val="1E4620"/>
+          <w:sz w:val="23"/>
+        </w:rPr>
+        <w:t>扩展一：补充原文段落</w:t>
+      </w:r>
+    </w:p>
+    <w:p>
+      <w:r>
+        <w:rPr>
+          <w:b/>
+        </w:rPr>
+        <w:t>段落1：进修遍满慈——从四十八种到五百二十八种</w:t>
+      </w:r>
+    </w:p>
+    <w:p>
+      <w:pPr>
+        <w:pStyle w:val="ListBullet"/>
+      </w:pPr>
+      <w:r>
+        <w:rPr>
+          <w:b/>
+        </w:rPr>
+        <w:t>出处</w:t>
+      </w:r>
+      <w:r>
+        <w:rPr>
+          <w:b w:val="0"/>
+        </w:rPr>
+        <w:t>：《原文全集》第一部分（第188讲 法念处·五盖（二））·四、进修遍满慈</w:t>
+      </w:r>
+    </w:p>
+    <w:p>
+      <w:pPr>
+        <w:ind w:left="170"/>
+        <w:pBdr>
+          <w:left w:val="single" w:sz="18" w:space="4" w:color="1E4620"/>
+        </w:pBdr>
+        <w:shd w:val="clear" w:fill="F2F5FA"/>
+      </w:pPr>
+      <w:r>
+        <w:rPr>
+          <w:b w:val="0"/>
+        </w:rPr>
+        <w:t>破除了人际之间界限之后，进修慈心遍满。慈心遍满分两种：一种是不限定对像的慈心遍满，一种是有限定对像的慈心遍满。不限定对像的慈心遍满可以分为五种或二十种，而有限定对像的慈心遍满可以分为七种或二十八种。</w:t>
+      </w:r>
+    </w:p>
+    <w:p>
+      <w:pPr>
+        <w:ind w:left="170"/>
+        <w:pBdr>
+          <w:left w:val="single" w:sz="18" w:space="4" w:color="1E4620"/>
+        </w:pBdr>
+        <w:shd w:val="clear" w:fill="F2F5FA"/>
+      </w:pPr>
+      <w:r>
+        <w:rPr>
+          <w:b w:val="0"/>
+        </w:rPr>
+        <w:t>开始修行不限定对像的慈心遍满时，应该先选定一个范围，比如一个寺院的范围，或者在家人选家的那栋楼附近范围，以慈心禅的光明照见该范围内的各种众生。然后以四种方式向他们散播慈爱："愿一切有情没有仇敌，没有内心的痛苦，没有身体的痛苦，拥有自己的快乐。"修到以每种方式都能够证得初、二、三禅……总共有二十种方式。</w:t>
+      </w:r>
+    </w:p>
+    <w:p>
+      <w:pPr>
+        <w:ind w:left="170"/>
+        <w:pBdr>
+          <w:left w:val="single" w:sz="18" w:space="4" w:color="1E4620"/>
+        </w:pBdr>
+        <w:shd w:val="clear" w:fill="F2F5FA"/>
+      </w:pPr>
+      <w:r>
+        <w:rPr>
+          <w:b w:val="0"/>
+        </w:rPr>
+        <w:t>成功之后，可以将范围扩大到小区，或者寺院外边，再以四十八种方式来散播慈爱。成功后，再渐次地扩大范围到一个村庄、两个村庄、一个城镇、一个省市、一个国家、几个国家、东半球、西半球、整个太阳系、整个银河系、三十一界的生命类。……能够将慈爱扩散到无边世界以后，应该将慈爱扩散到十方，即依方向的遍满慈，这是指逐一地对十方无边世界的众生散播慈爱。……如此总共有四百八十个依方向的遍满慈，再加上前面提到的四十八个不依方向散播慈爱到无边世界的遍满慈，所以一共有五百二十八个散播遍满慈的方法。对于能重复地修习这五百二十八种遍满慈的禅修者，就能够很有效地镇伏瞋恚，而且能够获得慈心禅那的十一种利益。</w:t>
+      </w:r>
+    </w:p>
+    <w:p>
+      <w:r>
+        <w:rPr>
+          <w:b/>
+        </w:rPr>
+        <w:t>段落2：推己及人——自己希望快乐，众生同样希望快乐</w:t>
+      </w:r>
+    </w:p>
+    <w:p>
+      <w:pPr>
+        <w:pStyle w:val="ListBullet"/>
+      </w:pPr>
+      <w:r>
+        <w:rPr>
+          <w:b/>
+        </w:rPr>
+        <w:t>出处</w:t>
+      </w:r>
+      <w:r>
+        <w:rPr>
+          <w:b w:val="0"/>
+        </w:rPr>
+        <w:t>：《原文全集》第一部分（第188讲）·（四）如何修习慈心</w:t>
+      </w:r>
+    </w:p>
+    <w:p>
+      <w:pPr>
+        <w:ind w:left="170"/>
+        <w:pBdr>
+          <w:left w:val="single" w:sz="18" w:space="4" w:color="1E4620"/>
+        </w:pBdr>
+        <w:shd w:val="clear" w:fill="F2F5FA"/>
+      </w:pPr>
+      <w:r>
+        <w:rPr>
+          <w:b w:val="0"/>
+        </w:rPr>
+        <w:t>对自己散播慈爱不能证得禅那，但是可以感受到对自己散播慈爱带来的愉悦。这样做，是为了能推己及人。愿自己没有怨敌，没有内心的痛苦，没有身体的痛苦，拥有自己的快乐，自己如此希望，并能感受到，就要推己及人。我们希望自己快乐，别人同样希望他们自己快乐。</w:t>
+      </w:r>
+    </w:p>
+    <w:p>
+      <w:r>
+        <w:rPr>
+          <w:b/>
+          <w:color w:val="1E4620"/>
+          <w:sz w:val="23"/>
+        </w:rPr>
+        <w:t>扩展二：深入讨论问题</w:t>
+      </w:r>
+    </w:p>
+    <w:p>
+      <w:pPr>
+        <w:pStyle w:val="ListNumber"/>
+      </w:pPr>
+      <w:r>
+        <w:rPr>
+          <w:b w:val="0"/>
+        </w:rPr>
+        <w:t>从"对自己修慈心"到"对十方众生修慈心"，中间最难跨越的是哪一步？为什么？（可以让大家指一指自己在哪一步"卡住"了）</w:t>
+      </w:r>
+    </w:p>
+    <w:p>
+      <w:pPr>
+        <w:pStyle w:val="ListNumber"/>
+      </w:pPr>
+      <w:r>
+        <w:rPr>
+          <w:b w:val="0"/>
+        </w:rPr>
+        <w:t>原文举了"动物保护者心疼老虎、却没想到被老虎吃掉的动物"的例子——你生活中有没有类似的"选择性慈悲"？比如只对可爱的人慈悲、只对自己人慈悲？</w:t>
+      </w:r>
+    </w:p>
+    <w:p>
+      <w:r>
+        <w:rPr>
+          <w:b/>
+          <w:color w:val="1E4620"/>
+          <w:sz w:val="23"/>
+        </w:rPr>
+        <w:t>扩展三：延伸小练习</w:t>
+      </w:r>
+    </w:p>
+    <w:p>
+      <w:pPr>
+        <w:pStyle w:val="ListBullet"/>
+      </w:pPr>
+      <w:r>
+        <w:rPr>
+          <w:b/>
+        </w:rPr>
+        <w:t>"经过即祝福"练习（约5分钟）</w:t>
+      </w:r>
+      <w:r>
+        <w:rPr>
+          <w:b w:val="0"/>
+        </w:rPr>
+        <w:t>：请大家想一个自己每天都会经过的地方（地铁站、菜市场、公司门口），在心里默默祝福那里出现的每一个人："愿你远离危难，愿你内心愉悦，愿你身体健康，愿你保有快乐。"——这是本周作业的现场版，可以让大家当场试一遍。</w:t>
+      </w:r>
+    </w:p>
+    <w:p>
+      <w:r>
+        <w:rPr>
+          <w:b/>
+          <w:color w:val="1E4620"/>
+          <w:sz w:val="23"/>
+        </w:rPr>
+        <w:t>扩展四：补充原文段落</w:t>
+      </w:r>
+    </w:p>
+    <w:p>
+      <w:r>
+        <w:rPr>
+          <w:b/>
+        </w:rPr>
+        <w:t>段落1：什么是慈心——离贪、离瞋、离痴</w:t>
+      </w:r>
+    </w:p>
+    <w:p>
+      <w:pPr>
+        <w:pStyle w:val="ListBullet"/>
+      </w:pPr>
+      <w:r>
+        <w:rPr>
+          <w:b/>
+        </w:rPr>
+        <w:t>出处</w:t>
+      </w:r>
+      <w:r>
+        <w:rPr>
+          <w:b w:val="0"/>
+        </w:rPr>
+        <w:t>：《原文全集》第一部分（第188讲 法念处·五盖（二））·三、慈心禅那的修习·（一）什么是慈心</w:t>
+      </w:r>
+    </w:p>
+    <w:p>
+      <w:pPr>
+        <w:ind w:left="170"/>
+        <w:pBdr>
+          <w:left w:val="single" w:sz="18" w:space="4" w:color="1E4620"/>
+        </w:pBdr>
+        <w:shd w:val="clear" w:fill="F2F5FA"/>
+      </w:pPr>
+      <w:r>
+        <w:rPr>
+          <w:b w:val="0"/>
+        </w:rPr>
+        <w:t>慈心是一种梵住，四梵住（慈、悲、喜、捨），排第一位的是慈梵住（Brahmavihāra）。修习慈心是为了去除瞋恚盖。贪的特点是黏著、执取。黏著、执取给你带来什么感觉呢？感觉被绑住了，对吧？……只要有任何贪爱就不自由。所以，离贪可以获得自由。瞋恚是粗野、残暴，经常生起害人的心，或者害人害己的心。离瞋带来慈悲，心会很柔软。瞋心重的人身体都很僵硬，浑身都是疙瘩，各种包，硬邦邦的，按哪都痛。而有慈心的人，浑身都很柔软。什么叫痴呢？就是盲目，愚痴的人像瞆的人，该做正确的事情他不会做。所以，离痴获得光明，让内心透亮，看问题不被堵住，一点就看到根源上，这是智慧。</w:t>
+      </w:r>
+    </w:p>
+    <w:p>
+      <w:r>
+        <w:rPr>
+          <w:b/>
+        </w:rPr>
+        <w:t>段落2：五十二心所中的"慈、悲、随喜"——美心所与不善心所对照</w:t>
+      </w:r>
+    </w:p>
+    <w:p>
+      <w:pPr>
+        <w:pStyle w:val="ListBullet"/>
+      </w:pPr>
+      <w:r>
+        <w:rPr>
+          <w:b/>
+        </w:rPr>
+        <w:t>出处</w:t>
+      </w:r>
+      <w:r>
+        <w:rPr>
+          <w:b w:val="0"/>
+        </w:rPr>
+        <w:t>：《原文全集》第五部分（如来禅修学体系81）·四、五十二（52）心所总表（图中文字整理）</w:t>
+      </w:r>
+    </w:p>
+    <w:p>
+      <w:pPr>
+        <w:ind w:left="170"/>
+        <w:pBdr>
+          <w:left w:val="single" w:sz="18" w:space="4" w:color="1E4620"/>
+        </w:pBdr>
+        <w:shd w:val="clear" w:fill="F2F5FA"/>
+      </w:pPr>
+      <w:r>
+        <w:rPr>
+          <w:b w:val="0"/>
+        </w:rPr>
+        <w:t>不善心所（14）：贪（爱/染）、瞋（怒/反击/拂逆）、痴（没智慧语）、掉举（忐忑）、昏沉（心的沉重）、睡眠（心的呆滞）、无惭（不耻作恶）、无愧（不怕作恶）、疑（不信因果/三宝）、邪见（错误的见解）、我慢（傲）、嫉（嫉妒）、悭（吝啬）、恶作（懊悔）</w:t>
+      </w:r>
+    </w:p>
+    <w:p>
+      <w:pPr>
+        <w:ind w:left="170"/>
+        <w:pBdr>
+          <w:left w:val="single" w:sz="18" w:space="4" w:color="1E4620"/>
+        </w:pBdr>
+        <w:shd w:val="clear" w:fill="F2F5FA"/>
+      </w:pPr>
+      <w:r>
+        <w:rPr>
+          <w:b w:val="0"/>
+        </w:rPr>
+        <w:t>美心所（25）：信、念、惭（耻作诸恶）、愧（怖畏诸恶）、无贪、无瞋、无痴（特慧根）、中捨性（作中立/旁观）、心所轻安、心轻安、心所轻快性、心轻快性、心所柔软性、心柔软性、心所练达性（适应性）、心练达性、心所正直性、心正直性、正语（离邪语）、正业（离杀盗淫）、正命（离邪命）、悲（悲悯）、随喜、慈（无量心所）</w:t>
+      </w:r>
+    </w:p>
+    <w:p>
+      <w:pPr>
+        <w:ind w:left="170"/>
+        <w:pBdr>
+          <w:left w:val="single" w:sz="18" w:space="4" w:color="1E4620"/>
+        </w:pBdr>
+        <w:shd w:val="clear" w:fill="F2F5FA"/>
+      </w:pPr>
+      <w:r>
+        <w:rPr>
+          <w:b w:val="0"/>
+        </w:rPr>
+        <w:t>（图中另标注：无量心所之"因组/果组"，慈、悲俱属无量心所；悲——以如理作意见有情无所归依，为众苦所迫；慈——以如理作意见有情的优点。）</w:t>
+      </w:r>
+    </w:p>
+    <w:p>
+      <w:r>
+        <w:rPr>
+          <w:b/>
+          <w:color w:val="1E4620"/>
+          <w:sz w:val="23"/>
+        </w:rPr>
+        <w:t>扩展五：深入讨论问题</w:t>
+      </w:r>
+    </w:p>
+    <w:p>
+      <w:pPr>
+        <w:pStyle w:val="ListNumber"/>
+      </w:pPr>
+      <w:r>
+        <w:rPr>
+          <w:b w:val="0"/>
+        </w:rPr>
+        <w:t>原文说"慈悲喜舍是压力的疏解剂、社会和平的缔造者、解决社会冲突的根本药方"——你同意吗？能举一个自己身边的例子吗？</w:t>
+      </w:r>
+    </w:p>
+    <w:p>
+      <w:pPr>
+        <w:pStyle w:val="ListNumber"/>
+      </w:pPr>
+      <w:r>
+        <w:rPr>
+          <w:b w:val="0"/>
+        </w:rPr>
+        <w:t>在五十二心所表里，"随喜"属于美心所，"嫉（嫉妒）""悭（吝啬）"属于不善心所——观察一下：当别人成功时，你的第一反应更接近哪一个？为什么"随喜"这么难？</w:t>
+      </w:r>
+    </w:p>
+    <w:p>
+      <w:r>
+        <w:rPr>
+          <w:b/>
+          <w:color w:val="1E4620"/>
+          <w:sz w:val="23"/>
+        </w:rPr>
+        <w:t>扩展六：延伸小练习</w:t>
+      </w:r>
+    </w:p>
+    <w:p>
+      <w:pPr>
+        <w:pStyle w:val="ListBullet"/>
+      </w:pPr>
+      <w:r>
+        <w:rPr>
+          <w:b/>
+        </w:rPr>
+        <w:t>"随喜"练习（约5分钟）</w:t>
+      </w:r>
+      <w:r>
+        <w:rPr>
+          <w:b w:val="0"/>
+        </w:rPr>
+        <w:t>：请大家回想今天（或本周）身边某个人"过得好"的事——升职、被表扬、家庭和睦、身体健康——在心里真心地说一句："真好，随喜他/她。"然后分享：说这句话时，心里是轻松的，还是有一点点酸？本周末前，每次看到别人"好"，都在心里默默随喜一次。</w:t>
+      </w:r>
+    </w:p>
+    <w:p>
+      <w:r>
+        <w:rPr>
+          <w:b/>
+          <w:color w:val="1E4620"/>
+          <w:sz w:val="26"/>
+        </w:rPr>
+        <w:t>🔚 收尾与回向（15 min）</w:t>
+      </w:r>
+    </w:p>
+    <w:p>
+      <w:pPr>
+        <w:pStyle w:val="ListNumber"/>
+      </w:pPr>
+      <w:r>
+        <w:rPr>
+          <w:b/>
+        </w:rPr>
+        <w:t>每人一句话</w:t>
+      </w:r>
+      <w:r>
+        <w:rPr>
+          <w:b w:val="0"/>
+        </w:rPr>
+        <w:t>：向"十方众生"散播慈爱时，你心里是什么感觉？有没有觉得心变大了？</w:t>
+      </w:r>
+    </w:p>
+    <w:p>
+      <w:pPr>
+        <w:pStyle w:val="ListNumber"/>
+      </w:pPr>
+      <w:r>
+        <w:rPr>
+          <w:b/>
+        </w:rPr>
+        <w:t>下周预告</w:t>
+      </w:r>
+      <w:r>
+        <w:rPr>
+          <w:b w:val="0"/>
+        </w:rPr>
+        <w:t>：下周我们学习四无量心——慈、悲、喜、舍。</w:t>
+      </w:r>
+    </w:p>
+    <w:p>
+      <w:pPr>
+        <w:pStyle w:val="ListNumber"/>
+      </w:pPr>
+      <w:r>
+        <w:rPr>
+          <w:b/>
+        </w:rPr>
+        <w:t>本周作业</w:t>
+      </w:r>
+      <w:r>
+        <w:rPr>
+          <w:b w:val="0"/>
+        </w:rPr>
+        <w:t>：选一个你每天经过的地方（如每天坐的地铁站、常去的菜市场），每次经过时在心里祝福那里的人。</w:t>
+      </w:r>
+    </w:p>
+    <w:p>
+      <w:pPr>
+        <w:pStyle w:val="ListNumber"/>
+      </w:pPr>
+      <w:r>
+        <w:rPr>
+          <w:b/>
+        </w:rPr>
+        <w:t>回向</w:t>
+      </w:r>
+      <w:r>
+        <w:rPr>
+          <w:b w:val="0"/>
+        </w:rPr>
+        <w:t>（一起念）：</w:t>
+      </w:r>
+    </w:p>
+    <w:p>
+      <w:pPr>
+        <w:pStyle w:val="ListNumber"/>
+      </w:pPr>
+      <w:r>
+        <w:rPr>
+          <w:b/>
+        </w:rPr>
+        <w:t>每人一句话</w:t>
+      </w:r>
+      <w:r>
+        <w:rPr>
+          <w:b w:val="0"/>
+        </w:rPr>
+        <w:t>：四种心态里，哪一种让你最有感觉？</w:t>
+      </w:r>
+    </w:p>
+    <w:p>
+      <w:pPr>
+        <w:pStyle w:val="ListNumber"/>
+      </w:pPr>
+      <w:r>
+        <w:rPr>
+          <w:b/>
+        </w:rPr>
+        <w:t>下周预告</w:t>
+      </w:r>
+      <w:r>
+        <w:rPr>
+          <w:b w:val="0"/>
+        </w:rPr>
+        <w:t>：下周是实践课——把慈心融入日常生活（睡觉前、人际冲突时、禅修前）。</w:t>
+      </w:r>
+    </w:p>
+    <w:p>
+      <w:pPr>
+        <w:pStyle w:val="ListNumber"/>
+      </w:pPr>
+      <w:r>
+        <w:rPr>
+          <w:b/>
+        </w:rPr>
+        <w:t>本周作业</w:t>
+      </w:r>
+      <w:r>
+        <w:rPr>
+          <w:b w:val="0"/>
+        </w:rPr>
+        <w:t>：本周特别注意"随喜"——当别人被表扬、成功时，观察自己的第一反应。</w:t>
+      </w:r>
+    </w:p>
+    <w:p>
+      <w:pPr>
+        <w:pStyle w:val="ListNumber"/>
+      </w:pPr>
+      <w:r>
+        <w:rPr>
+          <w:b/>
+        </w:rPr>
+        <w:t>回向</w:t>
+      </w:r>
+      <w:r>
+        <w:rPr>
+          <w:b w:val="0"/>
+        </w:rPr>
+        <w:t>（一起念）：</w:t>
+      </w:r>
+    </w:p>
+    <w:p>
+      <w:r>
+        <w:rPr>
+          <w:b/>
+        </w:rPr>
+        <w:t>回向（一起念）</w:t>
+      </w:r>
+      <w:r>
+        <w:rPr>
+          <w:b w:val="0"/>
+        </w:rPr>
+        <w:t>：</w:t>
+      </w:r>
+    </w:p>
+    <w:p>
+      <w:pPr>
+        <w:ind w:left="170"/>
+        <w:pBdr>
+          <w:left w:val="single" w:sz="18" w:space="4" w:color="1E4620"/>
+        </w:pBdr>
+        <w:shd w:val="clear" w:fill="F2F5FA"/>
+      </w:pPr>
+      <w:r>
+        <w:rPr>
+          <w:b/>
+        </w:rPr>
+        <w:t>愿我此功德，导向诸漏尽！</w:t>
+      </w:r>
+    </w:p>
+    <w:p>
+      <w:pPr>
+        <w:ind w:left="170"/>
+        <w:pBdr>
+          <w:left w:val="single" w:sz="18" w:space="4" w:color="1E4620"/>
+        </w:pBdr>
+        <w:shd w:val="clear" w:fill="F2F5FA"/>
+      </w:pPr>
+      <w:r>
+        <w:rPr>
+          <w:b/>
+        </w:rPr>
+        <w:t>愿我此功德，为证涅槃缘！</w:t>
+      </w:r>
+    </w:p>
+    <w:p>
+      <w:pPr>
+        <w:ind w:left="170"/>
+        <w:pBdr>
+          <w:left w:val="single" w:sz="18" w:space="4" w:color="1E4620"/>
+        </w:pBdr>
+        <w:shd w:val="clear" w:fill="F2F5FA"/>
+      </w:pPr>
+      <w:r>
+        <w:rPr>
+          <w:b/>
+        </w:rPr>
+        <w:t>我此功德分，回向诸有情！</w:t>
+      </w:r>
+    </w:p>
+    <w:p>
+      <w:pPr>
+        <w:ind w:left="170"/>
+        <w:pBdr>
+          <w:left w:val="single" w:sz="18" w:space="4" w:color="1E4620"/>
+        </w:pBdr>
+        <w:shd w:val="clear" w:fill="F2F5FA"/>
+      </w:pPr>
+      <w:r>
+        <w:rPr>
+          <w:b/>
+        </w:rPr>
+        <w:t>愿彼等一切，同得功德分！</w:t>
+      </w:r>
+    </w:p>
+    <w:p>
+      <w:r>
+        <w:rPr>
+          <w:b/>
+          <w:color w:val="1E4620"/>
+          <w:sz w:val="26"/>
         </w:rPr>
         <w:t>📚 延伸阅读（课后自由选读，均为文字版）</w:t>
       </w:r>
@@ -3739,7 +3919,6 @@
       <w:tblPr>
         <w:tblStyle w:val="TableGrid"/>
         <w:tblW w:type="auto" w:w="0"/>
-        <w:jc w:val="center"/>
         <w:tblLook w:firstColumn="1" w:firstRow="1" w:lastColumn="0" w:lastRow="0" w:noHBand="0" w:noVBand="1" w:val="04A0"/>
       </w:tblPr>
       <w:tblGrid>
@@ -3751,17 +3930,20 @@
         <w:tc>
           <w:tcPr>
             <w:tcW w:type="dxa" w:w="3213"/>
-            <w:shd w:val="clear" w:color="auto" w:fill="1E5631"/>
+            <w:shd w:val="clear" w:fill="1E4620"/>
           </w:tcPr>
           <w:p>
-            <w:pPr>
-              <w:spacing w:after="20"/>
-            </w:pPr>
             <w:r>
               <w:rPr>
-                <w:b/>
                 <w:color w:val="FFFFFF"/>
-                <w:sz w:val="19"/>
+                <w:sz w:val="18"/>
+              </w:rPr>
+            </w:r>
+            <w:r>
+              <w:rPr>
+                <w:b w:val="0"/>
+                <w:color w:val="FFFFFF"/>
+                <w:sz w:val="18"/>
               </w:rPr>
               <w:t>标题</w:t>
             </w:r>
@@ -3770,17 +3952,20 @@
         <w:tc>
           <w:tcPr>
             <w:tcW w:type="dxa" w:w="3213"/>
-            <w:shd w:val="clear" w:color="auto" w:fill="1E5631"/>
+            <w:shd w:val="clear" w:fill="1E4620"/>
           </w:tcPr>
           <w:p>
-            <w:pPr>
-              <w:spacing w:after="20"/>
-            </w:pPr>
             <w:r>
               <w:rPr>
-                <w:b/>
                 <w:color w:val="FFFFFF"/>
-                <w:sz w:val="19"/>
+                <w:sz w:val="18"/>
+              </w:rPr>
+            </w:r>
+            <w:r>
+              <w:rPr>
+                <w:b w:val="0"/>
+                <w:color w:val="FFFFFF"/>
+                <w:sz w:val="18"/>
               </w:rPr>
               <w:t>media_id</w:t>
             </w:r>
@@ -3789,17 +3974,20 @@
         <w:tc>
           <w:tcPr>
             <w:tcW w:type="dxa" w:w="3213"/>
-            <w:shd w:val="clear" w:color="auto" w:fill="1E5631"/>
+            <w:shd w:val="clear" w:fill="1E4620"/>
           </w:tcPr>
           <w:p>
-            <w:pPr>
-              <w:spacing w:after="20"/>
-            </w:pPr>
             <w:r>
               <w:rPr>
-                <w:b/>
                 <w:color w:val="FFFFFF"/>
-                <w:sz w:val="19"/>
+                <w:sz w:val="18"/>
+              </w:rPr>
+            </w:r>
+            <w:r>
+              <w:rPr>
+                <w:b w:val="0"/>
+                <w:color w:val="FFFFFF"/>
+                <w:sz w:val="18"/>
               </w:rPr>
               <w:t>打开方式</w:t>
             </w:r>
@@ -3812,12 +4000,15 @@
             <w:tcW w:type="dxa" w:w="3213"/>
           </w:tcPr>
           <w:p>
-            <w:pPr>
-              <w:spacing w:after="20"/>
-            </w:pPr>
             <w:r>
               <w:rPr>
-                <w:sz w:val="19"/>
+                <w:sz w:val="18"/>
+              </w:rPr>
+            </w:r>
+            <w:r>
+              <w:rPr>
+                <w:b w:val="0"/>
+                <w:sz w:val="18"/>
               </w:rPr>
               <w:t>第189讲 五盖3（docx文字版）</w:t>
             </w:r>
@@ -3828,14 +4019,17 @@
             <w:tcW w:type="dxa" w:w="3213"/>
           </w:tcPr>
           <w:p>
-            <w:pPr>
-              <w:spacing w:after="20"/>
-            </w:pPr>
             <w:r>
               <w:rPr>
-                <w:sz w:val="19"/>
+                <w:sz w:val="18"/>
               </w:rPr>
-              <w:t>`word_d0dd1c0cd17209afe241ece24bf6b7b4_d03b0c87881adbd141fd68f2dc9947ca7439961422831605`</w:t>
+            </w:r>
+            <w:r>
+              <w:rPr>
+                <w:b w:val="0"/>
+                <w:sz w:val="18"/>
+              </w:rPr>
+              <w:t>word_d0dd1c0cd17209afe241ece24bf6b7b4_d03b0c87881adbd141fd68f2dc9947ca7439961422831605</w:t>
             </w:r>
           </w:p>
         </w:tc>
@@ -3844,12 +4038,15 @@
             <w:tcW w:type="dxa" w:w="3213"/>
           </w:tcPr>
           <w:p>
-            <w:pPr>
-              <w:spacing w:after="20"/>
-            </w:pPr>
             <w:r>
               <w:rPr>
-                <w:sz w:val="19"/>
+                <w:sz w:val="18"/>
+              </w:rPr>
+            </w:r>
+            <w:r>
+              <w:rPr>
+                <w:b w:val="0"/>
+                <w:sz w:val="18"/>
               </w:rPr>
               <w:t>ima知识库搜索「189讲 五盖3」</w:t>
             </w:r>
@@ -3860,15 +4057,18 @@
         <w:tc>
           <w:tcPr>
             <w:tcW w:type="dxa" w:w="3213"/>
-            <w:shd w:val="clear" w:color="auto" w:fill="F2F2F2"/>
+            <w:shd w:val="clear" w:fill="F2F5FA"/>
           </w:tcPr>
           <w:p>
-            <w:pPr>
-              <w:spacing w:after="20"/>
-            </w:pPr>
             <w:r>
               <w:rPr>
-                <w:sz w:val="19"/>
+                <w:sz w:val="18"/>
+              </w:rPr>
+            </w:r>
+            <w:r>
+              <w:rPr>
+                <w:b w:val="0"/>
+                <w:sz w:val="18"/>
               </w:rPr>
               <w:t>天湖寺早晚课诵本（PDF，含慈爱散播念诵）</w:t>
             </w:r>
@@ -3877,32 +4077,38 @@
         <w:tc>
           <w:tcPr>
             <w:tcW w:type="dxa" w:w="3213"/>
-            <w:shd w:val="clear" w:color="auto" w:fill="F2F2F2"/>
+            <w:shd w:val="clear" w:fill="F2F5FA"/>
           </w:tcPr>
           <w:p>
-            <w:pPr>
-              <w:spacing w:after="20"/>
-            </w:pPr>
             <w:r>
               <w:rPr>
-                <w:sz w:val="19"/>
+                <w:sz w:val="18"/>
               </w:rPr>
-              <w:t>`pdf_d0dd1c0cd17209afe241ece24bf6b7b4_6f25861a789aee54d314c7169431cab57439961422831605`</w:t>
+            </w:r>
+            <w:r>
+              <w:rPr>
+                <w:b w:val="0"/>
+                <w:sz w:val="18"/>
+              </w:rPr>
+              <w:t>pdf_d0dd1c0cd17209afe241ece24bf6b7b4_6f25861a789aee54d314c7169431cab57439961422831605</w:t>
             </w:r>
           </w:p>
         </w:tc>
         <w:tc>
           <w:tcPr>
             <w:tcW w:type="dxa" w:w="3213"/>
-            <w:shd w:val="clear" w:color="auto" w:fill="F2F2F2"/>
+            <w:shd w:val="clear" w:fill="F2F5FA"/>
           </w:tcPr>
           <w:p>
-            <w:pPr>
-              <w:spacing w:after="20"/>
-            </w:pPr>
             <w:r>
               <w:rPr>
-                <w:sz w:val="19"/>
+                <w:sz w:val="18"/>
+              </w:rPr>
+            </w:r>
+            <w:r>
+              <w:rPr>
+                <w:b w:val="0"/>
+                <w:sz w:val="18"/>
               </w:rPr>
               <w:t>ima知识库搜索「天湖寺早晚课诵本」</w:t>
             </w:r>
@@ -3915,12 +4121,15 @@
             <w:tcW w:type="dxa" w:w="3213"/>
           </w:tcPr>
           <w:p>
-            <w:pPr>
-              <w:spacing w:after="20"/>
-            </w:pPr>
             <w:r>
               <w:rPr>
-                <w:sz w:val="19"/>
+                <w:sz w:val="18"/>
+              </w:rPr>
+            </w:r>
+            <w:r>
+              <w:rPr>
+                <w:b w:val="0"/>
+                <w:sz w:val="18"/>
               </w:rPr>
               <w:t>第90讲 命根2-慈1（PDF课件完整版）</w:t>
             </w:r>
@@ -3931,14 +4140,17 @@
             <w:tcW w:type="dxa" w:w="3213"/>
           </w:tcPr>
           <w:p>
-            <w:pPr>
-              <w:spacing w:after="20"/>
-            </w:pPr>
             <w:r>
               <w:rPr>
-                <w:sz w:val="19"/>
+                <w:sz w:val="18"/>
               </w:rPr>
-              <w:t>`pdf_d0dd1c0cd17209afe241ece24bf6b7b4_cb3f88559d5185b079e299b66a22b05c7439961422831605`</w:t>
+            </w:r>
+            <w:r>
+              <w:rPr>
+                <w:b w:val="0"/>
+                <w:sz w:val="18"/>
+              </w:rPr>
+              <w:t>pdf_d0dd1c0cd17209afe241ece24bf6b7b4_cb3f88559d5185b079e299b66a22b05c7439961422831605</w:t>
             </w:r>
           </w:p>
         </w:tc>
@@ -3947,12 +4159,15 @@
             <w:tcW w:type="dxa" w:w="3213"/>
           </w:tcPr>
           <w:p>
-            <w:pPr>
-              <w:spacing w:after="20"/>
-            </w:pPr>
             <w:r>
               <w:rPr>
-                <w:sz w:val="19"/>
+                <w:sz w:val="18"/>
+              </w:rPr>
+            </w:r>
+            <w:r>
+              <w:rPr>
+                <w:b w:val="0"/>
+                <w:sz w:val="18"/>
               </w:rPr>
               <w:t>ima知识库搜索「第90讲 命根2」</w:t>
             </w:r>
@@ -3963,15 +4178,18 @@
         <w:tc>
           <w:tcPr>
             <w:tcW w:type="dxa" w:w="3213"/>
-            <w:shd w:val="clear" w:color="auto" w:fill="F2F2F2"/>
+            <w:shd w:val="clear" w:fill="F2F5FA"/>
           </w:tcPr>
           <w:p>
-            <w:pPr>
-              <w:spacing w:after="20"/>
-            </w:pPr>
             <w:r>
               <w:rPr>
-                <w:sz w:val="19"/>
+                <w:sz w:val="18"/>
+              </w:rPr>
+            </w:r>
+            <w:r>
+              <w:rPr>
+                <w:b w:val="0"/>
+                <w:sz w:val="18"/>
               </w:rPr>
               <w:t>十一集·增支部（PDF，慈心经十一种果报）</w:t>
             </w:r>
@@ -3980,32 +4198,38 @@
         <w:tc>
           <w:tcPr>
             <w:tcW w:type="dxa" w:w="3213"/>
-            <w:shd w:val="clear" w:color="auto" w:fill="F2F2F2"/>
+            <w:shd w:val="clear" w:fill="F2F5FA"/>
           </w:tcPr>
           <w:p>
-            <w:pPr>
-              <w:spacing w:after="20"/>
-            </w:pPr>
             <w:r>
               <w:rPr>
-                <w:sz w:val="19"/>
+                <w:sz w:val="18"/>
               </w:rPr>
-              <w:t>`pdf_d0dd1c0cd17209afe241ece24bf6b7b4_7dd7f986d02cb8adec0fdb7615321f9d7439961422831605`</w:t>
+            </w:r>
+            <w:r>
+              <w:rPr>
+                <w:b w:val="0"/>
+                <w:sz w:val="18"/>
+              </w:rPr>
+              <w:t>pdf_d0dd1c0cd17209afe241ece24bf6b7b4_7dd7f986d02cb8adec0fdb7615321f9d7439961422831605</w:t>
             </w:r>
           </w:p>
         </w:tc>
         <w:tc>
           <w:tcPr>
             <w:tcW w:type="dxa" w:w="3213"/>
-            <w:shd w:val="clear" w:color="auto" w:fill="F2F2F2"/>
+            <w:shd w:val="clear" w:fill="F2F5FA"/>
           </w:tcPr>
           <w:p>
-            <w:pPr>
-              <w:spacing w:after="20"/>
-            </w:pPr>
             <w:r>
               <w:rPr>
-                <w:sz w:val="19"/>
+                <w:sz w:val="18"/>
+              </w:rPr>
+            </w:r>
+            <w:r>
+              <w:rPr>
+                <w:b w:val="0"/>
+                <w:sz w:val="18"/>
               </w:rPr>
               <w:t>ima知识库搜索「十一集」</w:t>
             </w:r>
@@ -4015,121 +4239,113 @@
     </w:tbl>
     <w:p>
       <w:pPr>
-        <w:spacing w:before="40" w:after="80"/>
-        <w:ind w:left="283"/>
-        <w:shd w:val="clear" w:color="auto" w:fill="EDF6EF"/>
+        <w:ind w:left="170"/>
         <w:pBdr>
-          <w:left w:val="single" w:sz="20" w:space="6" w:color="1E5631"/>
+          <w:left w:val="single" w:sz="18" w:space="4" w:color="1E4620"/>
         </w:pBdr>
-      </w:pPr>
-      <w:r>
-        <w:rPr>
-          <w:sz w:val="20"/>
+        <w:shd w:val="clear" w:fill="F2F5FA"/>
+      </w:pPr>
+      <w:r>
+        <w:rPr>
+          <w:b w:val="0"/>
         </w:rPr>
         <w:t>📌 以上均为文字版资料 media_id（与《原文全集》附录资料清单一致）；完整原文文字已全部嵌入本文档上文「共读原文」部分，无需再去知识库查阅。</w:t>
       </w:r>
     </w:p>
     <w:p>
       <w:pPr>
-        <w:spacing w:before="40" w:after="80"/>
-        <w:ind w:left="283"/>
-        <w:shd w:val="clear" w:color="auto" w:fill="EDF6EF"/>
+        <w:ind w:left="170"/>
         <w:pBdr>
-          <w:left w:val="single" w:sz="20" w:space="6" w:color="1E5631"/>
+          <w:left w:val="single" w:sz="18" w:space="4" w:color="1E4620"/>
         </w:pBdr>
-      </w:pPr>
-      <w:r>
-        <w:rPr>
-          <w:sz w:val="20"/>
+        <w:shd w:val="clear" w:fill="F2F5FA"/>
+      </w:pPr>
+      <w:r>
+        <w:rPr>
+          <w:b w:val="0"/>
         </w:rPr>
         <w:t xml:space="preserve">📚 </w:t>
       </w:r>
       <w:r>
         <w:rPr>
           <w:b/>
-          <w:sz w:val="20"/>
         </w:rPr>
         <w:t>下一份文档</w:t>
       </w:r>
       <w:r>
         <w:rPr>
-          <w:sz w:val="20"/>
-        </w:rPr>
-        <w:t>：`第6周_四无量心-慈悲喜舍_学员版.md`</w:t>
+          <w:b w:val="0"/>
+        </w:rPr>
+        <w:t>：第6周_四无量心-慈悲喜舍_学员版.md</w:t>
       </w:r>
     </w:p>
     <w:p>
       <w:pPr>
-        <w:spacing w:before="40" w:after="80"/>
-        <w:ind w:left="283"/>
-        <w:shd w:val="clear" w:color="auto" w:fill="EDF6EF"/>
+        <w:ind w:left="170"/>
         <w:pBdr>
-          <w:left w:val="single" w:sz="20" w:space="6" w:color="1E5631"/>
+          <w:left w:val="single" w:sz="18" w:space="4" w:color="1E4620"/>
         </w:pBdr>
-      </w:pPr>
-      <w:r>
-        <w:rPr>
-          <w:sz w:val="20"/>
+        <w:shd w:val="clear" w:fill="F2F5FA"/>
+      </w:pPr>
+      <w:r>
+        <w:rPr>
+          <w:b w:val="0"/>
         </w:rPr>
         <w:t>📌 以上均为文字版资料 media_id（与《原文全集》附录资料清单一致）；完整原文文字已全部嵌入本文文档上文「共读原文」部分，无需再去知识库查阅。</w:t>
       </w:r>
     </w:p>
     <w:p>
       <w:pPr>
-        <w:spacing w:before="40" w:after="80"/>
-        <w:ind w:left="283"/>
-        <w:shd w:val="clear" w:color="auto" w:fill="EDF6EF"/>
+        <w:ind w:left="170"/>
         <w:pBdr>
-          <w:left w:val="single" w:sz="20" w:space="6" w:color="1E5631"/>
+          <w:left w:val="single" w:sz="18" w:space="4" w:color="1E4620"/>
         </w:pBdr>
-      </w:pPr>
-      <w:r>
-        <w:rPr>
-          <w:sz w:val="20"/>
+        <w:shd w:val="clear" w:fill="F2F5FA"/>
+      </w:pPr>
+      <w:r>
+        <w:rPr>
+          <w:b w:val="0"/>
         </w:rPr>
         <w:t xml:space="preserve">📚 </w:t>
       </w:r>
       <w:r>
         <w:rPr>
           <w:b/>
-          <w:sz w:val="20"/>
         </w:rPr>
         <w:t>下一份文档</w:t>
       </w:r>
       <w:r>
         <w:rPr>
-          <w:sz w:val="20"/>
-        </w:rPr>
-        <w:t>：`第7周_慈心禅的实修深化与入出息念配合_学员版.md`</w:t>
+          <w:b w:val="0"/>
+        </w:rPr>
+        <w:t>：第7周_慈心禅的实修深化与入出息念配合_学员版.md</w:t>
       </w:r>
     </w:p>
     <w:p>
       <w:pPr>
-        <w:spacing w:before="40" w:after="80"/>
-        <w:ind w:left="283"/>
-        <w:shd w:val="clear" w:color="auto" w:fill="EDF6EF"/>
+        <w:ind w:left="170"/>
         <w:pBdr>
-          <w:left w:val="single" w:sz="20" w:space="6" w:color="1E5631"/>
+          <w:left w:val="single" w:sz="18" w:space="4" w:color="1E4620"/>
         </w:pBdr>
-      </w:pPr>
-      <w:r>
-        <w:rPr>
-          <w:sz w:val="20"/>
+        <w:shd w:val="clear" w:fill="F2F5FA"/>
+      </w:pPr>
+      <w:r>
+        <w:rPr>
+          <w:b w:val="0"/>
         </w:rPr>
         <w:t xml:space="preserve">📚 </w:t>
       </w:r>
       <w:r>
         <w:rPr>
           <w:b/>
-          <w:sz w:val="20"/>
         </w:rPr>
         <w:t>下一份文档</w:t>
       </w:r>
       <w:r>
         <w:rPr>
-          <w:sz w:val="20"/>
-        </w:rPr>
-        <w:t>：`第4周_慈心的扩展与四无量心_学员版.md`</w:t>
+          <w:b w:val="0"/>
+        </w:rPr>
+        <w:t>：第4周_慈心的扩展与四无量心_学员版.md</w:t>
       </w:r>
     </w:p>
     <w:sectPr>
@@ -4151,7 +4367,11 @@
       <w:pStyle w:val="Footer"/>
       <w:jc w:val="center"/>
     </w:pPr>
-    <w:fldSimple w:instr="PAGE"/>
+    <w:r>
+      <w:fldChar w:fldCharType="begin"/>
+      <w:instrText xml:space="preserve">PAGE</w:instrText>
+      <w:fldChar w:fldCharType="end"/>
+    </w:r>
   </w:p>
 </w:ftr>
 </file>
@@ -4165,10 +4385,10 @@
     </w:pPr>
     <w:r>
       <w:rPr>
-        <w:color w:val="808080"/>
+        <w:color w:val="1E4620"/>
         <w:sz w:val="16"/>
       </w:rPr>
-      <w:t>读书会02·第3周·慈心的扩展与四无量心（朗读优化版）</w:t>
+      <w:t>读书会02 · 第3周 · 朗读优化版（4周版） · 学员版</w:t>
     </w:r>
   </w:p>
 </w:hdr>
@@ -4537,11 +4757,8 @@
     <w:name w:val="Normal"/>
     <w:qFormat/>
     <w:rsid w:val="00FC693F"/>
-    <w:pPr>
-      <w:spacing w:line="324" w:lineRule="auto" w:after="60"/>
-    </w:pPr>
     <w:rPr>
-      <w:rFonts w:ascii="Microsoft YaHei" w:hAnsi="Microsoft YaHei" w:eastAsia="Microsoft YaHei"/>
+      <w:rFonts w:ascii="等线" w:hAnsi="等线" w:eastAsia="宋体"/>
       <w:sz w:val="21"/>
     </w:rPr>
   </w:style>
